--- a/internal_doc/09.规范模板/jira问题单模板.docx
+++ b/internal_doc/09.规范模板/jira问题单模板.docx
@@ -6,12 +6,12 @@
       <w:pPr>
         <w:jc w:val="center"/>
         <w:rPr>
-          <w:rFonts w:hint="eastAsia"/>
           <w:b/>
           <w:sz w:val="52"/>
           <w:szCs w:val="52"/>
         </w:rPr>
       </w:pPr>
+      <w:proofErr w:type="spellStart"/>
       <w:r>
         <w:rPr>
           <w:rFonts w:hint="eastAsia"/>
@@ -21,6 +21,7 @@
         </w:rPr>
         <w:t>jira</w:t>
       </w:r>
+      <w:proofErr w:type="spellEnd"/>
       <w:r>
         <w:rPr>
           <w:rFonts w:hint="eastAsia"/>
@@ -36,7 +37,6 @@
         <w:spacing w:after="100" w:afterAutospacing="1"/>
         <w:jc w:val="center"/>
         <w:rPr>
-          <w:rFonts w:hint="eastAsia"/>
           <w:b/>
         </w:rPr>
       </w:pPr>
@@ -46,7 +46,6 @@
         <w:spacing w:after="100" w:afterAutospacing="1"/>
         <w:jc w:val="center"/>
         <w:rPr>
-          <w:rFonts w:hint="eastAsia"/>
           <w:b/>
         </w:rPr>
       </w:pPr>
@@ -332,7 +331,7 @@
         <w:rPr>
           <w:rFonts w:hint="eastAsia"/>
         </w:rPr>
-        <w:t>【模块名称】缺陷描述（描述简单明了，没有歧义）</w:t>
+        <w:t>缺陷描述（描述简单明了，没有歧义）</w:t>
       </w:r>
     </w:p>
     <w:p/>
@@ -448,22 +447,6 @@
       </w:r>
     </w:p>
     <w:p>
-      <w:r>
-        <w:rPr>
-          <w:rFonts w:hint="eastAsia"/>
-          <w:i/>
-        </w:rPr>
-        <w:t>【模块名称】标识该缺陷所属模块</w:t>
-      </w:r>
-      <w:r>
-        <w:rPr>
-          <w:rFonts w:hint="eastAsia"/>
-          <w:i/>
-        </w:rPr>
-        <w:t>，写在标题中能更直观地了解当前问题单的分布情况</w:t>
-      </w:r>
-    </w:p>
-    <w:p>
       <w:pPr>
         <w:pStyle w:val="Heading2"/>
       </w:pPr>
@@ -806,7 +789,13 @@
         <w:rPr>
           <w:rFonts w:hint="eastAsia"/>
         </w:rPr>
-        <w:t>【验证结果】</w:t>
+        <w:t>【验证步骤</w:t>
+      </w:r>
+      <w:r>
+        <w:rPr>
+          <w:rFonts w:hint="eastAsia"/>
+        </w:rPr>
+        <w:t>】</w:t>
       </w:r>
     </w:p>
     <w:p>
@@ -834,6 +823,13 @@
           <w:i/>
         </w:rPr>
         <w:t>测试</w:t>
+      </w:r>
+      <w:r>
+        <w:rPr>
+          <w:rFonts w:hint="eastAsia"/>
+          <w:i/>
+        </w:rPr>
+        <w:t>步骤、</w:t>
       </w:r>
       <w:r>
         <w:rPr>
@@ -861,31 +857,18 @@
         <w:rPr>
           <w:rFonts w:hint="eastAsia"/>
         </w:rPr>
-        <w:t>【</w:t>
-      </w:r>
-      <w:r>
-        <w:rPr>
-          <w:rFonts w:hint="eastAsia"/>
-        </w:rPr>
-        <w:t>测试结果</w:t>
-      </w:r>
-      <w:r>
-        <w:rPr>
-          <w:rFonts w:hint="eastAsia"/>
-        </w:rPr>
-        <w:t>】</w:t>
-      </w:r>
-    </w:p>
-    <w:p>
-      <w:pPr>
-        <w:rPr>
-          <w:i/>
-        </w:rPr>
-      </w:pPr>
-      <w:r>
-        <w:rPr>
-          <w:rFonts w:hint="eastAsia"/>
-          <w:i/>
+        <w:t>【验证步骤】</w:t>
+      </w:r>
+    </w:p>
+    <w:p>
+      <w:pPr>
+        <w:rPr>
+          <w:i/>
+        </w:rPr>
+      </w:pPr>
+      <w:r>
+        <w:rPr>
+          <w:rFonts w:hint="eastAsia"/>
         </w:rPr>
         <w:tab/>
       </w:r>
@@ -901,7 +884,7 @@
           <w:rFonts w:hint="eastAsia"/>
           <w:i/>
         </w:rPr>
-        <w:t>测试</w:t>
+        <w:t>测试步骤、</w:t>
       </w:r>
       <w:r>
         <w:rPr>
@@ -1366,11 +1349,19 @@
         </w:rPr>
         <w:t>版本信息：</w:t>
       </w:r>
-      <w:r>
-        <w:rPr>
-          <w:rFonts w:hint="eastAsia"/>
-        </w:rPr>
-        <w:t xml:space="preserve">SequoiaDB shell version: 1.12 Release: 17720 </w:t>
+      <w:proofErr w:type="spellStart"/>
+      <w:r>
+        <w:rPr>
+          <w:rFonts w:hint="eastAsia"/>
+        </w:rPr>
+        <w:t>SequoiaDB</w:t>
+      </w:r>
+      <w:proofErr w:type="spellEnd"/>
+      <w:r>
+        <w:rPr>
+          <w:rFonts w:hint="eastAsia"/>
+        </w:rPr>
+        <w:t xml:space="preserve"> shell version: 1.12 Release: 17720 </w:t>
       </w:r>
     </w:p>
     <w:p>
@@ -1386,11 +1377,33 @@
         </w:rPr>
         <w:t>测试环境：服务器</w:t>
       </w:r>
-      <w:r>
-        <w:rPr>
-          <w:rFonts w:hint="eastAsia"/>
-        </w:rPr>
-        <w:t>linux ubuntu + IE7.0</w:t>
+      <w:proofErr w:type="spellStart"/>
+      <w:r>
+        <w:rPr>
+          <w:rFonts w:hint="eastAsia"/>
+        </w:rPr>
+        <w:t>linux</w:t>
+      </w:r>
+      <w:proofErr w:type="spellEnd"/>
+      <w:r>
+        <w:rPr>
+          <w:rFonts w:hint="eastAsia"/>
+        </w:rPr>
+        <w:t xml:space="preserve"> </w:t>
+      </w:r>
+      <w:proofErr w:type="spellStart"/>
+      <w:r>
+        <w:rPr>
+          <w:rFonts w:hint="eastAsia"/>
+        </w:rPr>
+        <w:t>ubuntu</w:t>
+      </w:r>
+      <w:proofErr w:type="spellEnd"/>
+      <w:r>
+        <w:rPr>
+          <w:rFonts w:hint="eastAsia"/>
+        </w:rPr>
+        <w:t xml:space="preserve"> + IE7.0</w:t>
       </w:r>
     </w:p>
     <w:p>

--- a/internal_doc/09.规范模板/jira问题单模板.docx
+++ b/internal_doc/09.规范模板/jira问题单模板.docx
@@ -331,6 +331,48 @@
         <w:rPr>
           <w:rFonts w:hint="eastAsia"/>
         </w:rPr>
+        <w:t>【</w:t>
+      </w:r>
+      <w:r>
+        <w:rPr>
+          <w:rFonts w:hint="eastAsia"/>
+        </w:rPr>
+        <w:t>story/SDV/</w:t>
+      </w:r>
+      <w:r>
+        <w:rPr>
+          <w:rFonts w:hint="eastAsia"/>
+        </w:rPr>
+        <w:t>性能</w:t>
+      </w:r>
+      <w:r>
+        <w:rPr>
+          <w:rFonts w:hint="eastAsia"/>
+        </w:rPr>
+        <w:t>/</w:t>
+      </w:r>
+      <w:r>
+        <w:rPr>
+          <w:rFonts w:hint="eastAsia"/>
+        </w:rPr>
+        <w:t>可靠性】【模块</w:t>
+      </w:r>
+      <w:r>
+        <w:rPr>
+          <w:rFonts w:hint="eastAsia"/>
+        </w:rPr>
+        <w:t>/</w:t>
+      </w:r>
+      <w:r>
+        <w:rPr>
+          <w:rFonts w:hint="eastAsia"/>
+        </w:rPr>
+        <w:t>特性名称】</w:t>
+      </w:r>
+      <w:r>
+        <w:rPr>
+          <w:rFonts w:hint="eastAsia"/>
+        </w:rPr>
         <w:t>缺陷描述（描述简单明了，没有歧义）</w:t>
       </w:r>
     </w:p>
@@ -380,6 +422,7 @@
     <w:p>
       <w:pPr>
         <w:rPr>
+          <w:rFonts w:hint="eastAsia"/>
           <w:i/>
         </w:rPr>
       </w:pPr>
@@ -448,6 +491,101 @@
     </w:p>
     <w:p>
       <w:pPr>
+        <w:rPr>
+          <w:rFonts w:hint="eastAsia"/>
+        </w:rPr>
+      </w:pPr>
+      <w:r>
+        <w:rPr>
+          <w:rFonts w:hint="eastAsia"/>
+        </w:rPr>
+        <w:t>【</w:t>
+      </w:r>
+      <w:r>
+        <w:rPr>
+          <w:rFonts w:hint="eastAsia"/>
+        </w:rPr>
+        <w:t>story/SDV/</w:t>
+      </w:r>
+      <w:r>
+        <w:rPr>
+          <w:rFonts w:hint="eastAsia"/>
+        </w:rPr>
+        <w:t>性能</w:t>
+      </w:r>
+      <w:r>
+        <w:rPr>
+          <w:rFonts w:hint="eastAsia"/>
+        </w:rPr>
+        <w:t>/</w:t>
+      </w:r>
+      <w:r>
+        <w:rPr>
+          <w:rFonts w:hint="eastAsia"/>
+        </w:rPr>
+        <w:t>可靠性】测试类型或者测试阶段</w:t>
+      </w:r>
+    </w:p>
+    <w:p>
+      <w:pPr>
+        <w:rPr>
+          <w:i/>
+        </w:rPr>
+      </w:pPr>
+      <w:r>
+        <w:rPr>
+          <w:rFonts w:hint="eastAsia"/>
+        </w:rPr>
+        <w:t>【模块</w:t>
+      </w:r>
+      <w:r>
+        <w:rPr>
+          <w:rFonts w:hint="eastAsia"/>
+        </w:rPr>
+        <w:t>/</w:t>
+      </w:r>
+      <w:r>
+        <w:rPr>
+          <w:rFonts w:hint="eastAsia"/>
+        </w:rPr>
+        <w:t>特性名称】</w:t>
+      </w:r>
+      <w:r>
+        <w:t>story</w:t>
+      </w:r>
+      <w:r>
+        <w:rPr>
+          <w:rFonts w:hint="eastAsia"/>
+        </w:rPr>
+        <w:t>可以写</w:t>
+      </w:r>
+      <w:r>
+        <w:rPr>
+          <w:rFonts w:hint="eastAsia"/>
+        </w:rPr>
+        <w:t>story</w:t>
+      </w:r>
+      <w:r>
+        <w:rPr>
+          <w:rFonts w:hint="eastAsia"/>
+        </w:rPr>
+        <w:t>名称或者模块名称；</w:t>
+      </w:r>
+      <w:r>
+        <w:rPr>
+          <w:rFonts w:hint="eastAsia"/>
+        </w:rPr>
+        <w:t>SDV</w:t>
+      </w:r>
+      <w:r>
+        <w:rPr>
+          <w:rFonts w:hint="eastAsia"/>
+        </w:rPr>
+        <w:t>可以写特性名称或者对应模块名称</w:t>
+      </w:r>
+    </w:p>
+    <w:p>
+      <w:pPr>
         <w:pStyle w:val="Heading2"/>
       </w:pPr>
       <w:r>
@@ -848,79 +986,421 @@
         <w:rPr>
           <w:rFonts w:hint="eastAsia"/>
         </w:rPr>
+        <w:t>测试结果</w:t>
+      </w:r>
+    </w:p>
+    <w:p>
+      <w:r>
+        <w:rPr>
+          <w:rFonts w:hint="eastAsia"/>
+        </w:rPr>
+        <w:t>【验证步骤】</w:t>
+      </w:r>
+    </w:p>
+    <w:p>
+      <w:pPr>
+        <w:rPr>
+          <w:i/>
+        </w:rPr>
+      </w:pPr>
+      <w:r>
+        <w:rPr>
+          <w:rFonts w:hint="eastAsia"/>
+        </w:rPr>
+        <w:tab/>
+      </w:r>
+      <w:r>
+        <w:rPr>
+          <w:rFonts w:hint="eastAsia"/>
+          <w:i/>
+        </w:rPr>
+        <w:t>描述问题单修改后的</w:t>
+      </w:r>
+      <w:r>
+        <w:rPr>
+          <w:rFonts w:hint="eastAsia"/>
+          <w:i/>
+        </w:rPr>
+        <w:t>测试步骤、</w:t>
+      </w:r>
+      <w:r>
+        <w:rPr>
+          <w:rFonts w:hint="eastAsia"/>
+          <w:i/>
+        </w:rPr>
+        <w:t>结果或截图</w:t>
+      </w:r>
+    </w:p>
+    <w:p/>
+    <w:p>
+      <w:pPr>
+        <w:pStyle w:val="Heading1"/>
+      </w:pPr>
+      <w:r>
+        <w:rPr>
+          <w:rFonts w:hint="eastAsia"/>
+        </w:rPr>
+        <w:t>Story</w:t>
+      </w:r>
+      <w:r>
+        <w:rPr>
+          <w:rFonts w:hint="eastAsia"/>
+        </w:rPr>
+        <w:t>模板</w:t>
+      </w:r>
+    </w:p>
+    <w:p>
+      <w:pPr>
+        <w:pStyle w:val="Heading2"/>
+      </w:pPr>
+      <w:r>
+        <w:rPr>
+          <w:rFonts w:hint="eastAsia"/>
+        </w:rPr>
+        <w:t>标题</w:t>
+      </w:r>
+    </w:p>
+    <w:p>
+      <w:r>
+        <w:rPr>
+          <w:rFonts w:hint="eastAsia"/>
+        </w:rPr>
+        <w:t>【</w:t>
+      </w:r>
+      <w:r>
+        <w:rPr>
+          <w:rFonts w:hint="eastAsia"/>
+        </w:rPr>
+        <w:t>STORY</w:t>
+      </w:r>
+      <w:r>
+        <w:rPr>
+          <w:rFonts w:hint="eastAsia"/>
+        </w:rPr>
+        <w:t>】【</w:t>
+      </w:r>
+      <w:r>
+        <w:rPr>
+          <w:rFonts w:hint="eastAsia"/>
+        </w:rPr>
+        <w:t>STORY</w:t>
+      </w:r>
+      <w:r>
+        <w:rPr>
+          <w:rFonts w:hint="eastAsia"/>
+        </w:rPr>
+        <w:t>编号】</w:t>
+      </w:r>
+      <w:r>
+        <w:rPr>
+          <w:rFonts w:hint="eastAsia"/>
+        </w:rPr>
+        <w:t>Story</w:t>
+      </w:r>
+      <w:r>
+        <w:rPr>
+          <w:rFonts w:hint="eastAsia"/>
+        </w:rPr>
+        <w:t>描述</w:t>
+      </w:r>
+    </w:p>
+    <w:p>
+      <w:pPr>
+        <w:pStyle w:val="Heading2"/>
+      </w:pPr>
+      <w:r>
+        <w:rPr>
+          <w:rFonts w:hint="eastAsia"/>
+        </w:rPr>
+        <w:t>Story</w:t>
+      </w:r>
+      <w:r>
+        <w:rPr>
+          <w:rFonts w:hint="eastAsia"/>
+        </w:rPr>
+        <w:t>描述</w:t>
+      </w:r>
+    </w:p>
+    <w:p>
+      <w:r>
+        <w:rPr>
+          <w:rFonts w:hint="eastAsia"/>
+        </w:rPr>
+        <w:t>【</w:t>
+      </w:r>
+      <w:r>
+        <w:rPr>
+          <w:rFonts w:hint="eastAsia"/>
+        </w:rPr>
+        <w:t>Story</w:t>
+      </w:r>
+      <w:r>
+        <w:rPr>
+          <w:rFonts w:hint="eastAsia"/>
+        </w:rPr>
+        <w:t>描述】</w:t>
+      </w:r>
+    </w:p>
+    <w:p>
+      <w:pPr>
+        <w:rPr>
+          <w:i/>
+        </w:rPr>
+      </w:pPr>
+      <w:r>
+        <w:rPr>
+          <w:rFonts w:hint="eastAsia"/>
+          <w:i/>
+        </w:rPr>
+        <w:tab/>
+      </w:r>
+      <w:r>
+        <w:rPr>
+          <w:rFonts w:hint="eastAsia"/>
+          <w:i/>
+        </w:rPr>
+        <w:t>详细介绍</w:t>
+      </w:r>
+      <w:r>
+        <w:rPr>
+          <w:rFonts w:hint="eastAsia"/>
+          <w:i/>
+        </w:rPr>
+        <w:t>Story</w:t>
+      </w:r>
+      <w:r>
+        <w:rPr>
+          <w:rFonts w:hint="eastAsia"/>
+          <w:i/>
+        </w:rPr>
+        <w:t>实现的功能</w:t>
+      </w:r>
+    </w:p>
+    <w:p>
+      <w:pPr>
+        <w:rPr>
+          <w:i/>
+        </w:rPr>
+      </w:pPr>
+      <w:r>
+        <w:rPr>
+          <w:rFonts w:hint="eastAsia"/>
+          <w:i/>
+        </w:rPr>
+        <w:tab/>
+      </w:r>
+      <w:r>
+        <w:rPr>
+          <w:rFonts w:hint="eastAsia"/>
+          <w:i/>
+        </w:rPr>
+        <w:t>附上</w:t>
+      </w:r>
+      <w:r>
+        <w:rPr>
+          <w:rFonts w:hint="eastAsia"/>
+          <w:i/>
+        </w:rPr>
+        <w:t>Story</w:t>
+      </w:r>
+      <w:r>
+        <w:rPr>
+          <w:rFonts w:hint="eastAsia"/>
+          <w:i/>
+        </w:rPr>
+        <w:t>文档的获取路径</w:t>
+      </w:r>
+    </w:p>
+    <w:p>
+      <w:r>
+        <w:rPr>
+          <w:rFonts w:hint="eastAsia"/>
+        </w:rPr>
+        <w:t>【验收用例】</w:t>
+      </w:r>
+    </w:p>
+    <w:p>
+      <w:pPr>
+        <w:rPr>
+          <w:i/>
+        </w:rPr>
+      </w:pPr>
+      <w:r>
+        <w:rPr>
+          <w:rFonts w:hint="eastAsia"/>
+        </w:rPr>
+        <w:tab/>
+      </w:r>
+      <w:r>
+        <w:rPr>
+          <w:rFonts w:hint="eastAsia"/>
+          <w:i/>
+        </w:rPr>
+        <w:t>story</w:t>
+      </w:r>
+      <w:r>
+        <w:rPr>
+          <w:rFonts w:hint="eastAsia"/>
+          <w:i/>
+        </w:rPr>
+        <w:t>的验收用例</w:t>
+      </w:r>
+    </w:p>
+    <w:p>
+      <w:pPr>
+        <w:pStyle w:val="Heading1"/>
+      </w:pPr>
+      <w:r>
+        <w:rPr>
+          <w:rFonts w:hint="eastAsia"/>
+        </w:rPr>
+        <w:t>Task</w:t>
+      </w:r>
+      <w:r>
+        <w:rPr>
+          <w:rFonts w:hint="eastAsia"/>
+        </w:rPr>
+        <w:t>模板</w:t>
+      </w:r>
+    </w:p>
+    <w:p>
+      <w:pPr>
+        <w:pStyle w:val="Heading2"/>
+      </w:pPr>
+      <w:r>
+        <w:rPr>
+          <w:rFonts w:hint="eastAsia"/>
+        </w:rPr>
+        <w:t>标题</w:t>
+      </w:r>
+    </w:p>
+    <w:p>
+      <w:r>
+        <w:rPr>
+          <w:rFonts w:hint="eastAsia"/>
+        </w:rPr>
+        <w:t>【</w:t>
+      </w:r>
+      <w:r>
+        <w:rPr>
+          <w:rFonts w:hint="eastAsia"/>
+        </w:rPr>
+        <w:t>TASK</w:t>
+      </w:r>
+      <w:r>
+        <w:rPr>
+          <w:rFonts w:hint="eastAsia"/>
+        </w:rPr>
+        <w:t>】【</w:t>
+      </w:r>
+      <w:r>
+        <w:rPr>
+          <w:rFonts w:hint="eastAsia"/>
+        </w:rPr>
+        <w:t>TASK</w:t>
+      </w:r>
+      <w:r>
+        <w:rPr>
+          <w:rFonts w:hint="eastAsia"/>
+        </w:rPr>
+        <w:t>编号】</w:t>
+      </w:r>
+      <w:r>
+        <w:rPr>
+          <w:rFonts w:hint="eastAsia"/>
+        </w:rPr>
+        <w:t>Story</w:t>
+      </w:r>
+      <w:r>
+        <w:rPr>
+          <w:rFonts w:hint="eastAsia"/>
+        </w:rPr>
+        <w:t>描述</w:t>
+      </w:r>
+    </w:p>
+    <w:p>
+      <w:pPr>
+        <w:pStyle w:val="Heading2"/>
+      </w:pPr>
+      <w:r>
+        <w:rPr>
+          <w:rFonts w:hint="eastAsia"/>
+        </w:rPr>
+        <w:t>Task</w:t>
+      </w:r>
+      <w:r>
+        <w:rPr>
+          <w:rFonts w:hint="eastAsia"/>
+        </w:rPr>
+        <w:t>描述</w:t>
+      </w:r>
+    </w:p>
+    <w:p>
+      <w:r>
+        <w:rPr>
+          <w:rFonts w:hint="eastAsia"/>
+        </w:rPr>
+        <w:t>【</w:t>
+      </w:r>
+      <w:r>
+        <w:rPr>
+          <w:rFonts w:hint="eastAsia"/>
+        </w:rPr>
+        <w:t>Task</w:t>
+      </w:r>
+      <w:r>
+        <w:rPr>
+          <w:rFonts w:hint="eastAsia"/>
+        </w:rPr>
+        <w:t>描述】</w:t>
+      </w:r>
+    </w:p>
+    <w:p>
+      <w:pPr>
+        <w:rPr>
+          <w:i/>
+        </w:rPr>
+      </w:pPr>
+      <w:r>
+        <w:rPr>
+          <w:rFonts w:hint="eastAsia"/>
+          <w:i/>
+        </w:rPr>
+        <w:tab/>
+      </w:r>
+      <w:r>
+        <w:rPr>
+          <w:rFonts w:hint="eastAsia"/>
+          <w:i/>
+        </w:rPr>
+        <w:t>详细介绍</w:t>
+      </w:r>
+      <w:r>
+        <w:rPr>
+          <w:rFonts w:hint="eastAsia"/>
+          <w:i/>
+        </w:rPr>
+        <w:t>Task</w:t>
+      </w:r>
+    </w:p>
+    <w:p>
+      <w:pPr>
+        <w:rPr>
+          <w:i/>
+        </w:rPr>
+      </w:pPr>
+    </w:p>
+    <w:p/>
+    <w:p>
+      <w:pPr>
+        <w:pStyle w:val="Heading1"/>
+      </w:pPr>
+      <w:r>
+        <w:rPr>
+          <w:rFonts w:hint="eastAsia"/>
+        </w:rPr>
         <w:lastRenderedPageBreak/>
-        <w:t>测试结果</w:t>
-      </w:r>
-    </w:p>
-    <w:p>
-      <w:r>
-        <w:rPr>
-          <w:rFonts w:hint="eastAsia"/>
-        </w:rPr>
-        <w:t>【验证步骤】</w:t>
-      </w:r>
-    </w:p>
-    <w:p>
-      <w:pPr>
-        <w:rPr>
-          <w:i/>
-        </w:rPr>
-      </w:pPr>
-      <w:r>
-        <w:rPr>
-          <w:rFonts w:hint="eastAsia"/>
-        </w:rPr>
-        <w:tab/>
-      </w:r>
-      <w:r>
-        <w:rPr>
-          <w:rFonts w:hint="eastAsia"/>
-          <w:i/>
-        </w:rPr>
-        <w:t>描述问题单修改后的</w:t>
-      </w:r>
-      <w:r>
-        <w:rPr>
-          <w:rFonts w:hint="eastAsia"/>
-          <w:i/>
-        </w:rPr>
-        <w:t>测试步骤、</w:t>
-      </w:r>
-      <w:r>
-        <w:rPr>
-          <w:rFonts w:hint="eastAsia"/>
-          <w:i/>
-        </w:rPr>
-        <w:t>结果或截图</w:t>
-      </w:r>
-    </w:p>
-    <w:p/>
-    <w:p>
-      <w:pPr>
-        <w:pStyle w:val="Heading1"/>
-      </w:pPr>
-      <w:r>
-        <w:rPr>
-          <w:rFonts w:hint="eastAsia"/>
-        </w:rPr>
-        <w:t>Story</w:t>
-      </w:r>
-      <w:r>
-        <w:rPr>
-          <w:rFonts w:hint="eastAsia"/>
-        </w:rPr>
-        <w:t>模板</w:t>
-      </w:r>
-    </w:p>
-    <w:p>
-      <w:pPr>
-        <w:pStyle w:val="Heading2"/>
-      </w:pPr>
-      <w:r>
-        <w:rPr>
-          <w:rFonts w:hint="eastAsia"/>
-        </w:rPr>
-        <w:t>标题</w:t>
+        <w:t>例子</w:t>
       </w:r>
     </w:p>
     <w:p>
@@ -934,57 +1414,14 @@
         <w:rPr>
           <w:rFonts w:hint="eastAsia"/>
         </w:rPr>
-        <w:t>STORY</w:t>
-      </w:r>
-      <w:r>
-        <w:rPr>
-          <w:rFonts w:hint="eastAsia"/>
-        </w:rPr>
-        <w:t>】【</w:t>
-      </w:r>
-      <w:r>
-        <w:rPr>
-          <w:rFonts w:hint="eastAsia"/>
-        </w:rPr>
-        <w:t>STORY</w:t>
-      </w:r>
-      <w:r>
-        <w:rPr>
-          <w:rFonts w:hint="eastAsia"/>
-        </w:rPr>
-        <w:t>编号】</w:t>
-      </w:r>
-      <w:r>
-        <w:rPr>
-          <w:rFonts w:hint="eastAsia"/>
-        </w:rPr>
-        <w:t>Story</w:t>
-      </w:r>
-      <w:r>
-        <w:rPr>
-          <w:rFonts w:hint="eastAsia"/>
-        </w:rPr>
-        <w:t>描述</w:t>
-      </w:r>
-    </w:p>
-    <w:p>
-      <w:pPr>
-        <w:pStyle w:val="Heading2"/>
-      </w:pPr>
-      <w:r>
-        <w:rPr>
-          <w:rFonts w:hint="eastAsia"/>
-        </w:rPr>
-        <w:t>Story</w:t>
-      </w:r>
-      <w:r>
-        <w:rPr>
-          <w:rFonts w:hint="eastAsia"/>
-        </w:rPr>
-        <w:t>描述</w:t>
-      </w:r>
-    </w:p>
-    <w:p>
+        <w:t>BUG</w:t>
+      </w:r>
+      <w:r>
+        <w:rPr>
+          <w:rFonts w:hint="eastAsia"/>
+        </w:rPr>
+        <w:t>】</w:t>
+      </w:r>
       <w:r>
         <w:rPr>
           <w:rFonts w:hint="eastAsia"/>
@@ -995,149 +1432,14 @@
         <w:rPr>
           <w:rFonts w:hint="eastAsia"/>
         </w:rPr>
-        <w:t>Story</w:t>
-      </w:r>
-      <w:r>
-        <w:rPr>
-          <w:rFonts w:hint="eastAsia"/>
-        </w:rPr>
-        <w:t>描述】</w:t>
-      </w:r>
-    </w:p>
-    <w:p>
-      <w:pPr>
-        <w:rPr>
-          <w:i/>
-        </w:rPr>
-      </w:pPr>
-      <w:r>
-        <w:rPr>
-          <w:rFonts w:hint="eastAsia"/>
-          <w:i/>
-        </w:rPr>
-        <w:tab/>
-      </w:r>
-      <w:r>
-        <w:rPr>
-          <w:rFonts w:hint="eastAsia"/>
-          <w:i/>
-        </w:rPr>
-        <w:t>详细介绍</w:t>
-      </w:r>
-      <w:r>
-        <w:rPr>
-          <w:rFonts w:hint="eastAsia"/>
-          <w:i/>
-        </w:rPr>
-        <w:t>Story</w:t>
-      </w:r>
-      <w:r>
-        <w:rPr>
-          <w:rFonts w:hint="eastAsia"/>
-          <w:i/>
-        </w:rPr>
-        <w:t>实现的功能</w:t>
-      </w:r>
-    </w:p>
-    <w:p>
-      <w:pPr>
-        <w:rPr>
-          <w:i/>
-        </w:rPr>
-      </w:pPr>
-      <w:r>
-        <w:rPr>
-          <w:rFonts w:hint="eastAsia"/>
-          <w:i/>
-        </w:rPr>
-        <w:tab/>
-      </w:r>
-      <w:r>
-        <w:rPr>
-          <w:rFonts w:hint="eastAsia"/>
-          <w:i/>
-        </w:rPr>
-        <w:t>附上</w:t>
-      </w:r>
-      <w:r>
-        <w:rPr>
-          <w:rFonts w:hint="eastAsia"/>
-          <w:i/>
-        </w:rPr>
-        <w:t>Story</w:t>
-      </w:r>
-      <w:r>
-        <w:rPr>
-          <w:rFonts w:hint="eastAsia"/>
-          <w:i/>
-        </w:rPr>
-        <w:t>文档的获取路径</w:t>
-      </w:r>
-    </w:p>
-    <w:p>
-      <w:r>
-        <w:rPr>
-          <w:rFonts w:hint="eastAsia"/>
-        </w:rPr>
-        <w:t>【验收用例】</w:t>
-      </w:r>
-    </w:p>
-    <w:p>
-      <w:pPr>
-        <w:rPr>
-          <w:i/>
-        </w:rPr>
-      </w:pPr>
-      <w:r>
-        <w:rPr>
-          <w:rFonts w:hint="eastAsia"/>
-        </w:rPr>
-        <w:tab/>
-      </w:r>
-      <w:r>
-        <w:rPr>
-          <w:rFonts w:hint="eastAsia"/>
-          <w:i/>
-        </w:rPr>
-        <w:t>story</w:t>
-      </w:r>
-      <w:r>
-        <w:rPr>
-          <w:rFonts w:hint="eastAsia"/>
-          <w:i/>
-        </w:rPr>
-        <w:t>的验收用例</w:t>
-      </w:r>
-    </w:p>
-    <w:p>
-      <w:pPr>
-        <w:pStyle w:val="Heading1"/>
-      </w:pPr>
-      <w:r>
-        <w:rPr>
-          <w:rFonts w:hint="eastAsia"/>
-        </w:rPr>
-        <w:t>Task</w:t>
-      </w:r>
-      <w:r>
-        <w:rPr>
-          <w:rFonts w:hint="eastAsia"/>
-        </w:rPr>
-        <w:t>模板</w:t>
-      </w:r>
-    </w:p>
-    <w:p>
-      <w:pPr>
-        <w:pStyle w:val="Heading2"/>
-      </w:pPr>
-      <w:r>
-        <w:rPr>
-          <w:rFonts w:hint="eastAsia"/>
-        </w:rPr>
-        <w:t>标题</w:t>
-      </w:r>
-    </w:p>
-    <w:p>
+        <w:t>old</w:t>
+      </w:r>
+      <w:r>
+        <w:rPr>
+          <w:rFonts w:hint="eastAsia"/>
+        </w:rPr>
+        <w:t>】</w:t>
+      </w:r>
       <w:r>
         <w:rPr>
           <w:rFonts w:hint="eastAsia"/>
@@ -1148,184 +1450,13 @@
         <w:rPr>
           <w:rFonts w:hint="eastAsia"/>
         </w:rPr>
-        <w:t>TASK</w:t>
-      </w:r>
-      <w:r>
-        <w:rPr>
-          <w:rFonts w:hint="eastAsia"/>
-        </w:rPr>
-        <w:t>】【</w:t>
-      </w:r>
-      <w:r>
-        <w:rPr>
-          <w:rFonts w:hint="eastAsia"/>
-        </w:rPr>
-        <w:t>TASK</w:t>
-      </w:r>
-      <w:r>
-        <w:rPr>
-          <w:rFonts w:hint="eastAsia"/>
-        </w:rPr>
-        <w:t>编号】</w:t>
-      </w:r>
-      <w:r>
-        <w:rPr>
-          <w:rFonts w:hint="eastAsia"/>
-        </w:rPr>
-        <w:t>Story</w:t>
-      </w:r>
-      <w:r>
-        <w:rPr>
-          <w:rFonts w:hint="eastAsia"/>
-        </w:rPr>
-        <w:t>描述</w:t>
-      </w:r>
-    </w:p>
-    <w:p>
-      <w:pPr>
-        <w:pStyle w:val="Heading2"/>
-      </w:pPr>
-      <w:r>
-        <w:rPr>
-          <w:rFonts w:hint="eastAsia"/>
-        </w:rPr>
-        <w:t>Task</w:t>
-      </w:r>
-      <w:r>
-        <w:rPr>
-          <w:rFonts w:hint="eastAsia"/>
-        </w:rPr>
-        <w:t>描述</w:t>
-      </w:r>
-    </w:p>
-    <w:p>
-      <w:r>
-        <w:rPr>
-          <w:rFonts w:hint="eastAsia"/>
-        </w:rPr>
-        <w:t>【</w:t>
-      </w:r>
-      <w:r>
-        <w:rPr>
-          <w:rFonts w:hint="eastAsia"/>
-        </w:rPr>
-        <w:t>Task</w:t>
-      </w:r>
-      <w:r>
-        <w:rPr>
-          <w:rFonts w:hint="eastAsia"/>
-        </w:rPr>
-        <w:t>描述】</w:t>
-      </w:r>
-    </w:p>
-    <w:p>
-      <w:pPr>
-        <w:rPr>
-          <w:i/>
-        </w:rPr>
-      </w:pPr>
-      <w:r>
-        <w:rPr>
-          <w:rFonts w:hint="eastAsia"/>
-          <w:i/>
-        </w:rPr>
-        <w:tab/>
-      </w:r>
-      <w:r>
-        <w:rPr>
-          <w:rFonts w:hint="eastAsia"/>
-          <w:i/>
-        </w:rPr>
-        <w:t>详细介绍</w:t>
-      </w:r>
-      <w:r>
-        <w:rPr>
-          <w:rFonts w:hint="eastAsia"/>
-          <w:i/>
-        </w:rPr>
-        <w:t>Task</w:t>
-      </w:r>
-    </w:p>
-    <w:p>
-      <w:pPr>
-        <w:rPr>
-          <w:i/>
-        </w:rPr>
-      </w:pPr>
-    </w:p>
-    <w:p/>
-    <w:p>
-      <w:pPr>
-        <w:pStyle w:val="Heading1"/>
-      </w:pPr>
-      <w:r>
-        <w:rPr>
-          <w:rFonts w:hint="eastAsia"/>
-        </w:rPr>
-        <w:t>例子</w:t>
-      </w:r>
-    </w:p>
-    <w:p>
-      <w:r>
-        <w:rPr>
-          <w:rFonts w:hint="eastAsia"/>
-        </w:rPr>
-        <w:t>【</w:t>
-      </w:r>
-      <w:r>
-        <w:rPr>
-          <w:rFonts w:hint="eastAsia"/>
-        </w:rPr>
-        <w:t>BUG</w:t>
-      </w:r>
-      <w:r>
-        <w:rPr>
-          <w:rFonts w:hint="eastAsia"/>
-        </w:rPr>
-        <w:t>】</w:t>
-      </w:r>
-      <w:r>
-        <w:rPr>
-          <w:rFonts w:hint="eastAsia"/>
-        </w:rPr>
-        <w:t>【</w:t>
-      </w:r>
-      <w:r>
-        <w:rPr>
-          <w:rFonts w:hint="eastAsia"/>
-        </w:rPr>
-        <w:t>old</w:t>
-      </w:r>
-      <w:r>
-        <w:rPr>
-          <w:rFonts w:hint="eastAsia"/>
-        </w:rPr>
-        <w:t>】</w:t>
-      </w:r>
-      <w:r>
-        <w:rPr>
-          <w:rFonts w:hint="eastAsia"/>
-        </w:rPr>
-        <w:t>【</w:t>
-      </w:r>
-      <w:r>
-        <w:rPr>
-          <w:rFonts w:hint="eastAsia"/>
-        </w:rPr>
         <w:t>OM</w:t>
       </w:r>
       <w:r>
         <w:rPr>
           <w:rFonts w:hint="eastAsia"/>
         </w:rPr>
-        <w:t>】添加非控制机时设置代理端口不是默认端口，添加主机失败，界面返</w:t>
-      </w:r>
-      <w:r>
-        <w:rPr>
-          <w:rFonts w:hint="eastAsia"/>
-        </w:rPr>
-        <w:lastRenderedPageBreak/>
-        <w:t>回主机故障等信息</w:t>
+        <w:t>】添加非控制机时设置代理端口不是默认端口，添加主机失败，界面返回主机故障等信息</w:t>
       </w:r>
     </w:p>
     <w:p>
@@ -1914,7 +2045,7 @@
         <a:sysClr val="windowText" lastClr="000000"/>
       </a:dk1>
       <a:lt1>
-        <a:sysClr val="window" lastClr="FFFFFF"/>
+        <a:sysClr val="window" lastClr="CCE8CF"/>
       </a:lt1>
       <a:dk2>
         <a:srgbClr val="1F497D"/>

--- a/internal_doc/09.规范模板/jira问题单模板.docx
+++ b/internal_doc/09.规范模板/jira问题单模板.docx
@@ -422,7 +422,6 @@
     <w:p>
       <w:pPr>
         <w:rPr>
-          <w:rFonts w:hint="eastAsia"/>
           <w:i/>
         </w:rPr>
       </w:pPr>
@@ -490,11 +489,6 @@
       </w:r>
     </w:p>
     <w:p>
-      <w:pPr>
-        <w:rPr>
-          <w:rFonts w:hint="eastAsia"/>
-        </w:rPr>
-      </w:pPr>
       <w:r>
         <w:rPr>
           <w:rFonts w:hint="eastAsia"/>
@@ -981,6 +975,9 @@
     <w:p>
       <w:pPr>
         <w:pStyle w:val="Heading2"/>
+        <w:rPr>
+          <w:rFonts w:hint="eastAsia"/>
+        </w:rPr>
       </w:pPr>
       <w:r>
         <w:rPr>
@@ -990,6 +987,159 @@
       </w:r>
     </w:p>
     <w:p>
+      <w:pPr>
+        <w:autoSpaceDE w:val="0"/>
+        <w:autoSpaceDN w:val="0"/>
+        <w:adjustRightInd w:val="0"/>
+        <w:spacing w:line="360" w:lineRule="auto"/>
+        <w:ind w:firstLine="420"/>
+        <w:jc w:val="left"/>
+        <w:rPr>
+          <w:rFonts w:ascii="宋体" w:eastAsia="宋体" w:cs="宋体"/>
+          <w:kern w:val="0"/>
+          <w:szCs w:val="21"/>
+          <w:lang w:val="zh-CN"/>
+        </w:rPr>
+      </w:pPr>
+      <w:r>
+        <w:rPr>
+          <w:rFonts w:ascii="宋体" w:eastAsia="宋体" w:cs="宋体" w:hint="eastAsia"/>
+          <w:kern w:val="0"/>
+          <w:szCs w:val="21"/>
+          <w:lang w:val="zh-CN"/>
+        </w:rPr>
+        <w:t>【验证结果】：验证问题已经解决</w:t>
+      </w:r>
+    </w:p>
+    <w:p>
+      <w:pPr>
+        <w:autoSpaceDE w:val="0"/>
+        <w:autoSpaceDN w:val="0"/>
+        <w:adjustRightInd w:val="0"/>
+        <w:spacing w:line="360" w:lineRule="auto"/>
+        <w:ind w:firstLine="420"/>
+        <w:jc w:val="left"/>
+        <w:rPr>
+          <w:rFonts w:ascii="宋体" w:eastAsia="宋体" w:cs="宋体" w:hint="eastAsia"/>
+          <w:kern w:val="0"/>
+          <w:szCs w:val="21"/>
+          <w:lang w:val="zh-CN"/>
+        </w:rPr>
+      </w:pPr>
+      <w:r>
+        <w:rPr>
+          <w:rFonts w:ascii="宋体" w:eastAsia="宋体" w:cs="宋体" w:hint="eastAsia"/>
+          <w:kern w:val="0"/>
+          <w:szCs w:val="21"/>
+          <w:lang w:val="zh-CN"/>
+        </w:rPr>
+        <w:t>【回归版本】：</w:t>
+      </w:r>
+    </w:p>
+    <w:p>
+      <w:pPr>
+        <w:autoSpaceDE w:val="0"/>
+        <w:autoSpaceDN w:val="0"/>
+        <w:adjustRightInd w:val="0"/>
+        <w:spacing w:line="360" w:lineRule="auto"/>
+        <w:ind w:firstLine="420"/>
+        <w:jc w:val="left"/>
+        <w:rPr>
+          <w:rFonts w:ascii="宋体" w:eastAsia="宋体" w:cs="宋体"/>
+          <w:kern w:val="0"/>
+          <w:szCs w:val="21"/>
+          <w:lang w:val="zh-CN"/>
+        </w:rPr>
+      </w:pPr>
+      <w:r>
+        <w:rPr>
+          <w:rFonts w:ascii="宋体" w:eastAsia="宋体" w:cs="宋体" w:hint="eastAsia"/>
+          <w:kern w:val="0"/>
+          <w:szCs w:val="21"/>
+          <w:lang w:val="zh-CN"/>
+        </w:rPr>
+        <w:t>如：</w:t>
+      </w:r>
+    </w:p>
+    <w:p>
+      <w:pPr>
+        <w:autoSpaceDE w:val="0"/>
+        <w:autoSpaceDN w:val="0"/>
+        <w:adjustRightInd w:val="0"/>
+        <w:spacing w:line="360" w:lineRule="auto"/>
+        <w:ind w:firstLine="420"/>
+        <w:jc w:val="left"/>
+        <w:rPr>
+          <w:rFonts w:ascii="宋体" w:eastAsia="宋体" w:cs="宋体"/>
+          <w:kern w:val="0"/>
+          <w:szCs w:val="21"/>
+          <w:lang w:val="zh-CN"/>
+        </w:rPr>
+      </w:pPr>
+      <w:r>
+        <w:rPr>
+          <w:rFonts w:ascii="宋体" w:eastAsia="宋体" w:cs="宋体"/>
+          <w:kern w:val="0"/>
+          <w:szCs w:val="21"/>
+          <w:lang w:val="zh-CN"/>
+        </w:rPr>
+        <w:t>SequoiaDB shell version: 1.14</w:t>
+      </w:r>
+    </w:p>
+    <w:p>
+      <w:pPr>
+        <w:autoSpaceDE w:val="0"/>
+        <w:autoSpaceDN w:val="0"/>
+        <w:adjustRightInd w:val="0"/>
+        <w:spacing w:line="360" w:lineRule="auto"/>
+        <w:ind w:firstLine="420"/>
+        <w:jc w:val="left"/>
+        <w:rPr>
+          <w:rFonts w:ascii="宋体" w:eastAsia="宋体" w:cs="宋体"/>
+          <w:kern w:val="0"/>
+          <w:szCs w:val="21"/>
+          <w:lang w:val="zh-CN"/>
+        </w:rPr>
+      </w:pPr>
+      <w:r>
+        <w:rPr>
+          <w:rFonts w:ascii="宋体" w:eastAsia="宋体" w:cs="宋体"/>
+          <w:kern w:val="0"/>
+          <w:szCs w:val="21"/>
+          <w:lang w:val="zh-CN"/>
+        </w:rPr>
+        <w:t>Release: 19881</w:t>
+      </w:r>
+    </w:p>
+    <w:p>
+      <w:pPr>
+        <w:autoSpaceDE w:val="0"/>
+        <w:autoSpaceDN w:val="0"/>
+        <w:adjustRightInd w:val="0"/>
+        <w:spacing w:line="360" w:lineRule="auto"/>
+        <w:ind w:firstLine="420"/>
+        <w:jc w:val="left"/>
+        <w:rPr>
+          <w:rFonts w:ascii="宋体" w:eastAsia="宋体" w:cs="宋体"/>
+          <w:kern w:val="0"/>
+          <w:szCs w:val="21"/>
+          <w:lang w:val="zh-CN"/>
+        </w:rPr>
+      </w:pPr>
+      <w:r>
+        <w:rPr>
+          <w:rFonts w:ascii="宋体" w:eastAsia="宋体" w:cs="宋体"/>
+          <w:kern w:val="0"/>
+          <w:szCs w:val="21"/>
+          <w:lang w:val="zh-CN"/>
+        </w:rPr>
+        <w:t>2015-07-31-00.23.11(Debug)</w:t>
+      </w:r>
+    </w:p>
+    <w:p>
+      <w:pPr>
+        <w:ind w:firstLineChars="200" w:firstLine="420"/>
+      </w:pPr>
       <w:r>
         <w:rPr>
           <w:rFonts w:hint="eastAsia"/>
@@ -1326,6 +1476,7 @@
         <w:rPr>
           <w:rFonts w:hint="eastAsia"/>
         </w:rPr>
+        <w:lastRenderedPageBreak/>
         <w:t>Task</w:t>
       </w:r>
       <w:r>
@@ -1399,7 +1550,6 @@
         <w:rPr>
           <w:rFonts w:hint="eastAsia"/>
         </w:rPr>
-        <w:lastRenderedPageBreak/>
         <w:t>例子</w:t>
       </w:r>
     </w:p>

--- a/internal_doc/09.规范模板/jira问题单模板.docx
+++ b/internal_doc/09.规范模板/jira问题单模板.docx
@@ -11,7 +11,6 @@
           <w:szCs w:val="52"/>
         </w:rPr>
       </w:pPr>
-      <w:proofErr w:type="spellStart"/>
       <w:r>
         <w:rPr>
           <w:rFonts w:hint="eastAsia"/>
@@ -21,7 +20,6 @@
         </w:rPr>
         <w:t>jira</w:t>
       </w:r>
-      <w:proofErr w:type="spellEnd"/>
       <w:r>
         <w:rPr>
           <w:rFonts w:hint="eastAsia"/>
@@ -975,9 +973,6 @@
     <w:p>
       <w:pPr>
         <w:pStyle w:val="Heading2"/>
-        <w:rPr>
-          <w:rFonts w:hint="eastAsia"/>
-        </w:rPr>
       </w:pPr>
       <w:r>
         <w:rPr>
@@ -1020,7 +1015,7 @@
         <w:ind w:firstLine="420"/>
         <w:jc w:val="left"/>
         <w:rPr>
-          <w:rFonts w:ascii="宋体" w:eastAsia="宋体" w:cs="宋体" w:hint="eastAsia"/>
+          <w:rFonts w:ascii="宋体" w:eastAsia="宋体" w:cs="宋体"/>
           <w:kern w:val="0"/>
           <w:szCs w:val="21"/>
           <w:lang w:val="zh-CN"/>
@@ -1181,7 +1176,80 @@
         <w:t>结果或截图</w:t>
       </w:r>
     </w:p>
-    <w:p/>
+    <w:p>
+      <w:pPr>
+        <w:rPr>
+          <w:rFonts w:hint="eastAsia"/>
+        </w:rPr>
+      </w:pPr>
+    </w:p>
+    <w:p>
+      <w:pPr>
+        <w:rPr>
+          <w:rFonts w:hint="eastAsia"/>
+        </w:rPr>
+      </w:pPr>
+      <w:r>
+        <w:rPr>
+          <w:rFonts w:hint="eastAsia"/>
+        </w:rPr>
+        <w:tab/>
+      </w:r>
+      <w:r>
+        <w:rPr>
+          <w:rFonts w:hint="eastAsia"/>
+        </w:rPr>
+        <w:t>【测试用例】</w:t>
+      </w:r>
+    </w:p>
+    <w:p>
+      <w:pPr>
+        <w:rPr>
+          <w:i/>
+        </w:rPr>
+      </w:pPr>
+      <w:r>
+        <w:rPr>
+          <w:rFonts w:hint="eastAsia"/>
+        </w:rPr>
+        <w:t xml:space="preserve">     </w:t>
+      </w:r>
+      <w:r>
+        <w:rPr>
+          <w:rFonts w:hint="eastAsia"/>
+          <w:i/>
+        </w:rPr>
+        <w:t>确认是</w:t>
+      </w:r>
+      <w:r>
+        <w:rPr>
+          <w:rFonts w:hint="eastAsia"/>
+          <w:i/>
+        </w:rPr>
+        <w:t>否需要补充测试用例</w:t>
+      </w:r>
+      <w:r>
+        <w:rPr>
+          <w:rFonts w:hint="eastAsia"/>
+          <w:i/>
+        </w:rPr>
+        <w:t>,</w:t>
+      </w:r>
+      <w:r>
+        <w:rPr>
+          <w:rFonts w:hint="eastAsia"/>
+          <w:i/>
+        </w:rPr>
+        <w:t>如果需要补充则填写对应测试用例</w:t>
+      </w:r>
+      <w:r>
+        <w:rPr>
+          <w:rFonts w:hint="eastAsia"/>
+          <w:i/>
+        </w:rPr>
+        <w:t>ID</w:t>
+      </w:r>
+    </w:p>
     <w:p>
       <w:pPr>
         <w:pStyle w:val="Heading1"/>
@@ -1630,19 +1698,11 @@
         </w:rPr>
         <w:t>版本信息：</w:t>
       </w:r>
-      <w:proofErr w:type="spellStart"/>
-      <w:r>
-        <w:rPr>
-          <w:rFonts w:hint="eastAsia"/>
-        </w:rPr>
-        <w:t>SequoiaDB</w:t>
-      </w:r>
-      <w:proofErr w:type="spellEnd"/>
-      <w:r>
-        <w:rPr>
-          <w:rFonts w:hint="eastAsia"/>
-        </w:rPr>
-        <w:t xml:space="preserve"> shell version: 1.12 Release: 17720 </w:t>
+      <w:r>
+        <w:rPr>
+          <w:rFonts w:hint="eastAsia"/>
+        </w:rPr>
+        <w:t xml:space="preserve">SequoiaDB shell version: 1.12 Release: 17720 </w:t>
       </w:r>
     </w:p>
     <w:p>
@@ -1658,33 +1718,11 @@
         </w:rPr>
         <w:t>测试环境：服务器</w:t>
       </w:r>
-      <w:proofErr w:type="spellStart"/>
-      <w:r>
-        <w:rPr>
-          <w:rFonts w:hint="eastAsia"/>
-        </w:rPr>
-        <w:t>linux</w:t>
-      </w:r>
-      <w:proofErr w:type="spellEnd"/>
-      <w:r>
-        <w:rPr>
-          <w:rFonts w:hint="eastAsia"/>
-        </w:rPr>
-        <w:t xml:space="preserve"> </w:t>
-      </w:r>
-      <w:proofErr w:type="spellStart"/>
-      <w:r>
-        <w:rPr>
-          <w:rFonts w:hint="eastAsia"/>
-        </w:rPr>
-        <w:t>ubuntu</w:t>
-      </w:r>
-      <w:proofErr w:type="spellEnd"/>
-      <w:r>
-        <w:rPr>
-          <w:rFonts w:hint="eastAsia"/>
-        </w:rPr>
-        <w:t xml:space="preserve"> + IE7.0</w:t>
+      <w:r>
+        <w:rPr>
+          <w:rFonts w:hint="eastAsia"/>
+        </w:rPr>
+        <w:t>linux ubuntu + IE7.0</w:t>
       </w:r>
     </w:p>
     <w:p>
@@ -2195,7 +2233,7 @@
         <a:sysClr val="windowText" lastClr="000000"/>
       </a:dk1>
       <a:lt1>
-        <a:sysClr val="window" lastClr="CCE8CF"/>
+        <a:sysClr val="window" lastClr="FFFFFF"/>
       </a:lt1>
       <a:dk2>
         <a:srgbClr val="1F497D"/>

--- a/internal_doc/09.规范模板/jira问题单模板.docx
+++ b/internal_doc/09.规范模板/jira问题单模板.docx
@@ -11,6 +11,7 @@
           <w:szCs w:val="52"/>
         </w:rPr>
       </w:pPr>
+      <w:proofErr w:type="spellStart"/>
       <w:r>
         <w:rPr>
           <w:rFonts w:hint="eastAsia"/>
@@ -20,6 +21,7 @@
         </w:rPr>
         <w:t>jira</w:t>
       </w:r>
+      <w:proofErr w:type="spellEnd"/>
       <w:r>
         <w:rPr>
           <w:rFonts w:hint="eastAsia"/>
@@ -1176,19 +1178,8 @@
         <w:t>结果或截图</w:t>
       </w:r>
     </w:p>
-    <w:p>
-      <w:pPr>
-        <w:rPr>
-          <w:rFonts w:hint="eastAsia"/>
-        </w:rPr>
-      </w:pPr>
-    </w:p>
-    <w:p>
-      <w:pPr>
-        <w:rPr>
-          <w:rFonts w:hint="eastAsia"/>
-        </w:rPr>
-      </w:pPr>
+    <w:p/>
+    <w:p>
       <w:r>
         <w:rPr>
           <w:rFonts w:hint="eastAsia"/>
@@ -1718,11 +1709,33 @@
         </w:rPr>
         <w:t>测试环境：服务器</w:t>
       </w:r>
-      <w:r>
-        <w:rPr>
-          <w:rFonts w:hint="eastAsia"/>
-        </w:rPr>
-        <w:t>linux ubuntu + IE7.0</w:t>
+      <w:proofErr w:type="spellStart"/>
+      <w:r>
+        <w:rPr>
+          <w:rFonts w:hint="eastAsia"/>
+        </w:rPr>
+        <w:t>linux</w:t>
+      </w:r>
+      <w:proofErr w:type="spellEnd"/>
+      <w:r>
+        <w:rPr>
+          <w:rFonts w:hint="eastAsia"/>
+        </w:rPr>
+        <w:t xml:space="preserve"> </w:t>
+      </w:r>
+      <w:proofErr w:type="spellStart"/>
+      <w:r>
+        <w:rPr>
+          <w:rFonts w:hint="eastAsia"/>
+        </w:rPr>
+        <w:t>ubuntu</w:t>
+      </w:r>
+      <w:proofErr w:type="spellEnd"/>
+      <w:r>
+        <w:rPr>
+          <w:rFonts w:hint="eastAsia"/>
+        </w:rPr>
+        <w:t xml:space="preserve"> + IE7.0</w:t>
       </w:r>
     </w:p>
     <w:p>
@@ -1898,6 +1911,456 @@
         <w:t>截图</w:t>
       </w:r>
     </w:p>
+    <w:p>
+      <w:pPr>
+        <w:rPr>
+          <w:rFonts w:hint="eastAsia"/>
+        </w:rPr>
+      </w:pPr>
+    </w:p>
+    <w:p>
+      <w:pPr>
+        <w:pStyle w:val="Heading1"/>
+        <w:rPr>
+          <w:rFonts w:hint="eastAsia"/>
+        </w:rPr>
+      </w:pPr>
+      <w:r>
+        <w:rPr>
+          <w:rFonts w:hint="eastAsia"/>
+        </w:rPr>
+        <w:t>问题单修改人员</w:t>
+      </w:r>
+      <w:proofErr w:type="spellStart"/>
+      <w:r>
+        <w:rPr>
+          <w:rFonts w:hint="eastAsia"/>
+        </w:rPr>
+        <w:t>CheckList</w:t>
+      </w:r>
+      <w:proofErr w:type="spellEnd"/>
+    </w:p>
+    <w:tbl>
+      <w:tblPr>
+        <w:tblStyle w:val="TableGrid"/>
+        <w:tblW w:w="0" w:type="auto"/>
+        <w:tblInd w:w="357" w:type="dxa"/>
+        <w:tblLook w:val="04A0"/>
+      </w:tblPr>
+      <w:tblGrid>
+        <w:gridCol w:w="4004"/>
+        <w:gridCol w:w="1439"/>
+        <w:gridCol w:w="2722"/>
+      </w:tblGrid>
+      <w:tr>
+        <w:tc>
+          <w:tcPr>
+            <w:tcW w:w="4004" w:type="dxa"/>
+          </w:tcPr>
+          <w:p>
+            <w:pPr>
+              <w:jc w:val="center"/>
+            </w:pPr>
+            <w:r>
+              <w:rPr>
+                <w:rFonts w:hint="eastAsia"/>
+              </w:rPr>
+              <w:t>检查项</w:t>
+            </w:r>
+          </w:p>
+        </w:tc>
+        <w:tc>
+          <w:tcPr>
+            <w:tcW w:w="1439" w:type="dxa"/>
+          </w:tcPr>
+          <w:p>
+            <w:pPr>
+              <w:jc w:val="center"/>
+            </w:pPr>
+            <w:r>
+              <w:rPr>
+                <w:rFonts w:hint="eastAsia"/>
+              </w:rPr>
+              <w:t>结论</w:t>
+            </w:r>
+          </w:p>
+          <w:p>
+            <w:pPr>
+              <w:jc w:val="center"/>
+            </w:pPr>
+            <w:r>
+              <w:rPr>
+                <w:rFonts w:hint="eastAsia"/>
+              </w:rPr>
+              <w:t>（</w:t>
+            </w:r>
+            <w:r>
+              <w:rPr>
+                <w:rFonts w:hint="eastAsia"/>
+              </w:rPr>
+              <w:t>NA/N/Y</w:t>
+            </w:r>
+            <w:r>
+              <w:rPr>
+                <w:rFonts w:hint="eastAsia"/>
+              </w:rPr>
+              <w:t>）</w:t>
+            </w:r>
+          </w:p>
+        </w:tc>
+        <w:tc>
+          <w:tcPr>
+            <w:tcW w:w="2722" w:type="dxa"/>
+          </w:tcPr>
+          <w:p>
+            <w:pPr>
+              <w:jc w:val="center"/>
+            </w:pPr>
+            <w:r>
+              <w:rPr>
+                <w:rFonts w:hint="eastAsia"/>
+              </w:rPr>
+              <w:t>备注</w:t>
+            </w:r>
+          </w:p>
+        </w:tc>
+      </w:tr>
+      <w:tr>
+        <w:tc>
+          <w:tcPr>
+            <w:tcW w:w="4004" w:type="dxa"/>
+          </w:tcPr>
+          <w:p>
+            <w:r>
+              <w:rPr>
+                <w:rFonts w:hint="eastAsia"/>
+              </w:rPr>
+              <w:t>修改</w:t>
+            </w:r>
+            <w:r>
+              <w:rPr>
+                <w:rFonts w:hint="eastAsia"/>
+              </w:rPr>
+              <w:t>代码是否全部提交</w:t>
+            </w:r>
+            <w:r>
+              <w:rPr>
+                <w:rFonts w:hint="eastAsia"/>
+              </w:rPr>
+              <w:t>SVN</w:t>
+            </w:r>
+            <w:r>
+              <w:rPr>
+                <w:rFonts w:hint="eastAsia"/>
+              </w:rPr>
+              <w:t>主干和分支版本</w:t>
+            </w:r>
+            <w:r>
+              <w:rPr>
+                <w:rFonts w:hint="eastAsia"/>
+              </w:rPr>
+              <w:t>，且符合代码规范</w:t>
+            </w:r>
+          </w:p>
+        </w:tc>
+        <w:tc>
+          <w:tcPr>
+            <w:tcW w:w="1439" w:type="dxa"/>
+          </w:tcPr>
+          <w:p/>
+        </w:tc>
+        <w:tc>
+          <w:tcPr>
+            <w:tcW w:w="2722" w:type="dxa"/>
+          </w:tcPr>
+          <w:p/>
+        </w:tc>
+      </w:tr>
+      <w:tr>
+        <w:tc>
+          <w:tcPr>
+            <w:tcW w:w="4004" w:type="dxa"/>
+          </w:tcPr>
+          <w:p>
+            <w:pPr>
+              <w:rPr>
+                <w:rFonts w:hint="eastAsia"/>
+              </w:rPr>
+            </w:pPr>
+            <w:r>
+              <w:rPr>
+                <w:rFonts w:hint="eastAsia"/>
+              </w:rPr>
+              <w:t>是否用例全部通过</w:t>
+            </w:r>
+          </w:p>
+        </w:tc>
+        <w:tc>
+          <w:tcPr>
+            <w:tcW w:w="1439" w:type="dxa"/>
+          </w:tcPr>
+          <w:p/>
+        </w:tc>
+        <w:tc>
+          <w:tcPr>
+            <w:tcW w:w="2722" w:type="dxa"/>
+          </w:tcPr>
+          <w:p/>
+        </w:tc>
+      </w:tr>
+      <w:tr>
+        <w:tc>
+          <w:tcPr>
+            <w:tcW w:w="4004" w:type="dxa"/>
+          </w:tcPr>
+          <w:p>
+            <w:pPr>
+              <w:rPr>
+                <w:rFonts w:hint="eastAsia"/>
+              </w:rPr>
+            </w:pPr>
+            <w:r>
+              <w:rPr>
+                <w:rFonts w:hint="eastAsia"/>
+              </w:rPr>
+              <w:t>修改代码是否通过检视</w:t>
+            </w:r>
+          </w:p>
+        </w:tc>
+        <w:tc>
+          <w:tcPr>
+            <w:tcW w:w="1439" w:type="dxa"/>
+          </w:tcPr>
+          <w:p/>
+        </w:tc>
+        <w:tc>
+          <w:tcPr>
+            <w:tcW w:w="2722" w:type="dxa"/>
+          </w:tcPr>
+          <w:p/>
+        </w:tc>
+      </w:tr>
+      <w:tr>
+        <w:tc>
+          <w:tcPr>
+            <w:tcW w:w="4004" w:type="dxa"/>
+          </w:tcPr>
+          <w:p>
+            <w:r>
+              <w:rPr>
+                <w:rFonts w:hint="eastAsia"/>
+              </w:rPr>
+              <w:t>资料是否变更</w:t>
+            </w:r>
+          </w:p>
+        </w:tc>
+        <w:tc>
+          <w:tcPr>
+            <w:tcW w:w="1439" w:type="dxa"/>
+          </w:tcPr>
+          <w:p/>
+        </w:tc>
+        <w:tc>
+          <w:tcPr>
+            <w:tcW w:w="2722" w:type="dxa"/>
+          </w:tcPr>
+          <w:p/>
+        </w:tc>
+      </w:tr>
+      <w:tr>
+        <w:tc>
+          <w:tcPr>
+            <w:tcW w:w="4004" w:type="dxa"/>
+          </w:tcPr>
+          <w:p>
+            <w:r>
+              <w:rPr>
+                <w:rFonts w:hint="eastAsia"/>
+              </w:rPr>
+              <w:t>接口</w:t>
+            </w:r>
+            <w:r>
+              <w:rPr>
+                <w:rFonts w:hint="eastAsia"/>
+              </w:rPr>
+              <w:t>是否变更</w:t>
+            </w:r>
+          </w:p>
+        </w:tc>
+        <w:tc>
+          <w:tcPr>
+            <w:tcW w:w="1439" w:type="dxa"/>
+          </w:tcPr>
+          <w:p/>
+        </w:tc>
+        <w:tc>
+          <w:tcPr>
+            <w:tcW w:w="2722" w:type="dxa"/>
+          </w:tcPr>
+          <w:p/>
+        </w:tc>
+      </w:tr>
+      <w:tr>
+        <w:tc>
+          <w:tcPr>
+            <w:tcW w:w="4004" w:type="dxa"/>
+          </w:tcPr>
+          <w:p>
+            <w:r>
+              <w:rPr>
+                <w:rFonts w:hint="eastAsia"/>
+              </w:rPr>
+              <w:t>相关驱动是否变更或添加</w:t>
+            </w:r>
+          </w:p>
+        </w:tc>
+        <w:tc>
+          <w:tcPr>
+            <w:tcW w:w="1439" w:type="dxa"/>
+          </w:tcPr>
+          <w:p/>
+        </w:tc>
+        <w:tc>
+          <w:tcPr>
+            <w:tcW w:w="2722" w:type="dxa"/>
+          </w:tcPr>
+          <w:p/>
+        </w:tc>
+      </w:tr>
+      <w:tr>
+        <w:tc>
+          <w:tcPr>
+            <w:tcW w:w="4004" w:type="dxa"/>
+          </w:tcPr>
+          <w:p>
+            <w:r>
+              <w:rPr>
+                <w:rFonts w:hint="eastAsia"/>
+              </w:rPr>
+              <w:lastRenderedPageBreak/>
+              <w:t>是否保持向前兼容</w:t>
+            </w:r>
+          </w:p>
+        </w:tc>
+        <w:tc>
+          <w:tcPr>
+            <w:tcW w:w="1439" w:type="dxa"/>
+          </w:tcPr>
+          <w:p/>
+        </w:tc>
+        <w:tc>
+          <w:tcPr>
+            <w:tcW w:w="2722" w:type="dxa"/>
+          </w:tcPr>
+          <w:p/>
+        </w:tc>
+      </w:tr>
+      <w:tr>
+        <w:tc>
+          <w:tcPr>
+            <w:tcW w:w="4004" w:type="dxa"/>
+          </w:tcPr>
+          <w:p>
+            <w:pPr>
+              <w:rPr>
+                <w:rFonts w:hint="eastAsia"/>
+              </w:rPr>
+            </w:pPr>
+            <w:r>
+              <w:rPr>
+                <w:rFonts w:hint="eastAsia"/>
+              </w:rPr>
+              <w:t>是否影响安装部署和监控</w:t>
+            </w:r>
+          </w:p>
+        </w:tc>
+        <w:tc>
+          <w:tcPr>
+            <w:tcW w:w="1439" w:type="dxa"/>
+          </w:tcPr>
+          <w:p/>
+        </w:tc>
+        <w:tc>
+          <w:tcPr>
+            <w:tcW w:w="2722" w:type="dxa"/>
+          </w:tcPr>
+          <w:p/>
+        </w:tc>
+      </w:tr>
+      <w:tr>
+        <w:tc>
+          <w:tcPr>
+            <w:tcW w:w="4004" w:type="dxa"/>
+          </w:tcPr>
+          <w:p>
+            <w:pPr>
+              <w:rPr>
+                <w:rFonts w:hint="eastAsia"/>
+              </w:rPr>
+            </w:pPr>
+            <w:r>
+              <w:rPr>
+                <w:rFonts w:hint="eastAsia"/>
+              </w:rPr>
+              <w:t>是否对影响性能</w:t>
+            </w:r>
+          </w:p>
+        </w:tc>
+        <w:tc>
+          <w:tcPr>
+            <w:tcW w:w="1439" w:type="dxa"/>
+          </w:tcPr>
+          <w:p/>
+        </w:tc>
+        <w:tc>
+          <w:tcPr>
+            <w:tcW w:w="2722" w:type="dxa"/>
+          </w:tcPr>
+          <w:p/>
+        </w:tc>
+      </w:tr>
+      <w:tr>
+        <w:tc>
+          <w:tcPr>
+            <w:tcW w:w="4004" w:type="dxa"/>
+          </w:tcPr>
+          <w:p>
+            <w:proofErr w:type="spellStart"/>
+            <w:r>
+              <w:rPr>
+                <w:rFonts w:hint="eastAsia"/>
+              </w:rPr>
+              <w:t>sdb</w:t>
+            </w:r>
+            <w:proofErr w:type="spellEnd"/>
+            <w:r>
+              <w:rPr>
+                <w:rFonts w:hint="eastAsia"/>
+              </w:rPr>
+              <w:t xml:space="preserve"> shell</w:t>
+            </w:r>
+            <w:r>
+              <w:rPr>
+                <w:rFonts w:hint="eastAsia"/>
+              </w:rPr>
+              <w:t>帮助信息是否更新</w:t>
+            </w:r>
+          </w:p>
+        </w:tc>
+        <w:tc>
+          <w:tcPr>
+            <w:tcW w:w="1439" w:type="dxa"/>
+          </w:tcPr>
+          <w:p/>
+        </w:tc>
+        <w:tc>
+          <w:tcPr>
+            <w:tcW w:w="2722" w:type="dxa"/>
+          </w:tcPr>
+          <w:p/>
+        </w:tc>
+      </w:tr>
+    </w:tbl>
     <w:p/>
     <w:sectPr>
       <w:pgSz w:w="11906" w:h="16838"/>

--- a/internal_doc/09.规范模板/jira问题单模板.docx
+++ b/internal_doc/09.规范模板/jira问题单模板.docx
@@ -1911,19 +1911,10 @@
         <w:t>截图</w:t>
       </w:r>
     </w:p>
-    <w:p>
-      <w:pPr>
-        <w:rPr>
-          <w:rFonts w:hint="eastAsia"/>
-        </w:rPr>
-      </w:pPr>
-    </w:p>
+    <w:p/>
     <w:p>
       <w:pPr>
         <w:pStyle w:val="Heading1"/>
-        <w:rPr>
-          <w:rFonts w:hint="eastAsia"/>
-        </w:rPr>
       </w:pPr>
       <w:r>
         <w:rPr>
@@ -2035,13 +2026,7 @@
               <w:rPr>
                 <w:rFonts w:hint="eastAsia"/>
               </w:rPr>
-              <w:t>修改</w:t>
-            </w:r>
-            <w:r>
-              <w:rPr>
-                <w:rFonts w:hint="eastAsia"/>
-              </w:rPr>
-              <w:t>代码是否全部提交</w:t>
+              <w:t>修改代码是否全部提交</w:t>
             </w:r>
             <w:r>
               <w:rPr>
@@ -2053,13 +2038,7 @@
               <w:rPr>
                 <w:rFonts w:hint="eastAsia"/>
               </w:rPr>
-              <w:t>主干和分支版本</w:t>
-            </w:r>
-            <w:r>
-              <w:rPr>
-                <w:rFonts w:hint="eastAsia"/>
-              </w:rPr>
-              <w:t>，且符合代码规范</w:t>
+              <w:t>主干和分支版本，且符合代码规范</w:t>
             </w:r>
           </w:p>
         </w:tc>
@@ -2082,11 +2061,6 @@
             <w:tcW w:w="4004" w:type="dxa"/>
           </w:tcPr>
           <w:p>
-            <w:pPr>
-              <w:rPr>
-                <w:rFonts w:hint="eastAsia"/>
-              </w:rPr>
-            </w:pPr>
             <w:r>
               <w:rPr>
                 <w:rFonts w:hint="eastAsia"/>
@@ -2114,11 +2088,6 @@
             <w:tcW w:w="4004" w:type="dxa"/>
           </w:tcPr>
           <w:p>
-            <w:pPr>
-              <w:rPr>
-                <w:rFonts w:hint="eastAsia"/>
-              </w:rPr>
-            </w:pPr>
             <w:r>
               <w:rPr>
                 <w:rFonts w:hint="eastAsia"/>
@@ -2177,13 +2146,7 @@
               <w:rPr>
                 <w:rFonts w:hint="eastAsia"/>
               </w:rPr>
-              <w:t>接口</w:t>
-            </w:r>
-            <w:r>
-              <w:rPr>
-                <w:rFonts w:hint="eastAsia"/>
-              </w:rPr>
-              <w:t>是否变更</w:t>
+              <w:t>接口是否变更</w:t>
             </w:r>
           </w:p>
         </w:tc>
@@ -2261,11 +2224,6 @@
             <w:tcW w:w="4004" w:type="dxa"/>
           </w:tcPr>
           <w:p>
-            <w:pPr>
-              <w:rPr>
-                <w:rFonts w:hint="eastAsia"/>
-              </w:rPr>
-            </w:pPr>
             <w:r>
               <w:rPr>
                 <w:rFonts w:hint="eastAsia"/>
@@ -2293,11 +2251,6 @@
             <w:tcW w:w="4004" w:type="dxa"/>
           </w:tcPr>
           <w:p>
-            <w:pPr>
-              <w:rPr>
-                <w:rFonts w:hint="eastAsia"/>
-              </w:rPr>
-            </w:pPr>
             <w:r>
               <w:rPr>
                 <w:rFonts w:hint="eastAsia"/>
@@ -2361,7 +2314,450 @@
         </w:tc>
       </w:tr>
     </w:tbl>
-    <w:p/>
+    <w:p>
+      <w:pPr>
+        <w:rPr>
+          <w:rFonts w:hint="eastAsia"/>
+        </w:rPr>
+      </w:pPr>
+    </w:p>
+    <w:p>
+      <w:pPr>
+        <w:rPr>
+          <w:rFonts w:hint="eastAsia"/>
+        </w:rPr>
+      </w:pPr>
+    </w:p>
+    <w:p>
+      <w:pPr>
+        <w:rPr>
+          <w:rFonts w:hint="eastAsia"/>
+        </w:rPr>
+      </w:pPr>
+      <w:r>
+        <w:rPr>
+          <w:rFonts w:hint="eastAsia"/>
+        </w:rPr>
+        <w:t>文字模板如下：</w:t>
+      </w:r>
+    </w:p>
+    <w:p>
+      <w:pPr>
+        <w:rPr>
+          <w:rFonts w:hint="eastAsia"/>
+        </w:rPr>
+      </w:pPr>
+      <w:r>
+        <w:rPr>
+          <w:rFonts w:hint="eastAsia"/>
+        </w:rPr>
+        <w:t>--------------------------------------------------------------------------------------------</w:t>
+      </w:r>
+    </w:p>
+    <w:p>
+      <w:pPr>
+        <w:rPr>
+          <w:rFonts w:hint="eastAsia"/>
+        </w:rPr>
+      </w:pPr>
+      <w:r>
+        <w:rPr>
+          <w:rFonts w:hint="eastAsia"/>
+        </w:rPr>
+        <w:t>检查项</w:t>
+      </w:r>
+      <w:r>
+        <w:rPr>
+          <w:rFonts w:hint="eastAsia"/>
+        </w:rPr>
+        <w:t>~~~~~~~~~~~~~~~~~~~~~~~~~~~~~~~~~~~~</w:t>
+      </w:r>
+      <w:r>
+        <w:rPr>
+          <w:rFonts w:hint="eastAsia"/>
+        </w:rPr>
+        <w:t>结论（</w:t>
+      </w:r>
+      <w:r>
+        <w:rPr>
+          <w:rFonts w:hint="eastAsia"/>
+        </w:rPr>
+        <w:t>NA/N/Y</w:t>
+      </w:r>
+      <w:r>
+        <w:rPr>
+          <w:rFonts w:hint="eastAsia"/>
+        </w:rPr>
+        <w:t>）</w:t>
+      </w:r>
+    </w:p>
+    <w:p>
+      <w:pPr>
+        <w:rPr>
+          <w:rFonts w:hint="eastAsia"/>
+        </w:rPr>
+      </w:pPr>
+      <w:r>
+        <w:rPr>
+          <w:rFonts w:hint="eastAsia"/>
+        </w:rPr>
+        <w:t>--------------------------------------------------------------------------------------------</w:t>
+      </w:r>
+    </w:p>
+    <w:p>
+      <w:pPr>
+        <w:rPr>
+          <w:rFonts w:hint="eastAsia"/>
+        </w:rPr>
+      </w:pPr>
+      <w:r>
+        <w:rPr>
+          <w:rFonts w:hint="eastAsia"/>
+        </w:rPr>
+        <w:t>修改代码是否全部提交</w:t>
+      </w:r>
+      <w:r>
+        <w:rPr>
+          <w:rFonts w:hint="eastAsia"/>
+        </w:rPr>
+        <w:t>SVN</w:t>
+      </w:r>
+      <w:r>
+        <w:rPr>
+          <w:rFonts w:hint="eastAsia"/>
+        </w:rPr>
+        <w:t>主干和分支版本</w:t>
+      </w:r>
+    </w:p>
+    <w:p>
+      <w:pPr>
+        <w:rPr>
+          <w:rFonts w:hint="eastAsia"/>
+        </w:rPr>
+      </w:pPr>
+      <w:r>
+        <w:rPr>
+          <w:rFonts w:hint="eastAsia"/>
+        </w:rPr>
+        <w:t>且符合代码规范</w:t>
+      </w:r>
+      <w:r>
+        <w:rPr>
+          <w:rFonts w:hint="eastAsia"/>
+        </w:rPr>
+        <w:t>~~~~~~~~~~~~~~~~~~~~~~~~~~~~</w:t>
+      </w:r>
+    </w:p>
+    <w:p>
+      <w:pPr>
+        <w:rPr>
+          <w:rFonts w:hint="eastAsia"/>
+        </w:rPr>
+      </w:pPr>
+      <w:r>
+        <w:rPr>
+          <w:rFonts w:hint="eastAsia"/>
+        </w:rPr>
+        <w:t>--------------------------------------------------------------------------------------------</w:t>
+      </w:r>
+    </w:p>
+    <w:p>
+      <w:pPr>
+        <w:rPr>
+          <w:rFonts w:hint="eastAsia"/>
+        </w:rPr>
+      </w:pPr>
+      <w:r>
+        <w:rPr>
+          <w:rFonts w:hint="eastAsia"/>
+        </w:rPr>
+        <w:t>是否用例全部通过</w:t>
+      </w:r>
+      <w:r>
+        <w:rPr>
+          <w:rFonts w:hint="eastAsia"/>
+        </w:rPr>
+        <w:t>~~~~~~~~~~~~~~~~~~~~~~~~~~</w:t>
+      </w:r>
+    </w:p>
+    <w:p>
+      <w:pPr>
+        <w:rPr>
+          <w:rFonts w:hint="eastAsia"/>
+        </w:rPr>
+      </w:pPr>
+      <w:r>
+        <w:rPr>
+          <w:rFonts w:hint="eastAsia"/>
+        </w:rPr>
+        <w:t>--------------------------------------------------------------------------------------------</w:t>
+      </w:r>
+    </w:p>
+    <w:p>
+      <w:pPr>
+        <w:rPr>
+          <w:rFonts w:hint="eastAsia"/>
+        </w:rPr>
+      </w:pPr>
+      <w:r>
+        <w:rPr>
+          <w:rFonts w:hint="eastAsia"/>
+        </w:rPr>
+        <w:t>修改代码是否通过检视</w:t>
+      </w:r>
+      <w:r>
+        <w:rPr>
+          <w:rFonts w:hint="eastAsia"/>
+        </w:rPr>
+        <w:t>~~~~~~~~~~~~~~~~~~~~~~</w:t>
+      </w:r>
+    </w:p>
+    <w:p>
+      <w:pPr>
+        <w:rPr>
+          <w:rFonts w:hint="eastAsia"/>
+        </w:rPr>
+      </w:pPr>
+      <w:r>
+        <w:rPr>
+          <w:rFonts w:hint="eastAsia"/>
+        </w:rPr>
+        <w:t>--------------------------------------------------------------------------------------------</w:t>
+      </w:r>
+    </w:p>
+    <w:p>
+      <w:pPr>
+        <w:rPr>
+          <w:rFonts w:hint="eastAsia"/>
+        </w:rPr>
+      </w:pPr>
+      <w:r>
+        <w:rPr>
+          <w:rFonts w:hint="eastAsia"/>
+        </w:rPr>
+        <w:t>资料是否变更</w:t>
+      </w:r>
+      <w:r>
+        <w:rPr>
+          <w:rFonts w:hint="eastAsia"/>
+        </w:rPr>
+        <w:t>~~~~~~~~~~~~~~~~~~~~~~~~~~~~~~</w:t>
+      </w:r>
+    </w:p>
+    <w:p>
+      <w:pPr>
+        <w:rPr>
+          <w:rFonts w:hint="eastAsia"/>
+        </w:rPr>
+      </w:pPr>
+      <w:r>
+        <w:rPr>
+          <w:rFonts w:hint="eastAsia"/>
+        </w:rPr>
+        <w:t>--------------------------------------------------------------------------------------------</w:t>
+      </w:r>
+    </w:p>
+    <w:p>
+      <w:pPr>
+        <w:rPr>
+          <w:rFonts w:hint="eastAsia"/>
+        </w:rPr>
+      </w:pPr>
+      <w:r>
+        <w:rPr>
+          <w:rFonts w:hint="eastAsia"/>
+        </w:rPr>
+        <w:t>接口是否变更</w:t>
+      </w:r>
+      <w:r>
+        <w:rPr>
+          <w:rFonts w:hint="eastAsia"/>
+        </w:rPr>
+        <w:t>~~~~~~~~~~~~~~~~~~~~~~~~~~~~~~</w:t>
+      </w:r>
+    </w:p>
+    <w:p>
+      <w:pPr>
+        <w:rPr>
+          <w:rFonts w:hint="eastAsia"/>
+        </w:rPr>
+      </w:pPr>
+      <w:r>
+        <w:rPr>
+          <w:rFonts w:hint="eastAsia"/>
+        </w:rPr>
+        <w:t>--------------------------------------------------------------------------------------------</w:t>
+      </w:r>
+    </w:p>
+    <w:p>
+      <w:pPr>
+        <w:rPr>
+          <w:rFonts w:hint="eastAsia"/>
+        </w:rPr>
+      </w:pPr>
+      <w:r>
+        <w:rPr>
+          <w:rFonts w:hint="eastAsia"/>
+        </w:rPr>
+        <w:t>相关驱动是否变更或添加</w:t>
+      </w:r>
+      <w:r>
+        <w:rPr>
+          <w:rFonts w:hint="eastAsia"/>
+        </w:rPr>
+        <w:t>~~~~~~~~~~~~~~~~~~~~</w:t>
+      </w:r>
+    </w:p>
+    <w:p>
+      <w:pPr>
+        <w:rPr>
+          <w:rFonts w:hint="eastAsia"/>
+        </w:rPr>
+      </w:pPr>
+      <w:r>
+        <w:rPr>
+          <w:rFonts w:hint="eastAsia"/>
+        </w:rPr>
+        <w:t>--------------------------------------------------------------------------------------------</w:t>
+      </w:r>
+    </w:p>
+    <w:p>
+      <w:pPr>
+        <w:rPr>
+          <w:rFonts w:hint="eastAsia"/>
+        </w:rPr>
+      </w:pPr>
+      <w:r>
+        <w:rPr>
+          <w:rFonts w:hint="eastAsia"/>
+        </w:rPr>
+        <w:t>是否保持向前兼容</w:t>
+      </w:r>
+      <w:r>
+        <w:rPr>
+          <w:rFonts w:hint="eastAsia"/>
+        </w:rPr>
+        <w:t>~~~~~~~~~~~~~~~~~~~~~~~~~~</w:t>
+      </w:r>
+    </w:p>
+    <w:p>
+      <w:pPr>
+        <w:rPr>
+          <w:rFonts w:hint="eastAsia"/>
+        </w:rPr>
+      </w:pPr>
+      <w:r>
+        <w:rPr>
+          <w:rFonts w:hint="eastAsia"/>
+        </w:rPr>
+        <w:t>--------------------------------------------------------------------------------------------</w:t>
+      </w:r>
+    </w:p>
+    <w:p>
+      <w:pPr>
+        <w:rPr>
+          <w:rFonts w:hint="eastAsia"/>
+        </w:rPr>
+      </w:pPr>
+      <w:r>
+        <w:rPr>
+          <w:rFonts w:hint="eastAsia"/>
+        </w:rPr>
+        <w:t>是否影响安装部署和监控</w:t>
+      </w:r>
+      <w:r>
+        <w:rPr>
+          <w:rFonts w:hint="eastAsia"/>
+        </w:rPr>
+        <w:t>~~~~~~~~~~~~~~~~~~~~</w:t>
+      </w:r>
+    </w:p>
+    <w:p>
+      <w:pPr>
+        <w:rPr>
+          <w:rFonts w:hint="eastAsia"/>
+        </w:rPr>
+      </w:pPr>
+      <w:r>
+        <w:rPr>
+          <w:rFonts w:hint="eastAsia"/>
+        </w:rPr>
+        <w:t>--------------------------------------------------------------------------------------------</w:t>
+      </w:r>
+    </w:p>
+    <w:p>
+      <w:pPr>
+        <w:rPr>
+          <w:rFonts w:hint="eastAsia"/>
+        </w:rPr>
+      </w:pPr>
+      <w:r>
+        <w:rPr>
+          <w:rFonts w:hint="eastAsia"/>
+        </w:rPr>
+        <w:t>是否对影响性能</w:t>
+      </w:r>
+      <w:r>
+        <w:rPr>
+          <w:rFonts w:hint="eastAsia"/>
+        </w:rPr>
+        <w:t>~~~~~~~~~~~~~~~~~~~~~~~~~~~~</w:t>
+      </w:r>
+    </w:p>
+    <w:p>
+      <w:pPr>
+        <w:rPr>
+          <w:rFonts w:hint="eastAsia"/>
+        </w:rPr>
+      </w:pPr>
+      <w:r>
+        <w:rPr>
+          <w:rFonts w:hint="eastAsia"/>
+        </w:rPr>
+        <w:t>--------------------------------------------------------------------------------------------</w:t>
+      </w:r>
+    </w:p>
+    <w:p>
+      <w:pPr>
+        <w:rPr>
+          <w:rFonts w:hint="eastAsia"/>
+        </w:rPr>
+      </w:pPr>
+      <w:proofErr w:type="spellStart"/>
+      <w:r>
+        <w:rPr>
+          <w:rFonts w:hint="eastAsia"/>
+        </w:rPr>
+        <w:t>sdb</w:t>
+      </w:r>
+      <w:proofErr w:type="spellEnd"/>
+      <w:r>
+        <w:rPr>
+          <w:rFonts w:hint="eastAsia"/>
+        </w:rPr>
+        <w:t xml:space="preserve"> shell</w:t>
+      </w:r>
+      <w:r>
+        <w:rPr>
+          <w:rFonts w:hint="eastAsia"/>
+        </w:rPr>
+        <w:t>帮助信息是否更新</w:t>
+      </w:r>
+      <w:r>
+        <w:rPr>
+          <w:rFonts w:hint="eastAsia"/>
+        </w:rPr>
+        <w:t>~~~~~~~~~~~~~~~~~~~</w:t>
+      </w:r>
+    </w:p>
+    <w:p>
+      <w:r>
+        <w:rPr>
+          <w:rFonts w:hint="eastAsia"/>
+        </w:rPr>
+        <w:t>--------------------------------------------------------------------------------------------</w:t>
+      </w:r>
+    </w:p>
     <w:sectPr>
       <w:pgSz w:w="11906" w:h="16838"/>
       <w:pgMar w:top="1440" w:right="1800" w:bottom="1440" w:left="1800" w:header="851" w:footer="992" w:gutter="0"/>

--- a/internal_doc/09.规范模板/jira问题单模板.docx
+++ b/internal_doc/09.规范模板/jira问题单模板.docx
@@ -2314,20 +2314,8 @@
         </w:tc>
       </w:tr>
     </w:tbl>
-    <w:p>
-      <w:pPr>
-        <w:rPr>
-          <w:rFonts w:hint="eastAsia"/>
-        </w:rPr>
-      </w:pPr>
-    </w:p>
-    <w:p>
-      <w:pPr>
-        <w:rPr>
-          <w:rFonts w:hint="eastAsia"/>
-        </w:rPr>
-      </w:pPr>
-    </w:p>
+    <w:p/>
+    <w:p/>
     <w:p>
       <w:pPr>
         <w:rPr>
@@ -2341,16 +2329,46 @@
         <w:t>文字模板如下：</w:t>
       </w:r>
     </w:p>
-    <w:p>
-      <w:pPr>
-        <w:rPr>
-          <w:rFonts w:hint="eastAsia"/>
-        </w:rPr>
-      </w:pPr>
-      <w:r>
-        <w:rPr>
-          <w:rFonts w:hint="eastAsia"/>
-        </w:rPr>
+    <w:p/>
+    <w:p>
+      <w:pPr>
+        <w:rPr>
+          <w:rFonts w:hint="eastAsia"/>
+        </w:rPr>
+      </w:pPr>
+      <w:r>
+        <w:rPr>
+          <w:rFonts w:hint="eastAsia"/>
+        </w:rPr>
+        <w:t>检查项</w:t>
+      </w:r>
+      <w:r>
+        <w:rPr>
+          <w:rFonts w:hint="eastAsia"/>
+        </w:rPr>
+        <w:t>---------------------------------------------------------</w:t>
+      </w:r>
+      <w:r>
+        <w:rPr>
+          <w:rFonts w:hint="eastAsia"/>
+        </w:rPr>
+        <w:t>结论（</w:t>
+      </w:r>
+      <w:r>
+        <w:rPr>
+          <w:rFonts w:hint="eastAsia"/>
+        </w:rPr>
+        <w:t>NA/N/Y</w:t>
+      </w:r>
+      <w:r>
+        <w:rPr>
+          <w:rFonts w:hint="eastAsia"/>
+        </w:rPr>
+        <w:t>）</w:t>
+      </w:r>
+    </w:p>
+    <w:p>
+      <w:r>
         <w:t>--------------------------------------------------------------------------------------------</w:t>
       </w:r>
     </w:p>
@@ -2364,56 +2382,6 @@
         <w:rPr>
           <w:rFonts w:hint="eastAsia"/>
         </w:rPr>
-        <w:t>检查项</w:t>
-      </w:r>
-      <w:r>
-        <w:rPr>
-          <w:rFonts w:hint="eastAsia"/>
-        </w:rPr>
-        <w:t>~~~~~~~~~~~~~~~~~~~~~~~~~~~~~~~~~~~~</w:t>
-      </w:r>
-      <w:r>
-        <w:rPr>
-          <w:rFonts w:hint="eastAsia"/>
-        </w:rPr>
-        <w:t>结论（</w:t>
-      </w:r>
-      <w:r>
-        <w:rPr>
-          <w:rFonts w:hint="eastAsia"/>
-        </w:rPr>
-        <w:t>NA/N/Y</w:t>
-      </w:r>
-      <w:r>
-        <w:rPr>
-          <w:rFonts w:hint="eastAsia"/>
-        </w:rPr>
-        <w:t>）</w:t>
-      </w:r>
-    </w:p>
-    <w:p>
-      <w:pPr>
-        <w:rPr>
-          <w:rFonts w:hint="eastAsia"/>
-        </w:rPr>
-      </w:pPr>
-      <w:r>
-        <w:rPr>
-          <w:rFonts w:hint="eastAsia"/>
-        </w:rPr>
-        <w:t>--------------------------------------------------------------------------------------------</w:t>
-      </w:r>
-    </w:p>
-    <w:p>
-      <w:pPr>
-        <w:rPr>
-          <w:rFonts w:hint="eastAsia"/>
-        </w:rPr>
-      </w:pPr>
-      <w:r>
-        <w:rPr>
-          <w:rFonts w:hint="eastAsia"/>
-        </w:rPr>
         <w:t>修改代码是否全部提交</w:t>
       </w:r>
       <w:r>
@@ -2445,20 +2413,7 @@
         <w:rPr>
           <w:rFonts w:hint="eastAsia"/>
         </w:rPr>
-        <w:t>~~~~~~~~~~~~~~~~~~~~~~~~~~~~</w:t>
-      </w:r>
-    </w:p>
-    <w:p>
-      <w:pPr>
-        <w:rPr>
-          <w:rFonts w:hint="eastAsia"/>
-        </w:rPr>
-      </w:pPr>
-      <w:r>
-        <w:rPr>
-          <w:rFonts w:hint="eastAsia"/>
-        </w:rPr>
-        <w:t>--------------------------------------------------------------------------------------------</w:t>
+        <w:t>--------------------------------------------</w:t>
       </w:r>
     </w:p>
     <w:p>
@@ -2477,20 +2432,7 @@
         <w:rPr>
           <w:rFonts w:hint="eastAsia"/>
         </w:rPr>
-        <w:t>~~~~~~~~~~~~~~~~~~~~~~~~~~</w:t>
-      </w:r>
-    </w:p>
-    <w:p>
-      <w:pPr>
-        <w:rPr>
-          <w:rFonts w:hint="eastAsia"/>
-        </w:rPr>
-      </w:pPr>
-      <w:r>
-        <w:rPr>
-          <w:rFonts w:hint="eastAsia"/>
-        </w:rPr>
-        <w:t>--------------------------------------------------------------------------------------------</w:t>
+        <w:t>-----------------------------------------</w:t>
       </w:r>
     </w:p>
     <w:p>
@@ -2509,20 +2451,7 @@
         <w:rPr>
           <w:rFonts w:hint="eastAsia"/>
         </w:rPr>
-        <w:t>~~~~~~~~~~~~~~~~~~~~~~</w:t>
-      </w:r>
-    </w:p>
-    <w:p>
-      <w:pPr>
-        <w:rPr>
-          <w:rFonts w:hint="eastAsia"/>
-        </w:rPr>
-      </w:pPr>
-      <w:r>
-        <w:rPr>
-          <w:rFonts w:hint="eastAsia"/>
-        </w:rPr>
-        <w:t>--------------------------------------------------------------------------------------------</w:t>
+        <w:t>------------------------------------</w:t>
       </w:r>
     </w:p>
     <w:p>
@@ -2541,20 +2470,7 @@
         <w:rPr>
           <w:rFonts w:hint="eastAsia"/>
         </w:rPr>
-        <w:t>~~~~~~~~~~~~~~~~~~~~~~~~~~~~~~</w:t>
-      </w:r>
-    </w:p>
-    <w:p>
-      <w:pPr>
-        <w:rPr>
-          <w:rFonts w:hint="eastAsia"/>
-        </w:rPr>
-      </w:pPr>
-      <w:r>
-        <w:rPr>
-          <w:rFonts w:hint="eastAsia"/>
-        </w:rPr>
-        <w:t>--------------------------------------------------------------------------------------------</w:t>
+        <w:t>-----------------------------------------------</w:t>
       </w:r>
     </w:p>
     <w:p>
@@ -2573,20 +2489,7 @@
         <w:rPr>
           <w:rFonts w:hint="eastAsia"/>
         </w:rPr>
-        <w:t>~~~~~~~~~~~~~~~~~~~~~~~~~~~~~~</w:t>
-      </w:r>
-    </w:p>
-    <w:p>
-      <w:pPr>
-        <w:rPr>
-          <w:rFonts w:hint="eastAsia"/>
-        </w:rPr>
-      </w:pPr>
-      <w:r>
-        <w:rPr>
-          <w:rFonts w:hint="eastAsia"/>
-        </w:rPr>
-        <w:t>--------------------------------------------------------------------------------------------</w:t>
+        <w:t>-----------------------------------------------</w:t>
       </w:r>
     </w:p>
     <w:p>
@@ -2605,20 +2508,7 @@
         <w:rPr>
           <w:rFonts w:hint="eastAsia"/>
         </w:rPr>
-        <w:t>~~~~~~~~~~~~~~~~~~~~</w:t>
-      </w:r>
-    </w:p>
-    <w:p>
-      <w:pPr>
-        <w:rPr>
-          <w:rFonts w:hint="eastAsia"/>
-        </w:rPr>
-      </w:pPr>
-      <w:r>
-        <w:rPr>
-          <w:rFonts w:hint="eastAsia"/>
-        </w:rPr>
-        <w:t>--------------------------------------------------------------------------------------------</w:t>
+        <w:t>---------------------------------</w:t>
       </w:r>
     </w:p>
     <w:p>
@@ -2637,20 +2527,7 @@
         <w:rPr>
           <w:rFonts w:hint="eastAsia"/>
         </w:rPr>
-        <w:t>~~~~~~~~~~~~~~~~~~~~~~~~~~</w:t>
-      </w:r>
-    </w:p>
-    <w:p>
-      <w:pPr>
-        <w:rPr>
-          <w:rFonts w:hint="eastAsia"/>
-        </w:rPr>
-      </w:pPr>
-      <w:r>
-        <w:rPr>
-          <w:rFonts w:hint="eastAsia"/>
-        </w:rPr>
-        <w:t>--------------------------------------------------------------------------------------------</w:t>
+        <w:t>------------------------------------------</w:t>
       </w:r>
     </w:p>
     <w:p>
@@ -2669,20 +2546,7 @@
         <w:rPr>
           <w:rFonts w:hint="eastAsia"/>
         </w:rPr>
-        <w:t>~~~~~~~~~~~~~~~~~~~~</w:t>
-      </w:r>
-    </w:p>
-    <w:p>
-      <w:pPr>
-        <w:rPr>
-          <w:rFonts w:hint="eastAsia"/>
-        </w:rPr>
-      </w:pPr>
-      <w:r>
-        <w:rPr>
-          <w:rFonts w:hint="eastAsia"/>
-        </w:rPr>
-        <w:t>--------------------------------------------------------------------------------------------</w:t>
+        <w:t>---------------------------------</w:t>
       </w:r>
     </w:p>
     <w:p>
@@ -2701,28 +2565,10 @@
         <w:rPr>
           <w:rFonts w:hint="eastAsia"/>
         </w:rPr>
-        <w:t>~~~~~~~~~~~~~~~~~~~~~~~~~~~~</w:t>
-      </w:r>
-    </w:p>
-    <w:p>
-      <w:pPr>
-        <w:rPr>
-          <w:rFonts w:hint="eastAsia"/>
-        </w:rPr>
-      </w:pPr>
-      <w:r>
-        <w:rPr>
-          <w:rFonts w:hint="eastAsia"/>
-        </w:rPr>
-        <w:t>--------------------------------------------------------------------------------------------</w:t>
-      </w:r>
-    </w:p>
-    <w:p>
-      <w:pPr>
-        <w:rPr>
-          <w:rFonts w:hint="eastAsia"/>
-        </w:rPr>
-      </w:pPr>
+        <w:t>--------------------------------------------</w:t>
+      </w:r>
+    </w:p>
+    <w:p>
       <w:proofErr w:type="spellStart"/>
       <w:r>
         <w:rPr>
@@ -2747,15 +2593,7 @@
         <w:rPr>
           <w:rFonts w:hint="eastAsia"/>
         </w:rPr>
-        <w:t>~~~~~~~~~~~~~~~~~~~</w:t>
-      </w:r>
-    </w:p>
-    <w:p>
-      <w:r>
-        <w:rPr>
-          <w:rFonts w:hint="eastAsia"/>
-        </w:rPr>
-        <w:t>--------------------------------------------------------------------------------------------</w:t>
+        <w:t>------------------------------</w:t>
       </w:r>
     </w:p>
     <w:sectPr>

--- a/internal_doc/09.规范模板/jira问题单模板.docx
+++ b/internal_doc/09.规范模板/jira问题单模板.docx
@@ -971,6 +971,245 @@
         <w:t>结果或截图</w:t>
       </w:r>
     </w:p>
+    <w:p>
+      <w:pPr>
+        <w:rPr>
+          <w:rFonts w:hint="eastAsia"/>
+        </w:rPr>
+      </w:pPr>
+      <w:r>
+        <w:rPr>
+          <w:rFonts w:hint="eastAsia"/>
+        </w:rPr>
+        <w:lastRenderedPageBreak/>
+        <w:t>【</w:t>
+      </w:r>
+      <w:proofErr w:type="spellStart"/>
+      <w:r>
+        <w:rPr>
+          <w:rFonts w:hint="eastAsia"/>
+        </w:rPr>
+        <w:t>CheckList</w:t>
+      </w:r>
+      <w:proofErr w:type="spellEnd"/>
+      <w:r>
+        <w:rPr>
+          <w:rFonts w:hint="eastAsia"/>
+        </w:rPr>
+        <w:t>】</w:t>
+      </w:r>
+    </w:p>
+    <w:p>
+      <w:r>
+        <w:rPr>
+          <w:rFonts w:hint="eastAsia"/>
+        </w:rPr>
+        <w:t>检查项</w:t>
+      </w:r>
+      <w:r>
+        <w:rPr>
+          <w:rFonts w:hint="eastAsia"/>
+        </w:rPr>
+        <w:t>---------------------------------------------------------</w:t>
+      </w:r>
+      <w:r>
+        <w:rPr>
+          <w:rFonts w:hint="eastAsia"/>
+        </w:rPr>
+        <w:t>结论（</w:t>
+      </w:r>
+      <w:r>
+        <w:rPr>
+          <w:rFonts w:hint="eastAsia"/>
+        </w:rPr>
+        <w:t>NA/N/Y</w:t>
+      </w:r>
+      <w:r>
+        <w:rPr>
+          <w:rFonts w:hint="eastAsia"/>
+        </w:rPr>
+        <w:t>）</w:t>
+      </w:r>
+    </w:p>
+    <w:p>
+      <w:r>
+        <w:t>--------------------------------------------------------------------------------------------</w:t>
+      </w:r>
+    </w:p>
+    <w:p>
+      <w:r>
+        <w:rPr>
+          <w:rFonts w:hint="eastAsia"/>
+        </w:rPr>
+        <w:t>修改代码是否全部提交</w:t>
+      </w:r>
+      <w:r>
+        <w:rPr>
+          <w:rFonts w:hint="eastAsia"/>
+        </w:rPr>
+        <w:t>SVN</w:t>
+      </w:r>
+      <w:r>
+        <w:rPr>
+          <w:rFonts w:hint="eastAsia"/>
+        </w:rPr>
+        <w:t>主干和分支版本</w:t>
+      </w:r>
+    </w:p>
+    <w:p>
+      <w:r>
+        <w:rPr>
+          <w:rFonts w:hint="eastAsia"/>
+        </w:rPr>
+        <w:t>且符合代码规范</w:t>
+      </w:r>
+      <w:r>
+        <w:rPr>
+          <w:rFonts w:hint="eastAsia"/>
+        </w:rPr>
+        <w:t>--------------------------------------------</w:t>
+      </w:r>
+    </w:p>
+    <w:p>
+      <w:r>
+        <w:rPr>
+          <w:rFonts w:hint="eastAsia"/>
+        </w:rPr>
+        <w:t>是否用例全部通过</w:t>
+      </w:r>
+      <w:r>
+        <w:rPr>
+          <w:rFonts w:hint="eastAsia"/>
+        </w:rPr>
+        <w:t>-----------------------------------------</w:t>
+      </w:r>
+    </w:p>
+    <w:p>
+      <w:r>
+        <w:rPr>
+          <w:rFonts w:hint="eastAsia"/>
+        </w:rPr>
+        <w:t>修改代码是否通过检视</w:t>
+      </w:r>
+      <w:r>
+        <w:rPr>
+          <w:rFonts w:hint="eastAsia"/>
+        </w:rPr>
+        <w:t>------------------------------------</w:t>
+      </w:r>
+    </w:p>
+    <w:p>
+      <w:r>
+        <w:rPr>
+          <w:rFonts w:hint="eastAsia"/>
+        </w:rPr>
+        <w:t>资料是否变更</w:t>
+      </w:r>
+      <w:r>
+        <w:rPr>
+          <w:rFonts w:hint="eastAsia"/>
+        </w:rPr>
+        <w:t>-----------------------------------------------</w:t>
+      </w:r>
+    </w:p>
+    <w:p>
+      <w:r>
+        <w:rPr>
+          <w:rFonts w:hint="eastAsia"/>
+        </w:rPr>
+        <w:t>接口是否变更</w:t>
+      </w:r>
+      <w:r>
+        <w:rPr>
+          <w:rFonts w:hint="eastAsia"/>
+        </w:rPr>
+        <w:t>-----------------------------------------------</w:t>
+      </w:r>
+    </w:p>
+    <w:p>
+      <w:r>
+        <w:rPr>
+          <w:rFonts w:hint="eastAsia"/>
+        </w:rPr>
+        <w:t>相关驱动是否变更或添加</w:t>
+      </w:r>
+      <w:r>
+        <w:rPr>
+          <w:rFonts w:hint="eastAsia"/>
+        </w:rPr>
+        <w:t>---------------------------------</w:t>
+      </w:r>
+    </w:p>
+    <w:p>
+      <w:r>
+        <w:rPr>
+          <w:rFonts w:hint="eastAsia"/>
+        </w:rPr>
+        <w:t>是否保持向前兼容</w:t>
+      </w:r>
+      <w:r>
+        <w:rPr>
+          <w:rFonts w:hint="eastAsia"/>
+        </w:rPr>
+        <w:t>------------------------------------------</w:t>
+      </w:r>
+    </w:p>
+    <w:p>
+      <w:r>
+        <w:rPr>
+          <w:rFonts w:hint="eastAsia"/>
+        </w:rPr>
+        <w:t>是否影响安装部署和监控</w:t>
+      </w:r>
+      <w:r>
+        <w:rPr>
+          <w:rFonts w:hint="eastAsia"/>
+        </w:rPr>
+        <w:t>---------------------------------</w:t>
+      </w:r>
+    </w:p>
+    <w:p>
+      <w:r>
+        <w:rPr>
+          <w:rFonts w:hint="eastAsia"/>
+        </w:rPr>
+        <w:t>是否对影响性能</w:t>
+      </w:r>
+      <w:r>
+        <w:rPr>
+          <w:rFonts w:hint="eastAsia"/>
+        </w:rPr>
+        <w:t>--------------------------------------------</w:t>
+      </w:r>
+    </w:p>
+    <w:p>
+      <w:proofErr w:type="spellStart"/>
+      <w:r>
+        <w:rPr>
+          <w:rFonts w:hint="eastAsia"/>
+        </w:rPr>
+        <w:t>sdb</w:t>
+      </w:r>
+      <w:proofErr w:type="spellEnd"/>
+      <w:r>
+        <w:rPr>
+          <w:rFonts w:hint="eastAsia"/>
+        </w:rPr>
+        <w:t xml:space="preserve"> shell</w:t>
+      </w:r>
+      <w:r>
+        <w:rPr>
+          <w:rFonts w:hint="eastAsia"/>
+        </w:rPr>
+        <w:t>帮助信息是否更新</w:t>
+      </w:r>
+      <w:r>
+        <w:rPr>
+          <w:rFonts w:hint="eastAsia"/>
+        </w:rPr>
+        <w:t>------------------------------</w:t>
+      </w:r>
+    </w:p>
     <w:p/>
     <w:p>
       <w:pPr>
@@ -1321,6 +1560,7 @@
         <w:rPr>
           <w:rFonts w:hint="eastAsia"/>
         </w:rPr>
+        <w:lastRenderedPageBreak/>
         <w:t>Story</w:t>
       </w:r>
       <w:r>
@@ -1535,7 +1775,6 @@
         <w:rPr>
           <w:rFonts w:hint="eastAsia"/>
         </w:rPr>
-        <w:lastRenderedPageBreak/>
         <w:t>Task</w:t>
       </w:r>
       <w:r>
@@ -1882,6 +2121,7 @@
         <w:rPr>
           <w:rFonts w:hint="eastAsia"/>
         </w:rPr>
+        <w:lastRenderedPageBreak/>
         <w:t>【备注】</w:t>
       </w:r>
     </w:p>
@@ -2200,7 +2440,6 @@
               <w:rPr>
                 <w:rFonts w:hint="eastAsia"/>
               </w:rPr>
-              <w:lastRenderedPageBreak/>
               <w:t>是否保持向前兼容</w:t>
             </w:r>
           </w:p>
@@ -2317,11 +2556,6 @@
     <w:p/>
     <w:p/>
     <w:p>
-      <w:pPr>
-        <w:rPr>
-          <w:rFonts w:hint="eastAsia"/>
-        </w:rPr>
-      </w:pPr>
       <w:r>
         <w:rPr>
           <w:rFonts w:hint="eastAsia"/>
@@ -2331,11 +2565,6 @@
     </w:p>
     <w:p/>
     <w:p>
-      <w:pPr>
-        <w:rPr>
-          <w:rFonts w:hint="eastAsia"/>
-        </w:rPr>
-      </w:pPr>
       <w:r>
         <w:rPr>
           <w:rFonts w:hint="eastAsia"/>
@@ -2373,11 +2602,6 @@
       </w:r>
     </w:p>
     <w:p>
-      <w:pPr>
-        <w:rPr>
-          <w:rFonts w:hint="eastAsia"/>
-        </w:rPr>
-      </w:pPr>
       <w:r>
         <w:rPr>
           <w:rFonts w:hint="eastAsia"/>
@@ -2398,11 +2622,6 @@
       </w:r>
     </w:p>
     <w:p>
-      <w:pPr>
-        <w:rPr>
-          <w:rFonts w:hint="eastAsia"/>
-        </w:rPr>
-      </w:pPr>
       <w:r>
         <w:rPr>
           <w:rFonts w:hint="eastAsia"/>
@@ -2417,11 +2636,6 @@
       </w:r>
     </w:p>
     <w:p>
-      <w:pPr>
-        <w:rPr>
-          <w:rFonts w:hint="eastAsia"/>
-        </w:rPr>
-      </w:pPr>
       <w:r>
         <w:rPr>
           <w:rFonts w:hint="eastAsia"/>
@@ -2436,11 +2650,6 @@
       </w:r>
     </w:p>
     <w:p>
-      <w:pPr>
-        <w:rPr>
-          <w:rFonts w:hint="eastAsia"/>
-        </w:rPr>
-      </w:pPr>
       <w:r>
         <w:rPr>
           <w:rFonts w:hint="eastAsia"/>
@@ -2455,11 +2664,6 @@
       </w:r>
     </w:p>
     <w:p>
-      <w:pPr>
-        <w:rPr>
-          <w:rFonts w:hint="eastAsia"/>
-        </w:rPr>
-      </w:pPr>
       <w:r>
         <w:rPr>
           <w:rFonts w:hint="eastAsia"/>
@@ -2474,11 +2678,6 @@
       </w:r>
     </w:p>
     <w:p>
-      <w:pPr>
-        <w:rPr>
-          <w:rFonts w:hint="eastAsia"/>
-        </w:rPr>
-      </w:pPr>
       <w:r>
         <w:rPr>
           <w:rFonts w:hint="eastAsia"/>
@@ -2493,11 +2692,6 @@
       </w:r>
     </w:p>
     <w:p>
-      <w:pPr>
-        <w:rPr>
-          <w:rFonts w:hint="eastAsia"/>
-        </w:rPr>
-      </w:pPr>
       <w:r>
         <w:rPr>
           <w:rFonts w:hint="eastAsia"/>
@@ -2512,11 +2706,6 @@
       </w:r>
     </w:p>
     <w:p>
-      <w:pPr>
-        <w:rPr>
-          <w:rFonts w:hint="eastAsia"/>
-        </w:rPr>
-      </w:pPr>
       <w:r>
         <w:rPr>
           <w:rFonts w:hint="eastAsia"/>
@@ -2531,11 +2720,6 @@
       </w:r>
     </w:p>
     <w:p>
-      <w:pPr>
-        <w:rPr>
-          <w:rFonts w:hint="eastAsia"/>
-        </w:rPr>
-      </w:pPr>
       <w:r>
         <w:rPr>
           <w:rFonts w:hint="eastAsia"/>
@@ -2550,11 +2734,6 @@
       </w:r>
     </w:p>
     <w:p>
-      <w:pPr>
-        <w:rPr>
-          <w:rFonts w:hint="eastAsia"/>
-        </w:rPr>
-      </w:pPr>
       <w:r>
         <w:rPr>
           <w:rFonts w:hint="eastAsia"/>

--- a/internal_doc/09.规范模板/jira问题单模板.docx
+++ b/internal_doc/09.规范模板/jira问题单模板.docx
@@ -933,6 +933,7 @@
     <w:p>
       <w:pPr>
         <w:rPr>
+          <w:rFonts w:hint="eastAsia"/>
           <w:i/>
         </w:rPr>
       </w:pPr>
@@ -974,14 +975,32 @@
     <w:p>
       <w:pPr>
         <w:rPr>
-          <w:rFonts w:hint="eastAsia"/>
-        </w:rPr>
-      </w:pPr>
-      <w:r>
-        <w:rPr>
-          <w:rFonts w:hint="eastAsia"/>
+          <w:i/>
+          <w:color w:val="FF0000"/>
+        </w:rPr>
+      </w:pPr>
+      <w:r>
+        <w:rPr>
+          <w:rFonts w:hint="eastAsia"/>
+          <w:i/>
         </w:rPr>
         <w:lastRenderedPageBreak/>
+        <w:tab/>
+      </w:r>
+      <w:r>
+        <w:rPr>
+          <w:rFonts w:hint="eastAsia"/>
+          <w:i/>
+          <w:color w:val="FF0000"/>
+        </w:rPr>
+        <w:t>对于偶现问题尽可能给出必现或提高重现的验证步骤</w:t>
+      </w:r>
+    </w:p>
+    <w:p>
+      <w:r>
+        <w:rPr>
+          <w:rFonts w:hint="eastAsia"/>
+        </w:rPr>
         <w:t>【</w:t>
       </w:r>
       <w:proofErr w:type="spellStart"/>

--- a/internal_doc/09.规范模板/jira问题单模板.docx
+++ b/internal_doc/09.规范模板/jira问题单模板.docx
@@ -11,7 +11,6 @@
           <w:szCs w:val="52"/>
         </w:rPr>
       </w:pPr>
-      <w:proofErr w:type="spellStart"/>
       <w:r>
         <w:rPr>
           <w:rFonts w:hint="eastAsia"/>
@@ -21,7 +20,6 @@
         </w:rPr>
         <w:t>jira</w:t>
       </w:r>
-      <w:proofErr w:type="spellEnd"/>
       <w:r>
         <w:rPr>
           <w:rFonts w:hint="eastAsia"/>
@@ -933,7 +931,6 @@
     <w:p>
       <w:pPr>
         <w:rPr>
-          <w:rFonts w:hint="eastAsia"/>
           <w:i/>
         </w:rPr>
       </w:pPr>
@@ -1003,14 +1000,12 @@
         </w:rPr>
         <w:t>【</w:t>
       </w:r>
-      <w:proofErr w:type="spellStart"/>
       <w:r>
         <w:rPr>
           <w:rFonts w:hint="eastAsia"/>
         </w:rPr>
         <w:t>CheckList</w:t>
       </w:r>
-      <w:proofErr w:type="spellEnd"/>
       <w:r>
         <w:rPr>
           <w:rFonts w:hint="eastAsia"/>
@@ -1202,19 +1197,11 @@
       </w:r>
     </w:p>
     <w:p>
-      <w:proofErr w:type="spellStart"/>
-      <w:r>
-        <w:rPr>
-          <w:rFonts w:hint="eastAsia"/>
-        </w:rPr>
-        <w:t>sdb</w:t>
-      </w:r>
-      <w:proofErr w:type="spellEnd"/>
-      <w:r>
-        <w:rPr>
-          <w:rFonts w:hint="eastAsia"/>
-        </w:rPr>
-        <w:t xml:space="preserve"> shell</w:t>
+      <w:r>
+        <w:rPr>
+          <w:rFonts w:hint="eastAsia"/>
+        </w:rPr>
+        <w:t>sdb shell</w:t>
       </w:r>
       <w:r>
         <w:rPr>
@@ -1967,33 +1954,11 @@
         </w:rPr>
         <w:t>测试环境：服务器</w:t>
       </w:r>
-      <w:proofErr w:type="spellStart"/>
-      <w:r>
-        <w:rPr>
-          <w:rFonts w:hint="eastAsia"/>
-        </w:rPr>
-        <w:t>linux</w:t>
-      </w:r>
-      <w:proofErr w:type="spellEnd"/>
-      <w:r>
-        <w:rPr>
-          <w:rFonts w:hint="eastAsia"/>
-        </w:rPr>
-        <w:t xml:space="preserve"> </w:t>
-      </w:r>
-      <w:proofErr w:type="spellStart"/>
-      <w:r>
-        <w:rPr>
-          <w:rFonts w:hint="eastAsia"/>
-        </w:rPr>
-        <w:t>ubuntu</w:t>
-      </w:r>
-      <w:proofErr w:type="spellEnd"/>
-      <w:r>
-        <w:rPr>
-          <w:rFonts w:hint="eastAsia"/>
-        </w:rPr>
-        <w:t xml:space="preserve"> + IE7.0</w:t>
+      <w:r>
+        <w:rPr>
+          <w:rFonts w:hint="eastAsia"/>
+        </w:rPr>
+        <w:t>linux ubuntu + IE7.0</w:t>
       </w:r>
     </w:p>
     <w:p>
@@ -2181,14 +2146,12 @@
         </w:rPr>
         <w:t>问题单修改人员</w:t>
       </w:r>
-      <w:proofErr w:type="spellStart"/>
       <w:r>
         <w:rPr>
           <w:rFonts w:hint="eastAsia"/>
         </w:rPr>
         <w:t>CheckList</w:t>
       </w:r>
-      <w:proofErr w:type="spellEnd"/>
     </w:p>
     <w:tbl>
       <w:tblPr>
@@ -2347,6 +2310,38 @@
             <w:tcW w:w="4004" w:type="dxa"/>
           </w:tcPr>
           <w:p>
+            <w:pPr>
+              <w:rPr>
+                <w:rFonts w:hint="eastAsia"/>
+              </w:rPr>
+            </w:pPr>
+            <w:r>
+              <w:rPr>
+                <w:rFonts w:hint="eastAsia"/>
+              </w:rPr>
+              <w:t>是否清淅标明重现步骤</w:t>
+            </w:r>
+          </w:p>
+        </w:tc>
+        <w:tc>
+          <w:tcPr>
+            <w:tcW w:w="1439" w:type="dxa"/>
+          </w:tcPr>
+          <w:p/>
+        </w:tc>
+        <w:tc>
+          <w:tcPr>
+            <w:tcW w:w="2722" w:type="dxa"/>
+          </w:tcPr>
+          <w:p/>
+        </w:tc>
+      </w:tr>
+      <w:tr>
+        <w:tc>
+          <w:tcPr>
+            <w:tcW w:w="4004" w:type="dxa"/>
+          </w:tcPr>
+          <w:p>
             <w:r>
               <w:rPr>
                 <w:rFonts w:hint="eastAsia"/>
@@ -2536,19 +2531,11 @@
             <w:tcW w:w="4004" w:type="dxa"/>
           </w:tcPr>
           <w:p>
-            <w:proofErr w:type="spellStart"/>
             <w:r>
               <w:rPr>
                 <w:rFonts w:hint="eastAsia"/>
               </w:rPr>
-              <w:t>sdb</w:t>
-            </w:r>
-            <w:proofErr w:type="spellEnd"/>
-            <w:r>
-              <w:rPr>
-                <w:rFonts w:hint="eastAsia"/>
-              </w:rPr>
-              <w:t xml:space="preserve"> shell</w:t>
+              <w:t>sdb shell</w:t>
             </w:r>
             <w:r>
               <w:rPr>
@@ -2655,6 +2642,11 @@
       </w:r>
     </w:p>
     <w:p>
+      <w:pPr>
+        <w:rPr>
+          <w:rFonts w:hint="eastAsia"/>
+        </w:rPr>
+      </w:pPr>
       <w:r>
         <w:rPr>
           <w:rFonts w:hint="eastAsia"/>
@@ -2673,6 +2665,20 @@
         <w:rPr>
           <w:rFonts w:hint="eastAsia"/>
         </w:rPr>
+        <w:t>是否清淅标明重现步骤</w:t>
+      </w:r>
+      <w:r>
+        <w:rPr>
+          <w:rFonts w:hint="eastAsia"/>
+        </w:rPr>
+        <w:t>----------------------------------</w:t>
+      </w:r>
+    </w:p>
+    <w:p>
+      <w:r>
+        <w:rPr>
+          <w:rFonts w:hint="eastAsia"/>
+        </w:rPr>
         <w:t>修改代码是否通过检视</w:t>
       </w:r>
       <w:r>
@@ -2767,19 +2773,11 @@
       </w:r>
     </w:p>
     <w:p>
-      <w:proofErr w:type="spellStart"/>
-      <w:r>
-        <w:rPr>
-          <w:rFonts w:hint="eastAsia"/>
-        </w:rPr>
-        <w:t>sdb</w:t>
-      </w:r>
-      <w:proofErr w:type="spellEnd"/>
-      <w:r>
-        <w:rPr>
-          <w:rFonts w:hint="eastAsia"/>
-        </w:rPr>
-        <w:t xml:space="preserve"> shell</w:t>
+      <w:r>
+        <w:rPr>
+          <w:rFonts w:hint="eastAsia"/>
+        </w:rPr>
+        <w:t>sdb shell</w:t>
       </w:r>
       <w:r>
         <w:rPr>

--- a/internal_doc/09.规范模板/jira问题单模板.docx
+++ b/internal_doc/09.规范模板/jira问题单模板.docx
@@ -11,6 +11,7 @@
           <w:szCs w:val="52"/>
         </w:rPr>
       </w:pPr>
+      <w:proofErr w:type="spellStart"/>
       <w:r>
         <w:rPr>
           <w:rFonts w:hint="eastAsia"/>
@@ -20,6 +21,7 @@
         </w:rPr>
         <w:t>jira</w:t>
       </w:r>
+      <w:proofErr w:type="spellEnd"/>
       <w:r>
         <w:rPr>
           <w:rFonts w:hint="eastAsia"/>
@@ -1000,12 +1002,14 @@
         </w:rPr>
         <w:t>【</w:t>
       </w:r>
+      <w:proofErr w:type="spellStart"/>
       <w:r>
         <w:rPr>
           <w:rFonts w:hint="eastAsia"/>
         </w:rPr>
         <w:t>CheckList</w:t>
       </w:r>
+      <w:proofErr w:type="spellEnd"/>
       <w:r>
         <w:rPr>
           <w:rFonts w:hint="eastAsia"/>
@@ -1187,7 +1191,13 @@
         <w:rPr>
           <w:rFonts w:hint="eastAsia"/>
         </w:rPr>
-        <w:t>是否对影响性能</w:t>
+        <w:t>是否</w:t>
+      </w:r>
+      <w:r>
+        <w:rPr>
+          <w:rFonts w:hint="eastAsia"/>
+        </w:rPr>
+        <w:t>影响性能</w:t>
       </w:r>
       <w:r>
         <w:rPr>
@@ -1195,13 +1205,27 @@
         </w:rPr>
         <w:t>--------------------------------------------</w:t>
       </w:r>
-    </w:p>
-    <w:p>
-      <w:r>
-        <w:rPr>
-          <w:rFonts w:hint="eastAsia"/>
-        </w:rPr>
-        <w:t>sdb shell</w:t>
+      <w:r>
+        <w:rPr>
+          <w:rFonts w:hint="eastAsia"/>
+        </w:rPr>
+        <w:t>---</w:t>
+      </w:r>
+    </w:p>
+    <w:p>
+      <w:proofErr w:type="spellStart"/>
+      <w:r>
+        <w:rPr>
+          <w:rFonts w:hint="eastAsia"/>
+        </w:rPr>
+        <w:t>sdb</w:t>
+      </w:r>
+      <w:proofErr w:type="spellEnd"/>
+      <w:r>
+        <w:rPr>
+          <w:rFonts w:hint="eastAsia"/>
+        </w:rPr>
+        <w:t xml:space="preserve"> shell</w:t>
       </w:r>
       <w:r>
         <w:rPr>
@@ -1934,11 +1958,19 @@
         </w:rPr>
         <w:t>版本信息：</w:t>
       </w:r>
-      <w:r>
-        <w:rPr>
-          <w:rFonts w:hint="eastAsia"/>
-        </w:rPr>
-        <w:t xml:space="preserve">SequoiaDB shell version: 1.12 Release: 17720 </w:t>
+      <w:proofErr w:type="spellStart"/>
+      <w:r>
+        <w:rPr>
+          <w:rFonts w:hint="eastAsia"/>
+        </w:rPr>
+        <w:t>SequoiaDB</w:t>
+      </w:r>
+      <w:proofErr w:type="spellEnd"/>
+      <w:r>
+        <w:rPr>
+          <w:rFonts w:hint="eastAsia"/>
+        </w:rPr>
+        <w:t xml:space="preserve"> shell version: 1.12 Release: 17720 </w:t>
       </w:r>
     </w:p>
     <w:p>
@@ -1954,11 +1986,33 @@
         </w:rPr>
         <w:t>测试环境：服务器</w:t>
       </w:r>
-      <w:r>
-        <w:rPr>
-          <w:rFonts w:hint="eastAsia"/>
-        </w:rPr>
-        <w:t>linux ubuntu + IE7.0</w:t>
+      <w:proofErr w:type="spellStart"/>
+      <w:r>
+        <w:rPr>
+          <w:rFonts w:hint="eastAsia"/>
+        </w:rPr>
+        <w:t>linux</w:t>
+      </w:r>
+      <w:proofErr w:type="spellEnd"/>
+      <w:r>
+        <w:rPr>
+          <w:rFonts w:hint="eastAsia"/>
+        </w:rPr>
+        <w:t xml:space="preserve"> </w:t>
+      </w:r>
+      <w:proofErr w:type="spellStart"/>
+      <w:r>
+        <w:rPr>
+          <w:rFonts w:hint="eastAsia"/>
+        </w:rPr>
+        <w:t>ubuntu</w:t>
+      </w:r>
+      <w:proofErr w:type="spellEnd"/>
+      <w:r>
+        <w:rPr>
+          <w:rFonts w:hint="eastAsia"/>
+        </w:rPr>
+        <w:t xml:space="preserve"> + IE7.0</w:t>
       </w:r>
     </w:p>
     <w:p>
@@ -2146,12 +2200,14 @@
         </w:rPr>
         <w:t>问题单修改人员</w:t>
       </w:r>
+      <w:proofErr w:type="spellStart"/>
       <w:r>
         <w:rPr>
           <w:rFonts w:hint="eastAsia"/>
         </w:rPr>
         <w:t>CheckList</w:t>
       </w:r>
+      <w:proofErr w:type="spellEnd"/>
     </w:p>
     <w:tbl>
       <w:tblPr>
@@ -2310,11 +2366,6 @@
             <w:tcW w:w="4004" w:type="dxa"/>
           </w:tcPr>
           <w:p>
-            <w:pPr>
-              <w:rPr>
-                <w:rFonts w:hint="eastAsia"/>
-              </w:rPr>
-            </w:pPr>
             <w:r>
               <w:rPr>
                 <w:rFonts w:hint="eastAsia"/>
@@ -2531,11 +2582,19 @@
             <w:tcW w:w="4004" w:type="dxa"/>
           </w:tcPr>
           <w:p>
+            <w:proofErr w:type="spellStart"/>
             <w:r>
               <w:rPr>
                 <w:rFonts w:hint="eastAsia"/>
               </w:rPr>
-              <w:t>sdb shell</w:t>
+              <w:t>sdb</w:t>
+            </w:r>
+            <w:proofErr w:type="spellEnd"/>
+            <w:r>
+              <w:rPr>
+                <w:rFonts w:hint="eastAsia"/>
+              </w:rPr>
+              <w:t xml:space="preserve"> shell</w:t>
             </w:r>
             <w:r>
               <w:rPr>
@@ -2642,11 +2701,6 @@
       </w:r>
     </w:p>
     <w:p>
-      <w:pPr>
-        <w:rPr>
-          <w:rFonts w:hint="eastAsia"/>
-        </w:rPr>
-      </w:pPr>
       <w:r>
         <w:rPr>
           <w:rFonts w:hint="eastAsia"/>
@@ -2773,11 +2827,19 @@
       </w:r>
     </w:p>
     <w:p>
-      <w:r>
-        <w:rPr>
-          <w:rFonts w:hint="eastAsia"/>
-        </w:rPr>
-        <w:t>sdb shell</w:t>
+      <w:proofErr w:type="spellStart"/>
+      <w:r>
+        <w:rPr>
+          <w:rFonts w:hint="eastAsia"/>
+        </w:rPr>
+        <w:t>sdb</w:t>
+      </w:r>
+      <w:proofErr w:type="spellEnd"/>
+      <w:r>
+        <w:rPr>
+          <w:rFonts w:hint="eastAsia"/>
+        </w:rPr>
+        <w:t xml:space="preserve"> shell</w:t>
       </w:r>
       <w:r>
         <w:rPr>

--- a/internal_doc/09.规范模板/jira问题单模板.docx
+++ b/internal_doc/09.规范模板/jira问题单模板.docx
@@ -1958,19 +1958,11 @@
         </w:rPr>
         <w:t>版本信息：</w:t>
       </w:r>
-      <w:proofErr w:type="spellStart"/>
-      <w:r>
-        <w:rPr>
-          <w:rFonts w:hint="eastAsia"/>
-        </w:rPr>
-        <w:t>SequoiaDB</w:t>
-      </w:r>
-      <w:proofErr w:type="spellEnd"/>
-      <w:r>
-        <w:rPr>
-          <w:rFonts w:hint="eastAsia"/>
-        </w:rPr>
-        <w:t xml:space="preserve"> shell version: 1.12 Release: 17720 </w:t>
+      <w:r>
+        <w:rPr>
+          <w:rFonts w:hint="eastAsia"/>
+        </w:rPr>
+        <w:t xml:space="preserve">SequoiaDB shell version: 1.12 Release: 17720 </w:t>
       </w:r>
     </w:p>
     <w:p>
@@ -2667,6 +2659,11 @@
       </w:r>
     </w:p>
     <w:p>
+      <w:pPr>
+        <w:rPr>
+          <w:rFonts w:hint="eastAsia"/>
+        </w:rPr>
+      </w:pPr>
       <w:r>
         <w:rPr>
           <w:rFonts w:hint="eastAsia"/>
@@ -2687,6 +2684,11 @@
       </w:r>
     </w:p>
     <w:p>
+      <w:pPr>
+        <w:rPr>
+          <w:rFonts w:hint="eastAsia"/>
+        </w:rPr>
+      </w:pPr>
       <w:r>
         <w:rPr>
           <w:rFonts w:hint="eastAsia"/>
@@ -2701,6 +2703,11 @@
       </w:r>
     </w:p>
     <w:p>
+      <w:pPr>
+        <w:rPr>
+          <w:rFonts w:hint="eastAsia"/>
+        </w:rPr>
+      </w:pPr>
       <w:r>
         <w:rPr>
           <w:rFonts w:hint="eastAsia"/>
@@ -2715,6 +2722,11 @@
       </w:r>
     </w:p>
     <w:p>
+      <w:pPr>
+        <w:rPr>
+          <w:rFonts w:hint="eastAsia"/>
+        </w:rPr>
+      </w:pPr>
       <w:r>
         <w:rPr>
           <w:rFonts w:hint="eastAsia"/>
@@ -2725,10 +2737,15 @@
         <w:rPr>
           <w:rFonts w:hint="eastAsia"/>
         </w:rPr>
-        <w:t>----------------------------------</w:t>
-      </w:r>
-    </w:p>
-    <w:p>
+        <w:t>-----------------------------------</w:t>
+      </w:r>
+    </w:p>
+    <w:p>
+      <w:pPr>
+        <w:rPr>
+          <w:rFonts w:hint="eastAsia"/>
+        </w:rPr>
+      </w:pPr>
       <w:r>
         <w:rPr>
           <w:rFonts w:hint="eastAsia"/>
@@ -2739,10 +2756,15 @@
         <w:rPr>
           <w:rFonts w:hint="eastAsia"/>
         </w:rPr>
-        <w:t>------------------------------------</w:t>
-      </w:r>
-    </w:p>
-    <w:p>
+        <w:t>-----------------------------------</w:t>
+      </w:r>
+    </w:p>
+    <w:p>
+      <w:pPr>
+        <w:rPr>
+          <w:rFonts w:hint="eastAsia"/>
+        </w:rPr>
+      </w:pPr>
       <w:r>
         <w:rPr>
           <w:rFonts w:hint="eastAsia"/>
@@ -2753,10 +2775,15 @@
         <w:rPr>
           <w:rFonts w:hint="eastAsia"/>
         </w:rPr>
-        <w:t>-----------------------------------------------</w:t>
-      </w:r>
-    </w:p>
-    <w:p>
+        <w:t>----------------------------------------------</w:t>
+      </w:r>
+    </w:p>
+    <w:p>
+      <w:pPr>
+        <w:rPr>
+          <w:rFonts w:hint="eastAsia"/>
+        </w:rPr>
+      </w:pPr>
       <w:r>
         <w:rPr>
           <w:rFonts w:hint="eastAsia"/>
@@ -2767,10 +2794,15 @@
         <w:rPr>
           <w:rFonts w:hint="eastAsia"/>
         </w:rPr>
-        <w:t>-----------------------------------------------</w:t>
-      </w:r>
-    </w:p>
-    <w:p>
+        <w:t>----------------------------------------------</w:t>
+      </w:r>
+    </w:p>
+    <w:p>
+      <w:pPr>
+        <w:rPr>
+          <w:rFonts w:hint="eastAsia"/>
+        </w:rPr>
+      </w:pPr>
       <w:r>
         <w:rPr>
           <w:rFonts w:hint="eastAsia"/>
@@ -2781,10 +2813,15 @@
         <w:rPr>
           <w:rFonts w:hint="eastAsia"/>
         </w:rPr>
-        <w:t>---------------------------------</w:t>
-      </w:r>
-    </w:p>
-    <w:p>
+        <w:t>--------------------------------</w:t>
+      </w:r>
+    </w:p>
+    <w:p>
+      <w:pPr>
+        <w:rPr>
+          <w:rFonts w:hint="eastAsia"/>
+        </w:rPr>
+      </w:pPr>
       <w:r>
         <w:rPr>
           <w:rFonts w:hint="eastAsia"/>
@@ -2795,10 +2832,15 @@
         <w:rPr>
           <w:rFonts w:hint="eastAsia"/>
         </w:rPr>
-        <w:t>------------------------------------------</w:t>
-      </w:r>
-    </w:p>
-    <w:p>
+        <w:t>----------------------------------------</w:t>
+      </w:r>
+    </w:p>
+    <w:p>
+      <w:pPr>
+        <w:rPr>
+          <w:rFonts w:hint="eastAsia"/>
+        </w:rPr>
+      </w:pPr>
       <w:r>
         <w:rPr>
           <w:rFonts w:hint="eastAsia"/>
@@ -2809,10 +2851,15 @@
         <w:rPr>
           <w:rFonts w:hint="eastAsia"/>
         </w:rPr>
-        <w:t>---------------------------------</w:t>
-      </w:r>
-    </w:p>
-    <w:p>
+        <w:t>--------------------------------</w:t>
+      </w:r>
+    </w:p>
+    <w:p>
+      <w:pPr>
+        <w:rPr>
+          <w:rFonts w:hint="eastAsia"/>
+        </w:rPr>
+      </w:pPr>
       <w:r>
         <w:rPr>
           <w:rFonts w:hint="eastAsia"/>
@@ -2823,7 +2870,7 @@
         <w:rPr>
           <w:rFonts w:hint="eastAsia"/>
         </w:rPr>
-        <w:t>--------------------------------------------</w:t>
+        <w:t>-------------------------------------------</w:t>
       </w:r>
     </w:p>
     <w:p>
@@ -2851,7 +2898,7 @@
         <w:rPr>
           <w:rFonts w:hint="eastAsia"/>
         </w:rPr>
-        <w:t>------------------------------</w:t>
+        <w:t>-----------------------------</w:t>
       </w:r>
     </w:p>
     <w:sectPr>

--- a/internal_doc/09.规范模板/jira问题单模板.docx
+++ b/internal_doc/09.规范模板/jira问题单模板.docx
@@ -11,7 +11,6 @@
           <w:szCs w:val="52"/>
         </w:rPr>
       </w:pPr>
-      <w:proofErr w:type="spellStart"/>
       <w:r>
         <w:rPr>
           <w:rFonts w:hint="eastAsia"/>
@@ -21,7 +20,6 @@
         </w:rPr>
         <w:t>jira</w:t>
       </w:r>
-      <w:proofErr w:type="spellEnd"/>
       <w:r>
         <w:rPr>
           <w:rFonts w:hint="eastAsia"/>
@@ -1002,14 +1000,12 @@
         </w:rPr>
         <w:t>【</w:t>
       </w:r>
-      <w:proofErr w:type="spellStart"/>
       <w:r>
         <w:rPr>
           <w:rFonts w:hint="eastAsia"/>
         </w:rPr>
         <w:t>CheckList</w:t>
       </w:r>
-      <w:proofErr w:type="spellEnd"/>
       <w:r>
         <w:rPr>
           <w:rFonts w:hint="eastAsia"/>
@@ -1213,19 +1209,11 @@
       </w:r>
     </w:p>
     <w:p>
-      <w:proofErr w:type="spellStart"/>
-      <w:r>
-        <w:rPr>
-          <w:rFonts w:hint="eastAsia"/>
-        </w:rPr>
-        <w:t>sdb</w:t>
-      </w:r>
-      <w:proofErr w:type="spellEnd"/>
-      <w:r>
-        <w:rPr>
-          <w:rFonts w:hint="eastAsia"/>
-        </w:rPr>
-        <w:t xml:space="preserve"> shell</w:t>
+      <w:r>
+        <w:rPr>
+          <w:rFonts w:hint="eastAsia"/>
+        </w:rPr>
+        <w:t>sdb shell</w:t>
       </w:r>
       <w:r>
         <w:rPr>
@@ -1314,7 +1302,6 @@
           <w:rFonts w:ascii="宋体" w:eastAsia="宋体" w:cs="宋体"/>
           <w:kern w:val="0"/>
           <w:szCs w:val="21"/>
-          <w:lang w:val="zh-CN"/>
         </w:rPr>
       </w:pPr>
       <w:r>
@@ -1324,7 +1311,15 @@
           <w:szCs w:val="21"/>
           <w:lang w:val="zh-CN"/>
         </w:rPr>
-        <w:t>如：</w:t>
+        <w:t>如</w:t>
+      </w:r>
+      <w:r>
+        <w:rPr>
+          <w:rFonts w:ascii="宋体" w:eastAsia="宋体" w:cs="宋体" w:hint="eastAsia"/>
+          <w:kern w:val="0"/>
+          <w:szCs w:val="21"/>
+        </w:rPr>
+        <w:t>：</w:t>
       </w:r>
     </w:p>
     <w:p>
@@ -1339,15 +1334,13 @@
           <w:rFonts w:ascii="宋体" w:eastAsia="宋体" w:cs="宋体"/>
           <w:kern w:val="0"/>
           <w:szCs w:val="21"/>
-          <w:lang w:val="zh-CN"/>
-        </w:rPr>
-      </w:pPr>
-      <w:r>
-        <w:rPr>
-          <w:rFonts w:ascii="宋体" w:eastAsia="宋体" w:cs="宋体"/>
-          <w:kern w:val="0"/>
-          <w:szCs w:val="21"/>
-          <w:lang w:val="zh-CN"/>
+        </w:rPr>
+      </w:pPr>
+      <w:r>
+        <w:rPr>
+          <w:rFonts w:ascii="宋体" w:eastAsia="宋体" w:cs="宋体"/>
+          <w:kern w:val="0"/>
+          <w:szCs w:val="21"/>
         </w:rPr>
         <w:t>SequoiaDB shell version: 1.14</w:t>
       </w:r>
@@ -1465,6 +1458,7 @@
     <w:p>
       <w:pPr>
         <w:rPr>
+          <w:rFonts w:hint="eastAsia"/>
           <w:i/>
         </w:rPr>
       </w:pPr>
@@ -1509,6 +1503,597 @@
         </w:rPr>
         <w:t>ID</w:t>
       </w:r>
+      <w:r>
+        <w:rPr>
+          <w:rFonts w:hint="eastAsia"/>
+          <w:i/>
+        </w:rPr>
+        <w:t>，如果没有用例请描述原因。</w:t>
+      </w:r>
+    </w:p>
+    <w:p>
+      <w:pPr>
+        <w:pStyle w:val="Heading2"/>
+        <w:rPr>
+          <w:rFonts w:hint="eastAsia"/>
+        </w:rPr>
+      </w:pPr>
+      <w:r>
+        <w:rPr>
+          <w:rFonts w:hint="eastAsia"/>
+        </w:rPr>
+        <w:t>检视结果</w:t>
+      </w:r>
+    </w:p>
+    <w:p>
+      <w:pPr>
+        <w:autoSpaceDE w:val="0"/>
+        <w:autoSpaceDN w:val="0"/>
+        <w:adjustRightInd w:val="0"/>
+        <w:spacing w:line="360" w:lineRule="auto"/>
+        <w:ind w:firstLine="420"/>
+        <w:jc w:val="left"/>
+        <w:rPr>
+          <w:rFonts w:ascii="宋体" w:eastAsia="宋体" w:cs="宋体"/>
+          <w:kern w:val="0"/>
+          <w:szCs w:val="21"/>
+          <w:lang w:val="zh-CN"/>
+        </w:rPr>
+      </w:pPr>
+      <w:r>
+        <w:rPr>
+          <w:rFonts w:ascii="宋体" w:eastAsia="宋体" w:cs="宋体" w:hint="eastAsia"/>
+          <w:kern w:val="0"/>
+          <w:szCs w:val="21"/>
+          <w:lang w:val="zh-CN"/>
+        </w:rPr>
+        <w:t>【检视结果】：检视通过。</w:t>
+      </w:r>
+    </w:p>
+    <w:p>
+      <w:pPr>
+        <w:autoSpaceDE w:val="0"/>
+        <w:autoSpaceDN w:val="0"/>
+        <w:adjustRightInd w:val="0"/>
+        <w:spacing w:line="360" w:lineRule="auto"/>
+        <w:ind w:firstLine="420"/>
+        <w:jc w:val="left"/>
+        <w:rPr>
+          <w:rFonts w:ascii="宋体" w:eastAsia="宋体" w:cs="宋体" w:hint="eastAsia"/>
+          <w:kern w:val="0"/>
+          <w:szCs w:val="21"/>
+          <w:lang w:val="zh-CN"/>
+        </w:rPr>
+      </w:pPr>
+      <w:r>
+        <w:rPr>
+          <w:rFonts w:ascii="宋体" w:eastAsia="宋体" w:cs="宋体" w:hint="eastAsia"/>
+          <w:kern w:val="0"/>
+          <w:szCs w:val="21"/>
+          <w:lang w:val="zh-CN"/>
+        </w:rPr>
+        <w:t>【检查项】：</w:t>
+      </w:r>
+    </w:p>
+    <w:p>
+      <w:pPr>
+        <w:autoSpaceDE w:val="0"/>
+        <w:autoSpaceDN w:val="0"/>
+        <w:adjustRightInd w:val="0"/>
+        <w:jc w:val="left"/>
+        <w:rPr>
+          <w:rFonts w:ascii="宋体" w:eastAsia="宋体" w:cs="宋体"/>
+          <w:kern w:val="0"/>
+          <w:szCs w:val="21"/>
+          <w:lang w:val="zh-CN"/>
+        </w:rPr>
+      </w:pPr>
+      <w:r>
+        <w:rPr>
+          <w:rFonts w:ascii="宋体" w:eastAsia="宋体" w:cs="宋体" w:hint="eastAsia"/>
+          <w:kern w:val="0"/>
+          <w:szCs w:val="21"/>
+          <w:lang w:val="zh-CN"/>
+        </w:rPr>
+        <w:tab/>
+      </w:r>
+      <w:r>
+        <w:rPr>
+          <w:rFonts w:ascii="宋体" w:eastAsia="宋体" w:cs="宋体"/>
+          <w:kern w:val="0"/>
+          <w:szCs w:val="21"/>
+          <w:lang w:val="zh-CN"/>
+        </w:rPr>
+        <w:t>检视项-----------------------</w:t>
+      </w:r>
+      <w:r>
+        <w:rPr>
+          <w:rFonts w:ascii="宋体" w:eastAsia="宋体" w:cs="宋体"/>
+          <w:kern w:val="0"/>
+          <w:szCs w:val="21"/>
+          <w:lang w:val="zh-CN"/>
+        </w:rPr>
+        <w:t>---------------------</w:t>
+      </w:r>
+      <w:r>
+        <w:rPr>
+          <w:rFonts w:ascii="宋体" w:eastAsia="宋体" w:cs="宋体"/>
+          <w:kern w:val="0"/>
+          <w:szCs w:val="21"/>
+          <w:lang w:val="zh-CN"/>
+        </w:rPr>
+        <w:t>-结论（NA/N/Y）</w:t>
+      </w:r>
+      <w:r>
+        <w:rPr>
+          <w:rFonts w:ascii="宋体" w:eastAsia="宋体" w:cs="宋体"/>
+          <w:kern w:val="0"/>
+          <w:szCs w:val="21"/>
+          <w:lang w:val="zh-CN"/>
+        </w:rPr>
+        <w:t> </w:t>
+      </w:r>
+    </w:p>
+    <w:p>
+      <w:pPr>
+        <w:autoSpaceDE w:val="0"/>
+        <w:autoSpaceDN w:val="0"/>
+        <w:adjustRightInd w:val="0"/>
+        <w:jc w:val="left"/>
+        <w:rPr>
+          <w:rFonts w:ascii="宋体" w:eastAsia="宋体" w:cs="宋体"/>
+          <w:kern w:val="0"/>
+          <w:szCs w:val="21"/>
+          <w:lang w:val="zh-CN"/>
+        </w:rPr>
+      </w:pPr>
+      <w:r>
+        <w:rPr>
+          <w:rFonts w:ascii="宋体" w:eastAsia="宋体" w:cs="宋体" w:hint="eastAsia"/>
+          <w:kern w:val="0"/>
+          <w:szCs w:val="21"/>
+          <w:lang w:val="zh-CN"/>
+        </w:rPr>
+        <w:tab/>
+      </w:r>
+      <w:r>
+        <w:rPr>
+          <w:rFonts w:ascii="宋体" w:eastAsia="宋体" w:cs="宋体"/>
+          <w:kern w:val="0"/>
+          <w:szCs w:val="21"/>
+          <w:lang w:val="zh-CN"/>
+        </w:rPr>
+        <w:t>是否验证所有修改版本（主干和分支版本）-------------Y</w:t>
+      </w:r>
+    </w:p>
+    <w:p>
+      <w:pPr>
+        <w:autoSpaceDE w:val="0"/>
+        <w:autoSpaceDN w:val="0"/>
+        <w:adjustRightInd w:val="0"/>
+        <w:jc w:val="left"/>
+        <w:rPr>
+          <w:rFonts w:ascii="宋体" w:eastAsia="宋体" w:cs="宋体"/>
+          <w:kern w:val="0"/>
+          <w:szCs w:val="21"/>
+          <w:lang w:val="zh-CN"/>
+        </w:rPr>
+      </w:pPr>
+      <w:r>
+        <w:rPr>
+          <w:rFonts w:ascii="宋体" w:eastAsia="宋体" w:cs="宋体" w:hint="eastAsia"/>
+          <w:kern w:val="0"/>
+          <w:szCs w:val="21"/>
+          <w:lang w:val="zh-CN"/>
+        </w:rPr>
+        <w:tab/>
+      </w:r>
+      <w:r>
+        <w:rPr>
+          <w:rFonts w:ascii="宋体" w:eastAsia="宋体" w:cs="宋体"/>
+          <w:kern w:val="0"/>
+          <w:szCs w:val="21"/>
+          <w:lang w:val="zh-CN"/>
+        </w:rPr>
+        <w:t>修改功能是否都验证--------</w:t>
+      </w:r>
+      <w:r>
+        <w:rPr>
+          <w:rFonts w:ascii="宋体" w:eastAsia="宋体" w:cs="宋体"/>
+          <w:kern w:val="0"/>
+          <w:szCs w:val="21"/>
+          <w:lang w:val="zh-CN"/>
+        </w:rPr>
+        <w:t>-------------------------</w:t>
+      </w:r>
+      <w:r>
+        <w:rPr>
+          <w:rFonts w:ascii="宋体" w:eastAsia="宋体" w:cs="宋体"/>
+          <w:kern w:val="0"/>
+          <w:szCs w:val="21"/>
+          <w:lang w:val="zh-CN"/>
+        </w:rPr>
+        <w:t>Y</w:t>
+      </w:r>
+      <w:r>
+        <w:rPr>
+          <w:rFonts w:ascii="宋体" w:eastAsia="宋体" w:cs="宋体"/>
+          <w:kern w:val="0"/>
+          <w:szCs w:val="21"/>
+          <w:lang w:val="zh-CN"/>
+        </w:rPr>
+        <w:t> </w:t>
+      </w:r>
+    </w:p>
+    <w:p>
+      <w:pPr>
+        <w:autoSpaceDE w:val="0"/>
+        <w:autoSpaceDN w:val="0"/>
+        <w:adjustRightInd w:val="0"/>
+        <w:jc w:val="left"/>
+        <w:rPr>
+          <w:rFonts w:ascii="宋体" w:eastAsia="宋体" w:cs="宋体"/>
+          <w:kern w:val="0"/>
+          <w:szCs w:val="21"/>
+          <w:lang w:val="zh-CN"/>
+        </w:rPr>
+      </w:pPr>
+      <w:r>
+        <w:rPr>
+          <w:rFonts w:ascii="宋体" w:eastAsia="宋体" w:cs="宋体" w:hint="eastAsia"/>
+          <w:kern w:val="0"/>
+          <w:szCs w:val="21"/>
+          <w:lang w:val="zh-CN"/>
+        </w:rPr>
+        <w:lastRenderedPageBreak/>
+        <w:tab/>
+      </w:r>
+      <w:r>
+        <w:rPr>
+          <w:rFonts w:ascii="宋体" w:eastAsia="宋体" w:cs="宋体"/>
+          <w:kern w:val="0"/>
+          <w:szCs w:val="21"/>
+          <w:lang w:val="zh-CN"/>
+        </w:rPr>
+        <w:t>是否清淅描述验证步骤-----</w:t>
+      </w:r>
+      <w:r>
+        <w:rPr>
+          <w:rFonts w:ascii="宋体" w:eastAsia="宋体" w:cs="宋体"/>
+          <w:kern w:val="0"/>
+          <w:szCs w:val="21"/>
+          <w:lang w:val="zh-CN"/>
+        </w:rPr>
+        <w:t>--------------------------</w:t>
+      </w:r>
+      <w:r>
+        <w:rPr>
+          <w:rFonts w:ascii="宋体" w:eastAsia="宋体" w:cs="宋体"/>
+          <w:kern w:val="0"/>
+          <w:szCs w:val="21"/>
+          <w:lang w:val="zh-CN"/>
+        </w:rPr>
+        <w:t>Y</w:t>
+      </w:r>
+      <w:r>
+        <w:rPr>
+          <w:rFonts w:ascii="宋体" w:eastAsia="宋体" w:cs="宋体"/>
+          <w:kern w:val="0"/>
+          <w:szCs w:val="21"/>
+          <w:lang w:val="zh-CN"/>
+        </w:rPr>
+        <w:t> </w:t>
+      </w:r>
+    </w:p>
+    <w:p>
+      <w:pPr>
+        <w:autoSpaceDE w:val="0"/>
+        <w:autoSpaceDN w:val="0"/>
+        <w:adjustRightInd w:val="0"/>
+        <w:jc w:val="left"/>
+        <w:rPr>
+          <w:rFonts w:ascii="宋体" w:eastAsia="宋体" w:cs="宋体"/>
+          <w:kern w:val="0"/>
+          <w:szCs w:val="21"/>
+          <w:lang w:val="zh-CN"/>
+        </w:rPr>
+      </w:pPr>
+      <w:r>
+        <w:rPr>
+          <w:rFonts w:ascii="宋体" w:eastAsia="宋体" w:cs="宋体" w:hint="eastAsia"/>
+          <w:kern w:val="0"/>
+          <w:szCs w:val="21"/>
+          <w:lang w:val="zh-CN"/>
+        </w:rPr>
+        <w:tab/>
+      </w:r>
+      <w:r>
+        <w:rPr>
+          <w:rFonts w:ascii="宋体" w:eastAsia="宋体" w:cs="宋体"/>
+          <w:kern w:val="0"/>
+          <w:szCs w:val="21"/>
+          <w:lang w:val="zh-CN"/>
+        </w:rPr>
+        <w:t>是否存在对应文本测试用例</w:t>
+      </w:r>
+      <w:r>
+        <w:rPr>
+          <w:rFonts w:ascii="宋体" w:eastAsia="宋体" w:cs="宋体"/>
+          <w:kern w:val="0"/>
+          <w:szCs w:val="21"/>
+          <w:lang w:val="zh-CN"/>
+        </w:rPr>
+        <w:t>---------------------------</w:t>
+      </w:r>
+      <w:r>
+        <w:rPr>
+          <w:rFonts w:ascii="宋体" w:eastAsia="宋体" w:cs="宋体"/>
+          <w:kern w:val="0"/>
+          <w:szCs w:val="21"/>
+          <w:lang w:val="zh-CN"/>
+        </w:rPr>
+        <w:t>Y</w:t>
+      </w:r>
+      <w:r>
+        <w:rPr>
+          <w:rFonts w:ascii="宋体" w:eastAsia="宋体" w:cs="宋体"/>
+          <w:kern w:val="0"/>
+          <w:szCs w:val="21"/>
+          <w:lang w:val="zh-CN"/>
+        </w:rPr>
+        <w:t> </w:t>
+      </w:r>
+    </w:p>
+    <w:p>
+      <w:pPr>
+        <w:autoSpaceDE w:val="0"/>
+        <w:autoSpaceDN w:val="0"/>
+        <w:adjustRightInd w:val="0"/>
+        <w:jc w:val="left"/>
+        <w:rPr>
+          <w:rFonts w:ascii="宋体" w:eastAsia="宋体" w:cs="宋体"/>
+          <w:kern w:val="0"/>
+          <w:szCs w:val="21"/>
+          <w:lang w:val="zh-CN"/>
+        </w:rPr>
+      </w:pPr>
+      <w:r>
+        <w:rPr>
+          <w:rFonts w:ascii="宋体" w:eastAsia="宋体" w:cs="宋体" w:hint="eastAsia"/>
+          <w:kern w:val="0"/>
+          <w:szCs w:val="21"/>
+          <w:lang w:val="zh-CN"/>
+        </w:rPr>
+        <w:tab/>
+      </w:r>
+      <w:r>
+        <w:rPr>
+          <w:rFonts w:ascii="宋体" w:eastAsia="宋体" w:cs="宋体"/>
+          <w:kern w:val="0"/>
+          <w:szCs w:val="21"/>
+          <w:lang w:val="zh-CN"/>
+        </w:rPr>
+        <w:t>测试用例是否和验证步骤相符</w:t>
+      </w:r>
+      <w:r>
+        <w:rPr>
+          <w:rFonts w:ascii="宋体" w:eastAsia="宋体" w:cs="宋体"/>
+          <w:kern w:val="0"/>
+          <w:szCs w:val="21"/>
+          <w:lang w:val="zh-CN"/>
+        </w:rPr>
+        <w:t>-------------------------</w:t>
+      </w:r>
+      <w:r>
+        <w:rPr>
+          <w:rFonts w:ascii="宋体" w:eastAsia="宋体" w:cs="宋体"/>
+          <w:kern w:val="0"/>
+          <w:szCs w:val="21"/>
+          <w:lang w:val="zh-CN"/>
+        </w:rPr>
+        <w:t>Y</w:t>
+      </w:r>
+    </w:p>
+    <w:p>
+      <w:pPr>
+        <w:autoSpaceDE w:val="0"/>
+        <w:autoSpaceDN w:val="0"/>
+        <w:adjustRightInd w:val="0"/>
+        <w:jc w:val="left"/>
+        <w:rPr>
+          <w:rFonts w:ascii="宋体" w:eastAsia="宋体" w:cs="宋体"/>
+          <w:kern w:val="0"/>
+          <w:szCs w:val="21"/>
+          <w:lang w:val="zh-CN"/>
+        </w:rPr>
+      </w:pPr>
+      <w:r>
+        <w:rPr>
+          <w:rFonts w:ascii="宋体" w:eastAsia="宋体" w:cs="宋体" w:hint="eastAsia"/>
+          <w:kern w:val="0"/>
+          <w:szCs w:val="21"/>
+          <w:lang w:val="zh-CN"/>
+        </w:rPr>
+        <w:tab/>
+      </w:r>
+      <w:r>
+        <w:rPr>
+          <w:rFonts w:ascii="宋体" w:eastAsia="宋体" w:cs="宋体"/>
+          <w:kern w:val="0"/>
+          <w:szCs w:val="21"/>
+          <w:lang w:val="zh-CN"/>
+        </w:rPr>
+        <w:t>测试代码是否通过检视（主干和分支）</w:t>
+      </w:r>
+      <w:r>
+        <w:rPr>
+          <w:rFonts w:ascii="宋体" w:eastAsia="宋体" w:cs="宋体"/>
+          <w:kern w:val="0"/>
+          <w:szCs w:val="21"/>
+          <w:lang w:val="zh-CN"/>
+        </w:rPr>
+        <w:t>-----------------</w:t>
+      </w:r>
+      <w:r>
+        <w:rPr>
+          <w:rFonts w:ascii="宋体" w:eastAsia="宋体" w:cs="宋体"/>
+          <w:kern w:val="0"/>
+          <w:szCs w:val="21"/>
+          <w:lang w:val="zh-CN"/>
+        </w:rPr>
+        <w:t>Y</w:t>
+      </w:r>
+    </w:p>
+    <w:p>
+      <w:pPr>
+        <w:autoSpaceDE w:val="0"/>
+        <w:autoSpaceDN w:val="0"/>
+        <w:adjustRightInd w:val="0"/>
+        <w:jc w:val="left"/>
+        <w:rPr>
+          <w:rFonts w:ascii="宋体" w:eastAsia="宋体" w:cs="宋体"/>
+          <w:kern w:val="0"/>
+          <w:szCs w:val="21"/>
+          <w:lang w:val="zh-CN"/>
+        </w:rPr>
+      </w:pPr>
+      <w:r>
+        <w:rPr>
+          <w:rFonts w:ascii="宋体" w:eastAsia="宋体" w:cs="宋体" w:hint="eastAsia"/>
+          <w:kern w:val="0"/>
+          <w:szCs w:val="21"/>
+          <w:lang w:val="zh-CN"/>
+        </w:rPr>
+        <w:tab/>
+      </w:r>
+      <w:r>
+        <w:rPr>
+          <w:rFonts w:ascii="宋体" w:eastAsia="宋体" w:cs="宋体"/>
+          <w:kern w:val="0"/>
+          <w:szCs w:val="21"/>
+          <w:lang w:val="zh-CN"/>
+        </w:rPr>
+        <w:t>是否验证信息中心资料------</w:t>
+      </w:r>
+      <w:r>
+        <w:rPr>
+          <w:rFonts w:ascii="宋体" w:eastAsia="宋体" w:cs="宋体"/>
+          <w:kern w:val="0"/>
+          <w:szCs w:val="21"/>
+          <w:lang w:val="zh-CN"/>
+        </w:rPr>
+        <w:t>-------------------------</w:t>
+      </w:r>
+      <w:r>
+        <w:rPr>
+          <w:rFonts w:ascii="宋体" w:eastAsia="宋体" w:cs="宋体"/>
+          <w:kern w:val="0"/>
+          <w:szCs w:val="21"/>
+          <w:lang w:val="zh-CN"/>
+        </w:rPr>
+        <w:t>NA</w:t>
+      </w:r>
+    </w:p>
+    <w:p>
+      <w:pPr>
+        <w:autoSpaceDE w:val="0"/>
+        <w:autoSpaceDN w:val="0"/>
+        <w:adjustRightInd w:val="0"/>
+        <w:jc w:val="left"/>
+        <w:rPr>
+          <w:rFonts w:ascii="宋体" w:eastAsia="宋体" w:cs="宋体"/>
+          <w:kern w:val="0"/>
+          <w:szCs w:val="21"/>
+          <w:lang w:val="zh-CN"/>
+        </w:rPr>
+      </w:pPr>
+      <w:r>
+        <w:rPr>
+          <w:rFonts w:ascii="宋体" w:eastAsia="宋体" w:cs="宋体" w:hint="eastAsia"/>
+          <w:kern w:val="0"/>
+          <w:szCs w:val="21"/>
+          <w:lang w:val="zh-CN"/>
+        </w:rPr>
+        <w:tab/>
+      </w:r>
+      <w:r>
+        <w:rPr>
+          <w:rFonts w:ascii="宋体" w:eastAsia="宋体" w:cs="宋体"/>
+          <w:kern w:val="0"/>
+          <w:szCs w:val="21"/>
+          <w:lang w:val="zh-CN"/>
+        </w:rPr>
+        <w:t>是否验证sdbshell帮助信息--</w:t>
+      </w:r>
+      <w:r>
+        <w:rPr>
+          <w:rFonts w:ascii="宋体" w:eastAsia="宋体" w:cs="宋体"/>
+          <w:kern w:val="0"/>
+          <w:szCs w:val="21"/>
+          <w:lang w:val="zh-CN"/>
+        </w:rPr>
+        <w:t>-------------------------</w:t>
+      </w:r>
+      <w:r>
+        <w:rPr>
+          <w:rFonts w:ascii="宋体" w:eastAsia="宋体" w:cs="宋体"/>
+          <w:kern w:val="0"/>
+          <w:szCs w:val="21"/>
+          <w:lang w:val="zh-CN"/>
+        </w:rPr>
+        <w:t>NA</w:t>
+      </w:r>
+    </w:p>
+    <w:p>
+      <w:pPr>
+        <w:autoSpaceDE w:val="0"/>
+        <w:autoSpaceDN w:val="0"/>
+        <w:adjustRightInd w:val="0"/>
+        <w:jc w:val="left"/>
+      </w:pPr>
+      <w:r>
+        <w:rPr>
+          <w:rFonts w:ascii="宋体" w:eastAsia="宋体" w:cs="宋体" w:hint="eastAsia"/>
+          <w:kern w:val="0"/>
+          <w:szCs w:val="21"/>
+          <w:lang w:val="zh-CN"/>
+        </w:rPr>
+        <w:tab/>
+      </w:r>
+      <w:r>
+        <w:rPr>
+          <w:rFonts w:ascii="宋体" w:eastAsia="宋体" w:cs="宋体"/>
+          <w:kern w:val="0"/>
+          <w:szCs w:val="21"/>
+          <w:lang w:val="zh-CN"/>
+        </w:rPr>
+        <w:t>是否验证相关驱动接口-----------------------</w:t>
+      </w:r>
+      <w:r>
+        <w:rPr>
+          <w:rFonts w:ascii="宋体" w:eastAsia="宋体" w:cs="宋体"/>
+          <w:kern w:val="0"/>
+          <w:szCs w:val="21"/>
+          <w:lang w:val="zh-CN"/>
+        </w:rPr>
+        <w:t>--------</w:t>
+      </w:r>
+      <w:r>
+        <w:rPr>
+          <w:rFonts w:ascii="宋体" w:eastAsia="宋体" w:cs="宋体"/>
+          <w:kern w:val="0"/>
+          <w:szCs w:val="21"/>
+          <w:lang w:val="zh-CN"/>
+        </w:rPr>
+        <w:t>NA</w:t>
+      </w:r>
+    </w:p>
+    <w:p>
+      <w:pPr>
+        <w:rPr>
+          <w:i/>
+        </w:rPr>
+      </w:pPr>
     </w:p>
     <w:p>
       <w:pPr>
@@ -1590,14 +2175,295 @@
         <w:rPr>
           <w:rFonts w:hint="eastAsia"/>
         </w:rPr>
+        <w:t>Story</w:t>
+      </w:r>
+      <w:r>
+        <w:rPr>
+          <w:rFonts w:hint="eastAsia"/>
+        </w:rPr>
+        <w:t>描述</w:t>
+      </w:r>
+    </w:p>
+    <w:p>
+      <w:r>
+        <w:rPr>
+          <w:rFonts w:hint="eastAsia"/>
+        </w:rPr>
+        <w:t>【</w:t>
+      </w:r>
+      <w:r>
+        <w:rPr>
+          <w:rFonts w:hint="eastAsia"/>
+        </w:rPr>
+        <w:t>Story</w:t>
+      </w:r>
+      <w:r>
+        <w:rPr>
+          <w:rFonts w:hint="eastAsia"/>
+        </w:rPr>
+        <w:t>描述】</w:t>
+      </w:r>
+    </w:p>
+    <w:p>
+      <w:pPr>
+        <w:rPr>
+          <w:i/>
+        </w:rPr>
+      </w:pPr>
+      <w:r>
+        <w:rPr>
+          <w:rFonts w:hint="eastAsia"/>
+          <w:i/>
+        </w:rPr>
+        <w:tab/>
+      </w:r>
+      <w:r>
+        <w:rPr>
+          <w:rFonts w:hint="eastAsia"/>
+          <w:i/>
+        </w:rPr>
+        <w:t>详细介绍</w:t>
+      </w:r>
+      <w:r>
+        <w:rPr>
+          <w:rFonts w:hint="eastAsia"/>
+          <w:i/>
+        </w:rPr>
+        <w:t>Story</w:t>
+      </w:r>
+      <w:r>
+        <w:rPr>
+          <w:rFonts w:hint="eastAsia"/>
+          <w:i/>
+        </w:rPr>
+        <w:t>实现的功能</w:t>
+      </w:r>
+    </w:p>
+    <w:p>
+      <w:pPr>
+        <w:rPr>
+          <w:i/>
+        </w:rPr>
+      </w:pPr>
+      <w:r>
+        <w:rPr>
+          <w:rFonts w:hint="eastAsia"/>
+          <w:i/>
+        </w:rPr>
+        <w:tab/>
+      </w:r>
+      <w:r>
+        <w:rPr>
+          <w:rFonts w:hint="eastAsia"/>
+          <w:i/>
+        </w:rPr>
+        <w:t>附上</w:t>
+      </w:r>
+      <w:r>
+        <w:rPr>
+          <w:rFonts w:hint="eastAsia"/>
+          <w:i/>
+        </w:rPr>
+        <w:t>Story</w:t>
+      </w:r>
+      <w:r>
+        <w:rPr>
+          <w:rFonts w:hint="eastAsia"/>
+          <w:i/>
+        </w:rPr>
+        <w:t>文档的获取路径</w:t>
+      </w:r>
+    </w:p>
+    <w:p>
+      <w:r>
+        <w:rPr>
+          <w:rFonts w:hint="eastAsia"/>
+        </w:rPr>
+        <w:t>【验收用例】</w:t>
+      </w:r>
+    </w:p>
+    <w:p>
+      <w:pPr>
+        <w:rPr>
+          <w:i/>
+        </w:rPr>
+      </w:pPr>
+      <w:r>
+        <w:rPr>
+          <w:rFonts w:hint="eastAsia"/>
+        </w:rPr>
+        <w:tab/>
+      </w:r>
+      <w:r>
+        <w:rPr>
+          <w:rFonts w:hint="eastAsia"/>
+          <w:i/>
+        </w:rPr>
+        <w:t>story</w:t>
+      </w:r>
+      <w:r>
+        <w:rPr>
+          <w:rFonts w:hint="eastAsia"/>
+          <w:i/>
+        </w:rPr>
+        <w:t>的验收用例</w:t>
+      </w:r>
+    </w:p>
+    <w:p>
+      <w:pPr>
+        <w:pStyle w:val="Heading1"/>
+      </w:pPr>
+      <w:r>
+        <w:rPr>
+          <w:rFonts w:hint="eastAsia"/>
+        </w:rPr>
+        <w:t>Task</w:t>
+      </w:r>
+      <w:r>
+        <w:rPr>
+          <w:rFonts w:hint="eastAsia"/>
+        </w:rPr>
+        <w:t>模板</w:t>
+      </w:r>
+    </w:p>
+    <w:p>
+      <w:pPr>
+        <w:pStyle w:val="Heading2"/>
+      </w:pPr>
+      <w:r>
+        <w:rPr>
+          <w:rFonts w:hint="eastAsia"/>
+        </w:rPr>
+        <w:t>标题</w:t>
+      </w:r>
+    </w:p>
+    <w:p>
+      <w:r>
+        <w:rPr>
+          <w:rFonts w:hint="eastAsia"/>
+        </w:rPr>
+        <w:t>【</w:t>
+      </w:r>
+      <w:r>
+        <w:rPr>
+          <w:rFonts w:hint="eastAsia"/>
+        </w:rPr>
+        <w:t>TASK</w:t>
+      </w:r>
+      <w:r>
+        <w:rPr>
+          <w:rFonts w:hint="eastAsia"/>
+        </w:rPr>
+        <w:t>】【</w:t>
+      </w:r>
+      <w:r>
+        <w:rPr>
+          <w:rFonts w:hint="eastAsia"/>
+        </w:rPr>
+        <w:t>TASK</w:t>
+      </w:r>
+      <w:r>
+        <w:rPr>
+          <w:rFonts w:hint="eastAsia"/>
+        </w:rPr>
+        <w:t>编号】</w:t>
+      </w:r>
+      <w:r>
+        <w:rPr>
+          <w:rFonts w:hint="eastAsia"/>
+        </w:rPr>
+        <w:t>Story</w:t>
+      </w:r>
+      <w:r>
+        <w:rPr>
+          <w:rFonts w:hint="eastAsia"/>
+        </w:rPr>
+        <w:t>描述</w:t>
+      </w:r>
+    </w:p>
+    <w:p>
+      <w:pPr>
+        <w:pStyle w:val="Heading2"/>
+      </w:pPr>
+      <w:r>
+        <w:rPr>
+          <w:rFonts w:hint="eastAsia"/>
+        </w:rPr>
+        <w:t>Task</w:t>
+      </w:r>
+      <w:r>
+        <w:rPr>
+          <w:rFonts w:hint="eastAsia"/>
+        </w:rPr>
+        <w:t>描述</w:t>
+      </w:r>
+    </w:p>
+    <w:p>
+      <w:r>
+        <w:rPr>
+          <w:rFonts w:hint="eastAsia"/>
+        </w:rPr>
+        <w:t>【</w:t>
+      </w:r>
+      <w:r>
+        <w:rPr>
+          <w:rFonts w:hint="eastAsia"/>
+        </w:rPr>
+        <w:t>Task</w:t>
+      </w:r>
+      <w:r>
+        <w:rPr>
+          <w:rFonts w:hint="eastAsia"/>
+        </w:rPr>
+        <w:t>描述】</w:t>
+      </w:r>
+    </w:p>
+    <w:p>
+      <w:pPr>
+        <w:rPr>
+          <w:i/>
+        </w:rPr>
+      </w:pPr>
+      <w:r>
+        <w:rPr>
+          <w:rFonts w:hint="eastAsia"/>
+          <w:i/>
+        </w:rPr>
+        <w:tab/>
+      </w:r>
+      <w:r>
+        <w:rPr>
+          <w:rFonts w:hint="eastAsia"/>
+          <w:i/>
+        </w:rPr>
+        <w:t>详细介绍</w:t>
+      </w:r>
+      <w:r>
+        <w:rPr>
+          <w:rFonts w:hint="eastAsia"/>
+          <w:i/>
+        </w:rPr>
+        <w:t>Task</w:t>
+      </w:r>
+    </w:p>
+    <w:p>
+      <w:pPr>
+        <w:rPr>
+          <w:i/>
+        </w:rPr>
+      </w:pPr>
+    </w:p>
+    <w:p/>
+    <w:p>
+      <w:pPr>
+        <w:pStyle w:val="Heading1"/>
+      </w:pPr>
+      <w:r>
+        <w:rPr>
+          <w:rFonts w:hint="eastAsia"/>
+        </w:rPr>
         <w:lastRenderedPageBreak/>
-        <w:t>Story</w:t>
-      </w:r>
-      <w:r>
-        <w:rPr>
-          <w:rFonts w:hint="eastAsia"/>
-        </w:rPr>
-        <w:t>描述</w:t>
+        <w:t>例子</w:t>
       </w:r>
     </w:p>
     <w:p>
@@ -1611,400 +2477,97 @@
         <w:rPr>
           <w:rFonts w:hint="eastAsia"/>
         </w:rPr>
-        <w:t>Story</w:t>
-      </w:r>
-      <w:r>
-        <w:rPr>
-          <w:rFonts w:hint="eastAsia"/>
-        </w:rPr>
-        <w:t>描述】</w:t>
-      </w:r>
-    </w:p>
-    <w:p>
-      <w:pPr>
-        <w:rPr>
-          <w:i/>
-        </w:rPr>
-      </w:pPr>
-      <w:r>
-        <w:rPr>
-          <w:rFonts w:hint="eastAsia"/>
-          <w:i/>
+        <w:t>BUG</w:t>
+      </w:r>
+      <w:r>
+        <w:rPr>
+          <w:rFonts w:hint="eastAsia"/>
+        </w:rPr>
+        <w:t>】</w:t>
+      </w:r>
+      <w:r>
+        <w:rPr>
+          <w:rFonts w:hint="eastAsia"/>
+        </w:rPr>
+        <w:t>【</w:t>
+      </w:r>
+      <w:r>
+        <w:rPr>
+          <w:rFonts w:hint="eastAsia"/>
+        </w:rPr>
+        <w:t>old</w:t>
+      </w:r>
+      <w:r>
+        <w:rPr>
+          <w:rFonts w:hint="eastAsia"/>
+        </w:rPr>
+        <w:t>】</w:t>
+      </w:r>
+      <w:r>
+        <w:rPr>
+          <w:rFonts w:hint="eastAsia"/>
+        </w:rPr>
+        <w:t>【</w:t>
+      </w:r>
+      <w:r>
+        <w:rPr>
+          <w:rFonts w:hint="eastAsia"/>
+        </w:rPr>
+        <w:t>OM</w:t>
+      </w:r>
+      <w:r>
+        <w:rPr>
+          <w:rFonts w:hint="eastAsia"/>
+        </w:rPr>
+        <w:t>】添加非控制机时设置代理端口不是默认端口，添加主机失败，界面返回主机故障等信息</w:t>
+      </w:r>
+    </w:p>
+    <w:p>
+      <w:r>
+        <w:rPr>
+          <w:rFonts w:hint="eastAsia"/>
+        </w:rPr>
+        <w:t>【环境信息】</w:t>
+      </w:r>
+    </w:p>
+    <w:p>
+      <w:r>
+        <w:rPr>
+          <w:rFonts w:hint="eastAsia"/>
         </w:rPr>
         <w:tab/>
       </w:r>
       <w:r>
         <w:rPr>
           <w:rFonts w:hint="eastAsia"/>
-          <w:i/>
-        </w:rPr>
-        <w:t>详细介绍</w:t>
-      </w:r>
-      <w:r>
-        <w:rPr>
-          <w:rFonts w:hint="eastAsia"/>
-          <w:i/>
-        </w:rPr>
-        <w:t>Story</w:t>
-      </w:r>
-      <w:r>
-        <w:rPr>
-          <w:rFonts w:hint="eastAsia"/>
-          <w:i/>
-        </w:rPr>
-        <w:t>实现的功能</w:t>
-      </w:r>
-    </w:p>
-    <w:p>
-      <w:pPr>
-        <w:rPr>
-          <w:i/>
-        </w:rPr>
-      </w:pPr>
-      <w:r>
-        <w:rPr>
-          <w:rFonts w:hint="eastAsia"/>
-          <w:i/>
+        </w:rPr>
+        <w:t>版本信息：</w:t>
+      </w:r>
+      <w:r>
+        <w:rPr>
+          <w:rFonts w:hint="eastAsia"/>
+        </w:rPr>
+        <w:t xml:space="preserve">SequoiaDB shell version: 1.12 Release: 17720 </w:t>
+      </w:r>
+    </w:p>
+    <w:p>
+      <w:r>
+        <w:rPr>
+          <w:rFonts w:hint="eastAsia"/>
         </w:rPr>
         <w:tab/>
       </w:r>
       <w:r>
         <w:rPr>
           <w:rFonts w:hint="eastAsia"/>
-          <w:i/>
-        </w:rPr>
-        <w:t>附上</w:t>
-      </w:r>
-      <w:r>
-        <w:rPr>
-          <w:rFonts w:hint="eastAsia"/>
-          <w:i/>
-        </w:rPr>
-        <w:t>Story</w:t>
-      </w:r>
-      <w:r>
-        <w:rPr>
-          <w:rFonts w:hint="eastAsia"/>
-          <w:i/>
-        </w:rPr>
-        <w:t>文档的获取路径</w:t>
-      </w:r>
-    </w:p>
-    <w:p>
-      <w:r>
-        <w:rPr>
-          <w:rFonts w:hint="eastAsia"/>
-        </w:rPr>
-        <w:t>【验收用例】</w:t>
-      </w:r>
-    </w:p>
-    <w:p>
-      <w:pPr>
-        <w:rPr>
-          <w:i/>
-        </w:rPr>
-      </w:pPr>
-      <w:r>
-        <w:rPr>
-          <w:rFonts w:hint="eastAsia"/>
-        </w:rPr>
-        <w:tab/>
-      </w:r>
-      <w:r>
-        <w:rPr>
-          <w:rFonts w:hint="eastAsia"/>
-          <w:i/>
-        </w:rPr>
-        <w:t>story</w:t>
-      </w:r>
-      <w:r>
-        <w:rPr>
-          <w:rFonts w:hint="eastAsia"/>
-          <w:i/>
-        </w:rPr>
-        <w:t>的验收用例</w:t>
-      </w:r>
-    </w:p>
-    <w:p>
-      <w:pPr>
-        <w:pStyle w:val="Heading1"/>
-      </w:pPr>
-      <w:r>
-        <w:rPr>
-          <w:rFonts w:hint="eastAsia"/>
-        </w:rPr>
-        <w:t>Task</w:t>
-      </w:r>
-      <w:r>
-        <w:rPr>
-          <w:rFonts w:hint="eastAsia"/>
-        </w:rPr>
-        <w:t>模板</w:t>
-      </w:r>
-    </w:p>
-    <w:p>
-      <w:pPr>
-        <w:pStyle w:val="Heading2"/>
-      </w:pPr>
-      <w:r>
-        <w:rPr>
-          <w:rFonts w:hint="eastAsia"/>
-        </w:rPr>
-        <w:t>标题</w:t>
-      </w:r>
-    </w:p>
-    <w:p>
-      <w:r>
-        <w:rPr>
-          <w:rFonts w:hint="eastAsia"/>
-        </w:rPr>
-        <w:t>【</w:t>
-      </w:r>
-      <w:r>
-        <w:rPr>
-          <w:rFonts w:hint="eastAsia"/>
-        </w:rPr>
-        <w:t>TASK</w:t>
-      </w:r>
-      <w:r>
-        <w:rPr>
-          <w:rFonts w:hint="eastAsia"/>
-        </w:rPr>
-        <w:t>】【</w:t>
-      </w:r>
-      <w:r>
-        <w:rPr>
-          <w:rFonts w:hint="eastAsia"/>
-        </w:rPr>
-        <w:t>TASK</w:t>
-      </w:r>
-      <w:r>
-        <w:rPr>
-          <w:rFonts w:hint="eastAsia"/>
-        </w:rPr>
-        <w:t>编号】</w:t>
-      </w:r>
-      <w:r>
-        <w:rPr>
-          <w:rFonts w:hint="eastAsia"/>
-        </w:rPr>
-        <w:t>Story</w:t>
-      </w:r>
-      <w:r>
-        <w:rPr>
-          <w:rFonts w:hint="eastAsia"/>
-        </w:rPr>
-        <w:t>描述</w:t>
-      </w:r>
-    </w:p>
-    <w:p>
-      <w:pPr>
-        <w:pStyle w:val="Heading2"/>
-      </w:pPr>
-      <w:r>
-        <w:rPr>
-          <w:rFonts w:hint="eastAsia"/>
-        </w:rPr>
-        <w:t>Task</w:t>
-      </w:r>
-      <w:r>
-        <w:rPr>
-          <w:rFonts w:hint="eastAsia"/>
-        </w:rPr>
-        <w:t>描述</w:t>
-      </w:r>
-    </w:p>
-    <w:p>
-      <w:r>
-        <w:rPr>
-          <w:rFonts w:hint="eastAsia"/>
-        </w:rPr>
-        <w:t>【</w:t>
-      </w:r>
-      <w:r>
-        <w:rPr>
-          <w:rFonts w:hint="eastAsia"/>
-        </w:rPr>
-        <w:t>Task</w:t>
-      </w:r>
-      <w:r>
-        <w:rPr>
-          <w:rFonts w:hint="eastAsia"/>
-        </w:rPr>
-        <w:t>描述】</w:t>
-      </w:r>
-    </w:p>
-    <w:p>
-      <w:pPr>
-        <w:rPr>
-          <w:i/>
-        </w:rPr>
-      </w:pPr>
-      <w:r>
-        <w:rPr>
-          <w:rFonts w:hint="eastAsia"/>
-          <w:i/>
-        </w:rPr>
-        <w:tab/>
-      </w:r>
-      <w:r>
-        <w:rPr>
-          <w:rFonts w:hint="eastAsia"/>
-          <w:i/>
-        </w:rPr>
-        <w:t>详细介绍</w:t>
-      </w:r>
-      <w:r>
-        <w:rPr>
-          <w:rFonts w:hint="eastAsia"/>
-          <w:i/>
-        </w:rPr>
-        <w:t>Task</w:t>
-      </w:r>
-    </w:p>
-    <w:p>
-      <w:pPr>
-        <w:rPr>
-          <w:i/>
-        </w:rPr>
-      </w:pPr>
-    </w:p>
-    <w:p/>
-    <w:p>
-      <w:pPr>
-        <w:pStyle w:val="Heading1"/>
-      </w:pPr>
-      <w:r>
-        <w:rPr>
-          <w:rFonts w:hint="eastAsia"/>
-        </w:rPr>
-        <w:t>例子</w:t>
-      </w:r>
-    </w:p>
-    <w:p>
-      <w:r>
-        <w:rPr>
-          <w:rFonts w:hint="eastAsia"/>
-        </w:rPr>
-        <w:t>【</w:t>
-      </w:r>
-      <w:r>
-        <w:rPr>
-          <w:rFonts w:hint="eastAsia"/>
-        </w:rPr>
-        <w:t>BUG</w:t>
-      </w:r>
-      <w:r>
-        <w:rPr>
-          <w:rFonts w:hint="eastAsia"/>
-        </w:rPr>
-        <w:t>】</w:t>
-      </w:r>
-      <w:r>
-        <w:rPr>
-          <w:rFonts w:hint="eastAsia"/>
-        </w:rPr>
-        <w:t>【</w:t>
-      </w:r>
-      <w:r>
-        <w:rPr>
-          <w:rFonts w:hint="eastAsia"/>
-        </w:rPr>
-        <w:t>old</w:t>
-      </w:r>
-      <w:r>
-        <w:rPr>
-          <w:rFonts w:hint="eastAsia"/>
-        </w:rPr>
-        <w:t>】</w:t>
-      </w:r>
-      <w:r>
-        <w:rPr>
-          <w:rFonts w:hint="eastAsia"/>
-        </w:rPr>
-        <w:t>【</w:t>
-      </w:r>
-      <w:r>
-        <w:rPr>
-          <w:rFonts w:hint="eastAsia"/>
-        </w:rPr>
-        <w:t>OM</w:t>
-      </w:r>
-      <w:r>
-        <w:rPr>
-          <w:rFonts w:hint="eastAsia"/>
-        </w:rPr>
-        <w:t>】添加非控制机时设置代理端口不是默认端口，添加主机失败，界面返回主机故障等信息</w:t>
-      </w:r>
-    </w:p>
-    <w:p>
-      <w:r>
-        <w:rPr>
-          <w:rFonts w:hint="eastAsia"/>
-        </w:rPr>
-        <w:t>【环境信息】</w:t>
-      </w:r>
-    </w:p>
-    <w:p>
-      <w:r>
-        <w:rPr>
-          <w:rFonts w:hint="eastAsia"/>
-        </w:rPr>
-        <w:tab/>
-      </w:r>
-      <w:r>
-        <w:rPr>
-          <w:rFonts w:hint="eastAsia"/>
-        </w:rPr>
-        <w:t>版本信息：</w:t>
-      </w:r>
-      <w:r>
-        <w:rPr>
-          <w:rFonts w:hint="eastAsia"/>
-        </w:rPr>
-        <w:t xml:space="preserve">SequoiaDB shell version: 1.12 Release: 17720 </w:t>
-      </w:r>
-    </w:p>
-    <w:p>
-      <w:r>
-        <w:rPr>
-          <w:rFonts w:hint="eastAsia"/>
-        </w:rPr>
-        <w:tab/>
-      </w:r>
-      <w:r>
-        <w:rPr>
-          <w:rFonts w:hint="eastAsia"/>
         </w:rPr>
         <w:t>测试环境：服务器</w:t>
       </w:r>
-      <w:proofErr w:type="spellStart"/>
-      <w:r>
-        <w:rPr>
-          <w:rFonts w:hint="eastAsia"/>
-        </w:rPr>
-        <w:t>linux</w:t>
-      </w:r>
-      <w:proofErr w:type="spellEnd"/>
-      <w:r>
-        <w:rPr>
-          <w:rFonts w:hint="eastAsia"/>
-        </w:rPr>
-        <w:t xml:space="preserve"> </w:t>
-      </w:r>
-      <w:proofErr w:type="spellStart"/>
-      <w:r>
-        <w:rPr>
-          <w:rFonts w:hint="eastAsia"/>
-        </w:rPr>
-        <w:t>ubuntu</w:t>
-      </w:r>
-      <w:proofErr w:type="spellEnd"/>
-      <w:r>
-        <w:rPr>
-          <w:rFonts w:hint="eastAsia"/>
-        </w:rPr>
-        <w:t xml:space="preserve"> + IE7.0</w:t>
+      <w:r>
+        <w:rPr>
+          <w:rFonts w:hint="eastAsia"/>
+        </w:rPr>
+        <w:t>linux ubuntu + IE7.0</w:t>
       </w:r>
     </w:p>
     <w:p>
@@ -2151,7 +2714,6 @@
         <w:rPr>
           <w:rFonts w:hint="eastAsia"/>
         </w:rPr>
-        <w:lastRenderedPageBreak/>
         <w:t>【备注】</w:t>
       </w:r>
     </w:p>
@@ -2192,14 +2754,12 @@
         </w:rPr>
         <w:t>问题单修改人员</w:t>
       </w:r>
-      <w:proofErr w:type="spellStart"/>
       <w:r>
         <w:rPr>
           <w:rFonts w:hint="eastAsia"/>
         </w:rPr>
         <w:t>CheckList</w:t>
       </w:r>
-      <w:proofErr w:type="spellEnd"/>
     </w:p>
     <w:tbl>
       <w:tblPr>
@@ -2574,19 +3134,11 @@
             <w:tcW w:w="4004" w:type="dxa"/>
           </w:tcPr>
           <w:p>
-            <w:proofErr w:type="spellStart"/>
             <w:r>
               <w:rPr>
                 <w:rFonts w:hint="eastAsia"/>
               </w:rPr>
-              <w:t>sdb</w:t>
-            </w:r>
-            <w:proofErr w:type="spellEnd"/>
-            <w:r>
-              <w:rPr>
-                <w:rFonts w:hint="eastAsia"/>
-              </w:rPr>
-              <w:t xml:space="preserve"> shell</w:t>
+              <w:t>sdb shell</w:t>
             </w:r>
             <w:r>
               <w:rPr>
@@ -2659,11 +3211,6 @@
       </w:r>
     </w:p>
     <w:p>
-      <w:pPr>
-        <w:rPr>
-          <w:rFonts w:hint="eastAsia"/>
-        </w:rPr>
-      </w:pPr>
       <w:r>
         <w:rPr>
           <w:rFonts w:hint="eastAsia"/>
@@ -2684,11 +3231,6 @@
       </w:r>
     </w:p>
     <w:p>
-      <w:pPr>
-        <w:rPr>
-          <w:rFonts w:hint="eastAsia"/>
-        </w:rPr>
-      </w:pPr>
       <w:r>
         <w:rPr>
           <w:rFonts w:hint="eastAsia"/>
@@ -2703,11 +3245,6 @@
       </w:r>
     </w:p>
     <w:p>
-      <w:pPr>
-        <w:rPr>
-          <w:rFonts w:hint="eastAsia"/>
-        </w:rPr>
-      </w:pPr>
       <w:r>
         <w:rPr>
           <w:rFonts w:hint="eastAsia"/>
@@ -2722,11 +3259,6 @@
       </w:r>
     </w:p>
     <w:p>
-      <w:pPr>
-        <w:rPr>
-          <w:rFonts w:hint="eastAsia"/>
-        </w:rPr>
-      </w:pPr>
       <w:r>
         <w:rPr>
           <w:rFonts w:hint="eastAsia"/>
@@ -2741,11 +3273,6 @@
       </w:r>
     </w:p>
     <w:p>
-      <w:pPr>
-        <w:rPr>
-          <w:rFonts w:hint="eastAsia"/>
-        </w:rPr>
-      </w:pPr>
       <w:r>
         <w:rPr>
           <w:rFonts w:hint="eastAsia"/>
@@ -2760,11 +3287,6 @@
       </w:r>
     </w:p>
     <w:p>
-      <w:pPr>
-        <w:rPr>
-          <w:rFonts w:hint="eastAsia"/>
-        </w:rPr>
-      </w:pPr>
       <w:r>
         <w:rPr>
           <w:rFonts w:hint="eastAsia"/>
@@ -2779,11 +3301,6 @@
       </w:r>
     </w:p>
     <w:p>
-      <w:pPr>
-        <w:rPr>
-          <w:rFonts w:hint="eastAsia"/>
-        </w:rPr>
-      </w:pPr>
       <w:r>
         <w:rPr>
           <w:rFonts w:hint="eastAsia"/>
@@ -2798,11 +3315,6 @@
       </w:r>
     </w:p>
     <w:p>
-      <w:pPr>
-        <w:rPr>
-          <w:rFonts w:hint="eastAsia"/>
-        </w:rPr>
-      </w:pPr>
       <w:r>
         <w:rPr>
           <w:rFonts w:hint="eastAsia"/>
@@ -2817,11 +3329,6 @@
       </w:r>
     </w:p>
     <w:p>
-      <w:pPr>
-        <w:rPr>
-          <w:rFonts w:hint="eastAsia"/>
-        </w:rPr>
-      </w:pPr>
       <w:r>
         <w:rPr>
           <w:rFonts w:hint="eastAsia"/>
@@ -2836,11 +3343,6 @@
       </w:r>
     </w:p>
     <w:p>
-      <w:pPr>
-        <w:rPr>
-          <w:rFonts w:hint="eastAsia"/>
-        </w:rPr>
-      </w:pPr>
       <w:r>
         <w:rPr>
           <w:rFonts w:hint="eastAsia"/>
@@ -2855,11 +3357,6 @@
       </w:r>
     </w:p>
     <w:p>
-      <w:pPr>
-        <w:rPr>
-          <w:rFonts w:hint="eastAsia"/>
-        </w:rPr>
-      </w:pPr>
       <w:r>
         <w:rPr>
           <w:rFonts w:hint="eastAsia"/>
@@ -2874,19 +3371,11 @@
       </w:r>
     </w:p>
     <w:p>
-      <w:proofErr w:type="spellStart"/>
-      <w:r>
-        <w:rPr>
-          <w:rFonts w:hint="eastAsia"/>
-        </w:rPr>
-        <w:t>sdb</w:t>
-      </w:r>
-      <w:proofErr w:type="spellEnd"/>
-      <w:r>
-        <w:rPr>
-          <w:rFonts w:hint="eastAsia"/>
-        </w:rPr>
-        <w:t xml:space="preserve"> shell</w:t>
+      <w:r>
+        <w:rPr>
+          <w:rFonts w:hint="eastAsia"/>
+        </w:rPr>
+        <w:t>sdb shell</w:t>
       </w:r>
       <w:r>
         <w:rPr>
@@ -3235,7 +3724,7 @@
         <a:sysClr val="windowText" lastClr="000000"/>
       </a:dk1>
       <a:lt1>
-        <a:sysClr val="window" lastClr="FFFFFF"/>
+        <a:sysClr val="window" lastClr="CCE8CF"/>
       </a:lt1>
       <a:dk2>
         <a:srgbClr val="1F497D"/>

--- a/internal_doc/09.规范模板/jira问题单模板.docx
+++ b/internal_doc/09.规范模板/jira问题单模板.docx
@@ -11,6 +11,7 @@
           <w:szCs w:val="52"/>
         </w:rPr>
       </w:pPr>
+      <w:proofErr w:type="spellStart"/>
       <w:r>
         <w:rPr>
           <w:rFonts w:hint="eastAsia"/>
@@ -20,6 +21,7 @@
         </w:rPr>
         <w:t>jira</w:t>
       </w:r>
+      <w:proofErr w:type="spellEnd"/>
       <w:r>
         <w:rPr>
           <w:rFonts w:hint="eastAsia"/>
@@ -1000,12 +1002,14 @@
         </w:rPr>
         <w:t>【</w:t>
       </w:r>
+      <w:proofErr w:type="spellStart"/>
       <w:r>
         <w:rPr>
           <w:rFonts w:hint="eastAsia"/>
         </w:rPr>
         <w:t>CheckList</w:t>
       </w:r>
+      <w:proofErr w:type="spellEnd"/>
       <w:r>
         <w:rPr>
           <w:rFonts w:hint="eastAsia"/>
@@ -1209,11 +1213,19 @@
       </w:r>
     </w:p>
     <w:p>
-      <w:r>
-        <w:rPr>
-          <w:rFonts w:hint="eastAsia"/>
-        </w:rPr>
-        <w:t>sdb shell</w:t>
+      <w:proofErr w:type="spellStart"/>
+      <w:r>
+        <w:rPr>
+          <w:rFonts w:hint="eastAsia"/>
+        </w:rPr>
+        <w:t>sdb</w:t>
+      </w:r>
+      <w:proofErr w:type="spellEnd"/>
+      <w:r>
+        <w:rPr>
+          <w:rFonts w:hint="eastAsia"/>
+        </w:rPr>
+        <w:t xml:space="preserve"> shell</w:t>
       </w:r>
       <w:r>
         <w:rPr>
@@ -1336,13 +1348,23 @@
           <w:szCs w:val="21"/>
         </w:rPr>
       </w:pPr>
-      <w:r>
-        <w:rPr>
-          <w:rFonts w:ascii="宋体" w:eastAsia="宋体" w:cs="宋体"/>
-          <w:kern w:val="0"/>
-          <w:szCs w:val="21"/>
-        </w:rPr>
-        <w:t>SequoiaDB shell version: 1.14</w:t>
+      <w:proofErr w:type="spellStart"/>
+      <w:r>
+        <w:rPr>
+          <w:rFonts w:ascii="宋体" w:eastAsia="宋体" w:cs="宋体"/>
+          <w:kern w:val="0"/>
+          <w:szCs w:val="21"/>
+        </w:rPr>
+        <w:t>SequoiaDB</w:t>
+      </w:r>
+      <w:proofErr w:type="spellEnd"/>
+      <w:r>
+        <w:rPr>
+          <w:rFonts w:ascii="宋体" w:eastAsia="宋体" w:cs="宋体"/>
+          <w:kern w:val="0"/>
+          <w:szCs w:val="21"/>
+        </w:rPr>
+        <w:t xml:space="preserve"> shell version: 1.14</w:t>
       </w:r>
     </w:p>
     <w:p>
@@ -1458,7 +1480,6 @@
     <w:p>
       <w:pPr>
         <w:rPr>
-          <w:rFonts w:hint="eastAsia"/>
           <w:i/>
         </w:rPr>
       </w:pPr>
@@ -1514,9 +1535,6 @@
     <w:p>
       <w:pPr>
         <w:pStyle w:val="Heading2"/>
-        <w:rPr>
-          <w:rFonts w:hint="eastAsia"/>
-        </w:rPr>
       </w:pPr>
       <w:r>
         <w:rPr>
@@ -1559,7 +1577,7 @@
         <w:ind w:firstLine="420"/>
         <w:jc w:val="left"/>
         <w:rPr>
-          <w:rFonts w:ascii="宋体" w:eastAsia="宋体" w:cs="宋体" w:hint="eastAsia"/>
+          <w:rFonts w:ascii="宋体" w:eastAsia="宋体" w:cs="宋体"/>
           <w:kern w:val="0"/>
           <w:szCs w:val="21"/>
           <w:lang w:val="zh-CN"/>
@@ -1665,6 +1683,15 @@
         </w:rPr>
         <w:t>是否验证所有修改版本（主干和分支版本）-------------Y</w:t>
       </w:r>
+      <w:r>
+        <w:rPr>
+          <w:rFonts w:ascii="宋体" w:eastAsia="宋体" w:cs="宋体" w:hint="eastAsia"/>
+          <w:kern w:val="0"/>
+          <w:szCs w:val="21"/>
+          <w:lang w:val="zh-CN"/>
+        </w:rPr>
+        <w:t>（主干）</w:t>
+      </w:r>
     </w:p>
     <w:p>
       <w:pPr>
@@ -2090,8 +2117,152 @@
     </w:p>
     <w:p>
       <w:pPr>
-        <w:rPr>
-          <w:i/>
+        <w:autoSpaceDE w:val="0"/>
+        <w:autoSpaceDN w:val="0"/>
+        <w:adjustRightInd w:val="0"/>
+        <w:jc w:val="left"/>
+        <w:rPr>
+          <w:rFonts w:ascii="Times New Roman" w:eastAsia="宋体" w:hAnsi="Times New Roman" w:cs="Times New Roman"/>
+          <w:kern w:val="0"/>
+          <w:sz w:val="24"/>
+          <w:szCs w:val="24"/>
+          <w:lang/>
+        </w:rPr>
+      </w:pPr>
+      <w:r>
+        <w:rPr>
+          <w:rFonts w:ascii="Times New Roman" w:eastAsia="宋体" w:hAnsi="Times New Roman" w:cs="Times New Roman" w:hint="eastAsia"/>
+          <w:kern w:val="0"/>
+          <w:sz w:val="24"/>
+          <w:szCs w:val="24"/>
+        </w:rPr>
+        <w:t>说明</w:t>
+      </w:r>
+      <w:r>
+        <w:rPr>
+          <w:rFonts w:ascii="Times New Roman" w:eastAsia="宋体" w:hAnsi="Times New Roman" w:cs="Times New Roman"/>
+          <w:kern w:val="0"/>
+          <w:sz w:val="24"/>
+          <w:szCs w:val="24"/>
+          <w:lang/>
+        </w:rPr>
+        <w:t>：如果通过设置为</w:t>
+      </w:r>
+      <w:proofErr w:type="spellStart"/>
+      <w:r>
+        <w:rPr>
+          <w:rFonts w:ascii="Times New Roman" w:eastAsia="宋体" w:hAnsi="Times New Roman" w:cs="Times New Roman"/>
+          <w:kern w:val="0"/>
+          <w:sz w:val="24"/>
+          <w:szCs w:val="24"/>
+          <w:lang/>
+        </w:rPr>
+        <w:t>Y</w:t>
+      </w:r>
+      <w:r>
+        <w:rPr>
+          <w:rFonts w:ascii="Times New Roman" w:eastAsia="宋体" w:hAnsi="Times New Roman" w:cs="Times New Roman"/>
+          <w:kern w:val="0"/>
+          <w:sz w:val="24"/>
+          <w:szCs w:val="24"/>
+          <w:lang/>
+        </w:rPr>
+        <w:t>，不通过为</w:t>
+      </w:r>
+      <w:r>
+        <w:rPr>
+          <w:rFonts w:ascii="Times New Roman" w:eastAsia="宋体" w:hAnsi="Times New Roman" w:cs="Times New Roman"/>
+          <w:kern w:val="0"/>
+          <w:sz w:val="24"/>
+          <w:szCs w:val="24"/>
+          <w:lang/>
+        </w:rPr>
+        <w:t>N</w:t>
+      </w:r>
+      <w:r>
+        <w:rPr>
+          <w:rFonts w:ascii="Times New Roman" w:eastAsia="宋体" w:hAnsi="Times New Roman" w:cs="Times New Roman"/>
+          <w:kern w:val="0"/>
+          <w:sz w:val="24"/>
+          <w:szCs w:val="24"/>
+          <w:lang/>
+        </w:rPr>
+        <w:t>，不涉及为</w:t>
+      </w:r>
+      <w:r>
+        <w:rPr>
+          <w:rFonts w:ascii="Times New Roman" w:eastAsia="宋体" w:hAnsi="Times New Roman" w:cs="Times New Roman"/>
+          <w:kern w:val="0"/>
+          <w:sz w:val="24"/>
+          <w:szCs w:val="24"/>
+          <w:lang/>
+        </w:rPr>
+        <w:t>NA</w:t>
+      </w:r>
+      <w:r>
+        <w:rPr>
+          <w:rFonts w:ascii="Times New Roman" w:eastAsia="宋体" w:hAnsi="Times New Roman" w:cs="Times New Roman"/>
+          <w:kern w:val="0"/>
+          <w:sz w:val="24"/>
+          <w:szCs w:val="24"/>
+          <w:lang/>
+        </w:rPr>
+        <w:t>，</w:t>
+      </w:r>
+      <w:r>
+        <w:rPr>
+          <w:rFonts w:ascii="Times New Roman" w:eastAsia="宋体" w:hAnsi="Times New Roman" w:cs="Times New Roman" w:hint="eastAsia"/>
+          <w:kern w:val="0"/>
+          <w:sz w:val="24"/>
+          <w:szCs w:val="24"/>
+          <w:lang/>
+        </w:rPr>
+        <w:t>涉及一个版本的时候可以备注，如“</w:t>
+      </w:r>
+      <w:r>
+        <w:rPr>
+          <w:rFonts w:ascii="宋体" w:eastAsia="宋体" w:cs="宋体"/>
+          <w:kern w:val="0"/>
+          <w:szCs w:val="21"/>
+          <w:lang w:val="zh-CN"/>
+        </w:rPr>
+        <w:t>是否验证所有修改版本</w:t>
+      </w:r>
+      <w:proofErr w:type="spellEnd"/>
+      <w:r>
+        <w:rPr>
+          <w:rFonts w:ascii="宋体" w:eastAsia="宋体" w:cs="宋体"/>
+          <w:kern w:val="0"/>
+          <w:szCs w:val="21"/>
+          <w:lang w:val="zh-CN"/>
+        </w:rPr>
+        <w:t>（主干和分支版本）-------------Y</w:t>
+      </w:r>
+      <w:r>
+        <w:rPr>
+          <w:rFonts w:ascii="宋体" w:eastAsia="宋体" w:cs="宋体" w:hint="eastAsia"/>
+          <w:kern w:val="0"/>
+          <w:szCs w:val="21"/>
+          <w:lang w:val="zh-CN"/>
+        </w:rPr>
+        <w:t>（主干，不涉及分支）”</w:t>
+      </w:r>
+      <w:r>
+        <w:rPr>
+          <w:rFonts w:ascii="Times New Roman" w:eastAsia="宋体" w:hAnsi="Times New Roman" w:cs="Times New Roman"/>
+          <w:kern w:val="0"/>
+          <w:sz w:val="24"/>
+          <w:szCs w:val="24"/>
+          <w:lang/>
+        </w:rPr>
+        <w:t>。</w:t>
+      </w:r>
+    </w:p>
+    <w:p>
+      <w:pPr>
+        <w:rPr>
+          <w:i/>
+          <w:lang/>
         </w:rPr>
       </w:pPr>
     </w:p>
@@ -2543,11 +2714,19 @@
         </w:rPr>
         <w:t>版本信息：</w:t>
       </w:r>
-      <w:r>
-        <w:rPr>
-          <w:rFonts w:hint="eastAsia"/>
-        </w:rPr>
-        <w:t xml:space="preserve">SequoiaDB shell version: 1.12 Release: 17720 </w:t>
+      <w:proofErr w:type="spellStart"/>
+      <w:r>
+        <w:rPr>
+          <w:rFonts w:hint="eastAsia"/>
+        </w:rPr>
+        <w:t>SequoiaDB</w:t>
+      </w:r>
+      <w:proofErr w:type="spellEnd"/>
+      <w:r>
+        <w:rPr>
+          <w:rFonts w:hint="eastAsia"/>
+        </w:rPr>
+        <w:t xml:space="preserve"> shell version: 1.12 Release: 17720 </w:t>
       </w:r>
     </w:p>
     <w:p>
@@ -2563,11 +2742,33 @@
         </w:rPr>
         <w:t>测试环境：服务器</w:t>
       </w:r>
-      <w:r>
-        <w:rPr>
-          <w:rFonts w:hint="eastAsia"/>
-        </w:rPr>
-        <w:t>linux ubuntu + IE7.0</w:t>
+      <w:proofErr w:type="spellStart"/>
+      <w:r>
+        <w:rPr>
+          <w:rFonts w:hint="eastAsia"/>
+        </w:rPr>
+        <w:t>linux</w:t>
+      </w:r>
+      <w:proofErr w:type="spellEnd"/>
+      <w:r>
+        <w:rPr>
+          <w:rFonts w:hint="eastAsia"/>
+        </w:rPr>
+        <w:t xml:space="preserve"> </w:t>
+      </w:r>
+      <w:proofErr w:type="spellStart"/>
+      <w:r>
+        <w:rPr>
+          <w:rFonts w:hint="eastAsia"/>
+        </w:rPr>
+        <w:t>ubuntu</w:t>
+      </w:r>
+      <w:proofErr w:type="spellEnd"/>
+      <w:r>
+        <w:rPr>
+          <w:rFonts w:hint="eastAsia"/>
+        </w:rPr>
+        <w:t xml:space="preserve"> + IE7.0</w:t>
       </w:r>
     </w:p>
     <w:p>
@@ -2754,12 +2955,14 @@
         </w:rPr>
         <w:t>问题单修改人员</w:t>
       </w:r>
+      <w:proofErr w:type="spellStart"/>
       <w:r>
         <w:rPr>
           <w:rFonts w:hint="eastAsia"/>
         </w:rPr>
         <w:t>CheckList</w:t>
       </w:r>
+      <w:proofErr w:type="spellEnd"/>
     </w:p>
     <w:tbl>
       <w:tblPr>
@@ -3134,11 +3337,19 @@
             <w:tcW w:w="4004" w:type="dxa"/>
           </w:tcPr>
           <w:p>
+            <w:proofErr w:type="spellStart"/>
             <w:r>
               <w:rPr>
                 <w:rFonts w:hint="eastAsia"/>
               </w:rPr>
-              <w:t>sdb shell</w:t>
+              <w:t>sdb</w:t>
+            </w:r>
+            <w:proofErr w:type="spellEnd"/>
+            <w:r>
+              <w:rPr>
+                <w:rFonts w:hint="eastAsia"/>
+              </w:rPr>
+              <w:t xml:space="preserve"> shell</w:t>
             </w:r>
             <w:r>
               <w:rPr>
@@ -3371,11 +3582,19 @@
       </w:r>
     </w:p>
     <w:p>
-      <w:r>
-        <w:rPr>
-          <w:rFonts w:hint="eastAsia"/>
-        </w:rPr>
-        <w:t>sdb shell</w:t>
+      <w:proofErr w:type="spellStart"/>
+      <w:r>
+        <w:rPr>
+          <w:rFonts w:hint="eastAsia"/>
+        </w:rPr>
+        <w:t>sdb</w:t>
+      </w:r>
+      <w:proofErr w:type="spellEnd"/>
+      <w:r>
+        <w:rPr>
+          <w:rFonts w:hint="eastAsia"/>
+        </w:rPr>
+        <w:t xml:space="preserve"> shell</w:t>
       </w:r>
       <w:r>
         <w:rPr>

--- a/internal_doc/09.规范模板/jira问题单模板.docx
+++ b/internal_doc/09.规范模板/jira问题单模板.docx
@@ -11,7 +11,6 @@
           <w:szCs w:val="52"/>
         </w:rPr>
       </w:pPr>
-      <w:proofErr w:type="spellStart"/>
       <w:r>
         <w:rPr>
           <w:rFonts w:hint="eastAsia"/>
@@ -21,7 +20,6 @@
         </w:rPr>
         <w:t>jira</w:t>
       </w:r>
-      <w:proofErr w:type="spellEnd"/>
       <w:r>
         <w:rPr>
           <w:rFonts w:hint="eastAsia"/>
@@ -697,21 +695,28 @@
           <w:rFonts w:hint="eastAsia"/>
           <w:i/>
         </w:rPr>
-        <w:t>步骤（可以直接</w:t>
-      </w:r>
-      <w:r>
-        <w:rPr>
-          <w:rFonts w:hint="eastAsia"/>
-          <w:i/>
-        </w:rPr>
-        <w:t>copy</w:t>
-      </w:r>
-      <w:r>
-        <w:rPr>
-          <w:rFonts w:hint="eastAsia"/>
-          <w:i/>
-        </w:rPr>
-        <w:t>测试用例）</w:t>
+        <w:t>步骤（</w:t>
+      </w:r>
+      <w:r>
+        <w:rPr>
+          <w:rFonts w:hint="eastAsia"/>
+          <w:i/>
+        </w:rPr>
+        <w:t>建议</w:t>
+      </w:r>
+      <w:r>
+        <w:rPr>
+          <w:rFonts w:hint="eastAsia"/>
+          <w:i/>
+        </w:rPr>
+        <w:t>具体到命令行</w:t>
+      </w:r>
+      <w:r>
+        <w:rPr>
+          <w:rFonts w:hint="eastAsia"/>
+          <w:i/>
+        </w:rPr>
+        <w:t>）</w:t>
       </w:r>
     </w:p>
     <w:p>
@@ -1002,14 +1007,12 @@
         </w:rPr>
         <w:t>【</w:t>
       </w:r>
-      <w:proofErr w:type="spellStart"/>
       <w:r>
         <w:rPr>
           <w:rFonts w:hint="eastAsia"/>
         </w:rPr>
         <w:t>CheckList</w:t>
       </w:r>
-      <w:proofErr w:type="spellEnd"/>
       <w:r>
         <w:rPr>
           <w:rFonts w:hint="eastAsia"/>
@@ -1213,19 +1216,11 @@
       </w:r>
     </w:p>
     <w:p>
-      <w:proofErr w:type="spellStart"/>
-      <w:r>
-        <w:rPr>
-          <w:rFonts w:hint="eastAsia"/>
-        </w:rPr>
-        <w:t>sdb</w:t>
-      </w:r>
-      <w:proofErr w:type="spellEnd"/>
-      <w:r>
-        <w:rPr>
-          <w:rFonts w:hint="eastAsia"/>
-        </w:rPr>
-        <w:t xml:space="preserve"> shell</w:t>
+      <w:r>
+        <w:rPr>
+          <w:rFonts w:hint="eastAsia"/>
+        </w:rPr>
+        <w:t>sdb shell</w:t>
       </w:r>
       <w:r>
         <w:rPr>
@@ -1348,23 +1343,13 @@
           <w:szCs w:val="21"/>
         </w:rPr>
       </w:pPr>
-      <w:proofErr w:type="spellStart"/>
-      <w:r>
-        <w:rPr>
-          <w:rFonts w:ascii="宋体" w:eastAsia="宋体" w:cs="宋体"/>
-          <w:kern w:val="0"/>
-          <w:szCs w:val="21"/>
-        </w:rPr>
-        <w:t>SequoiaDB</w:t>
-      </w:r>
-      <w:proofErr w:type="spellEnd"/>
-      <w:r>
-        <w:rPr>
-          <w:rFonts w:ascii="宋体" w:eastAsia="宋体" w:cs="宋体"/>
-          <w:kern w:val="0"/>
-          <w:szCs w:val="21"/>
-        </w:rPr>
-        <w:t xml:space="preserve"> shell version: 1.14</w:t>
+      <w:r>
+        <w:rPr>
+          <w:rFonts w:ascii="宋体" w:eastAsia="宋体" w:cs="宋体"/>
+          <w:kern w:val="0"/>
+          <w:szCs w:val="21"/>
+        </w:rPr>
+        <w:t>SequoiaDB shell version: 1.14</w:t>
       </w:r>
     </w:p>
     <w:p>
@@ -2126,7 +2111,6 @@
           <w:kern w:val="0"/>
           <w:sz w:val="24"/>
           <w:szCs w:val="24"/>
-          <w:lang/>
         </w:rPr>
       </w:pPr>
       <w:r>
@@ -2144,18 +2128,15 @@
           <w:kern w:val="0"/>
           <w:sz w:val="24"/>
           <w:szCs w:val="24"/>
-          <w:lang/>
         </w:rPr>
         <w:t>：如果通过设置为</w:t>
       </w:r>
-      <w:proofErr w:type="spellStart"/>
       <w:r>
         <w:rPr>
           <w:rFonts w:ascii="Times New Roman" w:eastAsia="宋体" w:hAnsi="Times New Roman" w:cs="Times New Roman"/>
           <w:kern w:val="0"/>
           <w:sz w:val="24"/>
           <w:szCs w:val="24"/>
-          <w:lang/>
         </w:rPr>
         <w:t>Y</w:t>
       </w:r>
@@ -2165,7 +2146,6 @@
           <w:kern w:val="0"/>
           <w:sz w:val="24"/>
           <w:szCs w:val="24"/>
-          <w:lang/>
         </w:rPr>
         <w:t>，不通过为</w:t>
       </w:r>
@@ -2175,7 +2155,6 @@
           <w:kern w:val="0"/>
           <w:sz w:val="24"/>
           <w:szCs w:val="24"/>
-          <w:lang/>
         </w:rPr>
         <w:t>N</w:t>
       </w:r>
@@ -2185,7 +2164,6 @@
           <w:kern w:val="0"/>
           <w:sz w:val="24"/>
           <w:szCs w:val="24"/>
-          <w:lang/>
         </w:rPr>
         <w:t>，不涉及为</w:t>
       </w:r>
@@ -2195,7 +2173,6 @@
           <w:kern w:val="0"/>
           <w:sz w:val="24"/>
           <w:szCs w:val="24"/>
-          <w:lang/>
         </w:rPr>
         <w:t>NA</w:t>
       </w:r>
@@ -2205,7 +2182,6 @@
           <w:kern w:val="0"/>
           <w:sz w:val="24"/>
           <w:szCs w:val="24"/>
-          <w:lang/>
         </w:rPr>
         <w:t>，</w:t>
       </w:r>
@@ -2215,7 +2191,6 @@
           <w:kern w:val="0"/>
           <w:sz w:val="24"/>
           <w:szCs w:val="24"/>
-          <w:lang/>
         </w:rPr>
         <w:t>涉及一个版本的时候可以备注，如“</w:t>
       </w:r>
@@ -2226,17 +2201,7 @@
           <w:szCs w:val="21"/>
           <w:lang w:val="zh-CN"/>
         </w:rPr>
-        <w:t>是否验证所有修改版本</w:t>
-      </w:r>
-      <w:proofErr w:type="spellEnd"/>
-      <w:r>
-        <w:rPr>
-          <w:rFonts w:ascii="宋体" w:eastAsia="宋体" w:cs="宋体"/>
-          <w:kern w:val="0"/>
-          <w:szCs w:val="21"/>
-          <w:lang w:val="zh-CN"/>
-        </w:rPr>
-        <w:t>（主干和分支版本）-------------Y</w:t>
+        <w:t>是否验证所有修改版本（主干和分支版本）-------------Y</w:t>
       </w:r>
       <w:r>
         <w:rPr>
@@ -2253,7 +2218,6 @@
           <w:kern w:val="0"/>
           <w:sz w:val="24"/>
           <w:szCs w:val="24"/>
-          <w:lang/>
         </w:rPr>
         <w:t>。</w:t>
       </w:r>
@@ -2262,7 +2226,6 @@
       <w:pPr>
         <w:rPr>
           <w:i/>
-          <w:lang/>
         </w:rPr>
       </w:pPr>
     </w:p>
@@ -2714,19 +2677,11 @@
         </w:rPr>
         <w:t>版本信息：</w:t>
       </w:r>
-      <w:proofErr w:type="spellStart"/>
-      <w:r>
-        <w:rPr>
-          <w:rFonts w:hint="eastAsia"/>
-        </w:rPr>
-        <w:t>SequoiaDB</w:t>
-      </w:r>
-      <w:proofErr w:type="spellEnd"/>
-      <w:r>
-        <w:rPr>
-          <w:rFonts w:hint="eastAsia"/>
-        </w:rPr>
-        <w:t xml:space="preserve"> shell version: 1.12 Release: 17720 </w:t>
+      <w:r>
+        <w:rPr>
+          <w:rFonts w:hint="eastAsia"/>
+        </w:rPr>
+        <w:t xml:space="preserve">SequoiaDB shell version: 1.12 Release: 17720 </w:t>
       </w:r>
     </w:p>
     <w:p>
@@ -2742,33 +2697,11 @@
         </w:rPr>
         <w:t>测试环境：服务器</w:t>
       </w:r>
-      <w:proofErr w:type="spellStart"/>
-      <w:r>
-        <w:rPr>
-          <w:rFonts w:hint="eastAsia"/>
-        </w:rPr>
-        <w:t>linux</w:t>
-      </w:r>
-      <w:proofErr w:type="spellEnd"/>
-      <w:r>
-        <w:rPr>
-          <w:rFonts w:hint="eastAsia"/>
-        </w:rPr>
-        <w:t xml:space="preserve"> </w:t>
-      </w:r>
-      <w:proofErr w:type="spellStart"/>
-      <w:r>
-        <w:rPr>
-          <w:rFonts w:hint="eastAsia"/>
-        </w:rPr>
-        <w:t>ubuntu</w:t>
-      </w:r>
-      <w:proofErr w:type="spellEnd"/>
-      <w:r>
-        <w:rPr>
-          <w:rFonts w:hint="eastAsia"/>
-        </w:rPr>
-        <w:t xml:space="preserve"> + IE7.0</w:t>
+      <w:r>
+        <w:rPr>
+          <w:rFonts w:hint="eastAsia"/>
+        </w:rPr>
+        <w:t>linux ubuntu + IE7.0</w:t>
       </w:r>
     </w:p>
     <w:p>
@@ -2955,14 +2888,12 @@
         </w:rPr>
         <w:t>问题单修改人员</w:t>
       </w:r>
-      <w:proofErr w:type="spellStart"/>
       <w:r>
         <w:rPr>
           <w:rFonts w:hint="eastAsia"/>
         </w:rPr>
         <w:t>CheckList</w:t>
       </w:r>
-      <w:proofErr w:type="spellEnd"/>
     </w:p>
     <w:tbl>
       <w:tblPr>
@@ -3337,19 +3268,11 @@
             <w:tcW w:w="4004" w:type="dxa"/>
           </w:tcPr>
           <w:p>
-            <w:proofErr w:type="spellStart"/>
             <w:r>
               <w:rPr>
                 <w:rFonts w:hint="eastAsia"/>
               </w:rPr>
-              <w:t>sdb</w:t>
-            </w:r>
-            <w:proofErr w:type="spellEnd"/>
-            <w:r>
-              <w:rPr>
-                <w:rFonts w:hint="eastAsia"/>
-              </w:rPr>
-              <w:t xml:space="preserve"> shell</w:t>
+              <w:t>sdb shell</w:t>
             </w:r>
             <w:r>
               <w:rPr>
@@ -3582,19 +3505,11 @@
       </w:r>
     </w:p>
     <w:p>
-      <w:proofErr w:type="spellStart"/>
-      <w:r>
-        <w:rPr>
-          <w:rFonts w:hint="eastAsia"/>
-        </w:rPr>
-        <w:t>sdb</w:t>
-      </w:r>
-      <w:proofErr w:type="spellEnd"/>
-      <w:r>
-        <w:rPr>
-          <w:rFonts w:hint="eastAsia"/>
-        </w:rPr>
-        <w:t xml:space="preserve"> shell</w:t>
+      <w:r>
+        <w:rPr>
+          <w:rFonts w:hint="eastAsia"/>
+        </w:rPr>
+        <w:t>sdb shell</w:t>
       </w:r>
       <w:r>
         <w:rPr>
@@ -3943,7 +3858,7 @@
         <a:sysClr val="windowText" lastClr="000000"/>
       </a:dk1>
       <a:lt1>
-        <a:sysClr val="window" lastClr="CCE8CF"/>
+        <a:sysClr val="window" lastClr="FFFFFF"/>
       </a:lt1>
       <a:dk2>
         <a:srgbClr val="1F497D"/>
